--- a/docs/휴머노이드_데이터셋_구조분석_보고서.docx
+++ b/docs/휴머노이드_데이터셋_구조분석_보고서.docx
@@ -1854,7 +1854,7 @@
           <w:sz w:val="17"/>
           <w:szCs w:val="17"/>
         </w:rPr>
-        <w:t xml:space="preserve">│   ├── observation.images.cam_left_high/chunk-000/    file-000~004.mp4  (5개)</w:t>
+        <w:t xml:space="preserve">│   ├── observation.images.cam_left_high/chunk-000/    file-000 ~ 004.mp4</w:t>
       </w:r>
     </w:p>
     <w:p>
@@ -1868,7 +1868,7 @@
           <w:sz w:val="17"/>
           <w:szCs w:val="17"/>
         </w:rPr>
-        <w:t xml:space="preserve">│   ├── observation.images.cam_right_high/chunk-000/   ...</w:t>
+        <w:t xml:space="preserve">│   ├── observation.images.cam_right_high/chunk-000/   file-000 ~ 005.mp4</w:t>
       </w:r>
     </w:p>
     <w:p>
@@ -1882,7 +1882,7 @@
           <w:sz w:val="17"/>
           <w:szCs w:val="17"/>
         </w:rPr>
-        <w:t xml:space="preserve">│   ├── observation.images.cam_left_wrist/chunk-000/   ...</w:t>
+        <w:t xml:space="preserve">│   ├── observation.images.cam_left_wrist/chunk-000/   file-000 ~ 003.mp4</w:t>
       </w:r>
     </w:p>
     <w:p>
@@ -1896,7 +1896,7 @@
           <w:sz w:val="17"/>
           <w:szCs w:val="17"/>
         </w:rPr>
-        <w:t xml:space="preserve">│   └── observation.images.cam_right_wrist/chunk-000/  ...</w:t>
+        <w:t xml:space="preserve">│   └── observation.images.cam_right_wrist/chunk-000/  file-000 ~ 004.mp4</w:t>
       </w:r>
     </w:p>
     <w:p>
@@ -1924,7 +1924,7 @@
           <w:sz w:val="17"/>
           <w:szCs w:val="17"/>
         </w:rPr>
-        <w:t xml:space="preserve">    ├── info.json        데이터 스펙 (어떤 항목이 몇 차원인지)</w:t>
+        <w:t xml:space="preserve">    ├── info.json        데이터 스펙 (관절 26개 이름, 경로 규칙, fps, 파일 분할 크기)</w:t>
       </w:r>
     </w:p>
     <w:p>
@@ -1952,7 +1952,7 @@
           <w:sz w:val="17"/>
           <w:szCs w:val="17"/>
         </w:rPr>
-        <w:t xml:space="preserve">    ├── stats.json       전체 통계</w:t>
+        <w:t xml:space="preserve">    ├── stats.json       데이터셋 전체 통계</w:t>
       </w:r>
     </w:p>
     <w:p>
@@ -1966,7 +1966,1563 @@
           <w:sz w:val="17"/>
           <w:szCs w:val="17"/>
         </w:rPr>
-        <w:t xml:space="preserve">    └── episodes/        ★ 에피소드 → parquet 행 범위 + mp4 시간 구간 색인</w:t>
+        <w:t xml:space="preserve">    └── episodes/chunk-000/file-000.parquet   ★ 에피소드 201행짜리 색인</w:t>
+      </w:r>
+    </w:p>
+    <w:p>
+      <w:pPr>
+        <w:pStyle w:val="Heading2"/>
+        <w:spacing w:after="110" w:before="240"/>
+      </w:pPr>
+      <w:r>
+        <w:rPr>
+          <w:rFonts w:ascii="Malgun Gothic" w:cs="Malgun Gothic" w:eastAsia="Malgun Gothic" w:hAnsi="Malgun Gothic"/>
+          <w:b/>
+          <w:bCs/>
+          <w:color w:val="2F5496"/>
+          <w:sz w:val="24"/>
+          <w:szCs w:val="24"/>
+        </w:rPr>
+        <w:t xml:space="preserve">2.4 mp4는 몇 개이고, 왜 여러 개인가</w:t>
+      </w:r>
+    </w:p>
+    <w:p>
+      <w:pPr>
+        <w:pBdr>
+          <w:left w:val="single" w:color="2F5496" w:sz="18" w:space="8"/>
+        </w:pBdr>
+        <w:shd w:fill="EAF1FB" w:val="clear"/>
+        <w:spacing w:after="150" w:before="60"/>
+      </w:pPr>
+      <w:r>
+        <w:rPr>
+          <w:rFonts w:ascii="Malgun Gothic" w:cs="Malgun Gothic" w:eastAsia="Malgun Gothic" w:hAnsi="Malgun Gothic"/>
+          <w:b/>
+          <w:bCs/>
+          <w:color w:val="1F3864"/>
+          <w:sz w:val="21"/>
+          <w:szCs w:val="21"/>
+        </w:rPr>
+        <w:t xml:space="preserve">에피소드들이 이어붙지만 500MB를 넘으면 새 파일로 잘린다. 그래서 카메라당 3~7개, 데이터셋당 12~25개의 mp4가 있다.</w:t>
+      </w:r>
+    </w:p>
+    <w:tbl>
+      <w:tblPr>
+        <w:tblW w:type="dxa" w:w="9027"/>
+        <w:tblBorders>
+          <w:top w:val="single" w:color="auto" w:sz="4"/>
+          <w:left w:val="single" w:color="auto" w:sz="4"/>
+          <w:bottom w:val="single" w:color="auto" w:sz="4"/>
+          <w:right w:val="single" w:color="auto" w:sz="4"/>
+          <w:insideH w:val="single" w:color="auto" w:sz="4"/>
+          <w:insideV w:val="single" w:color="auto" w:sz="4"/>
+        </w:tblBorders>
+      </w:tblPr>
+      <w:tblGrid>
+        <w:gridCol w:w="2527"/>
+        <w:gridCol w:w="1264"/>
+        <w:gridCol w:w="1264"/>
+        <w:gridCol w:w="1264"/>
+        <w:gridCol w:w="1264"/>
+        <w:gridCol w:w="1444"/>
+      </w:tblGrid>
+      <w:tr>
+        <w:trPr>
+          <w:tblHeader/>
+        </w:trPr>
+        <w:tc>
+          <w:tcPr>
+            <w:tcW w:type="dxa" w:w="2527"/>
+            <w:shd w:fill="D9E2F3" w:val="clear"/>
+            <w:tcMar>
+              <w:top w:type="dxa" w:w="55"/>
+              <w:left w:type="dxa" w:w="100"/>
+              <w:bottom w:type="dxa" w:w="55"/>
+              <w:right w:type="dxa" w:w="100"/>
+            </w:tcMar>
+          </w:tcPr>
+          <w:p>
+            <w:pPr>
+              <w:spacing w:after="0"/>
+              <w:jc w:val="left"/>
+            </w:pPr>
+            <w:r>
+              <w:rPr>
+                <w:rFonts w:ascii="Malgun Gothic" w:cs="Malgun Gothic" w:eastAsia="Malgun Gothic" w:hAnsi="Malgun Gothic"/>
+                <w:b/>
+                <w:bCs/>
+                <w:sz w:val="18"/>
+                <w:szCs w:val="18"/>
+              </w:rPr>
+              <w:t xml:space="preserve">데이터셋</w:t>
+            </w:r>
+          </w:p>
+        </w:tc>
+        <w:tc>
+          <w:tcPr>
+            <w:tcW w:type="dxa" w:w="1264"/>
+            <w:shd w:fill="D9E2F3" w:val="clear"/>
+            <w:tcMar>
+              <w:top w:type="dxa" w:w="55"/>
+              <w:left w:type="dxa" w:w="100"/>
+              <w:bottom w:type="dxa" w:w="55"/>
+              <w:right w:type="dxa" w:w="100"/>
+            </w:tcMar>
+          </w:tcPr>
+          <w:p>
+            <w:pPr>
+              <w:spacing w:after="0"/>
+              <w:jc w:val="left"/>
+            </w:pPr>
+            <w:r>
+              <w:rPr>
+                <w:rFonts w:ascii="Malgun Gothic" w:cs="Malgun Gothic" w:eastAsia="Malgun Gothic" w:hAnsi="Malgun Gothic"/>
+                <w:b/>
+                <w:bCs/>
+                <w:sz w:val="18"/>
+                <w:szCs w:val="18"/>
+              </w:rPr>
+              <w:t xml:space="preserve">머리 좌</w:t>
+            </w:r>
+          </w:p>
+        </w:tc>
+        <w:tc>
+          <w:tcPr>
+            <w:tcW w:type="dxa" w:w="1264"/>
+            <w:shd w:fill="D9E2F3" w:val="clear"/>
+            <w:tcMar>
+              <w:top w:type="dxa" w:w="55"/>
+              <w:left w:type="dxa" w:w="100"/>
+              <w:bottom w:type="dxa" w:w="55"/>
+              <w:right w:type="dxa" w:w="100"/>
+            </w:tcMar>
+          </w:tcPr>
+          <w:p>
+            <w:pPr>
+              <w:spacing w:after="0"/>
+              <w:jc w:val="left"/>
+            </w:pPr>
+            <w:r>
+              <w:rPr>
+                <w:rFonts w:ascii="Malgun Gothic" w:cs="Malgun Gothic" w:eastAsia="Malgun Gothic" w:hAnsi="Malgun Gothic"/>
+                <w:b/>
+                <w:bCs/>
+                <w:sz w:val="18"/>
+                <w:szCs w:val="18"/>
+              </w:rPr>
+              <w:t xml:space="preserve">머리 우</w:t>
+            </w:r>
+          </w:p>
+        </w:tc>
+        <w:tc>
+          <w:tcPr>
+            <w:tcW w:type="dxa" w:w="1264"/>
+            <w:shd w:fill="D9E2F3" w:val="clear"/>
+            <w:tcMar>
+              <w:top w:type="dxa" w:w="55"/>
+              <w:left w:type="dxa" w:w="100"/>
+              <w:bottom w:type="dxa" w:w="55"/>
+              <w:right w:type="dxa" w:w="100"/>
+            </w:tcMar>
+          </w:tcPr>
+          <w:p>
+            <w:pPr>
+              <w:spacing w:after="0"/>
+              <w:jc w:val="left"/>
+            </w:pPr>
+            <w:r>
+              <w:rPr>
+                <w:rFonts w:ascii="Malgun Gothic" w:cs="Malgun Gothic" w:eastAsia="Malgun Gothic" w:hAnsi="Malgun Gothic"/>
+                <w:b/>
+                <w:bCs/>
+                <w:sz w:val="18"/>
+                <w:szCs w:val="18"/>
+              </w:rPr>
+              <w:t xml:space="preserve">손목 좌</w:t>
+            </w:r>
+          </w:p>
+        </w:tc>
+        <w:tc>
+          <w:tcPr>
+            <w:tcW w:type="dxa" w:w="1264"/>
+            <w:shd w:fill="D9E2F3" w:val="clear"/>
+            <w:tcMar>
+              <w:top w:type="dxa" w:w="55"/>
+              <w:left w:type="dxa" w:w="100"/>
+              <w:bottom w:type="dxa" w:w="55"/>
+              <w:right w:type="dxa" w:w="100"/>
+            </w:tcMar>
+          </w:tcPr>
+          <w:p>
+            <w:pPr>
+              <w:spacing w:after="0"/>
+              <w:jc w:val="left"/>
+            </w:pPr>
+            <w:r>
+              <w:rPr>
+                <w:rFonts w:ascii="Malgun Gothic" w:cs="Malgun Gothic" w:eastAsia="Malgun Gothic" w:hAnsi="Malgun Gothic"/>
+                <w:b/>
+                <w:bCs/>
+                <w:sz w:val="18"/>
+                <w:szCs w:val="18"/>
+              </w:rPr>
+              <w:t xml:space="preserve">손목 우</w:t>
+            </w:r>
+          </w:p>
+        </w:tc>
+        <w:tc>
+          <w:tcPr>
+            <w:tcW w:type="dxa" w:w="1444"/>
+            <w:shd w:fill="D9E2F3" w:val="clear"/>
+            <w:tcMar>
+              <w:top w:type="dxa" w:w="55"/>
+              <w:left w:type="dxa" w:w="100"/>
+              <w:bottom w:type="dxa" w:w="55"/>
+              <w:right w:type="dxa" w:w="100"/>
+            </w:tcMar>
+          </w:tcPr>
+          <w:p>
+            <w:pPr>
+              <w:spacing w:after="0"/>
+              <w:jc w:val="left"/>
+            </w:pPr>
+            <w:r>
+              <w:rPr>
+                <w:rFonts w:ascii="Malgun Gothic" w:cs="Malgun Gothic" w:eastAsia="Malgun Gothic" w:hAnsi="Malgun Gothic"/>
+                <w:b/>
+                <w:bCs/>
+                <w:sz w:val="18"/>
+                <w:szCs w:val="18"/>
+              </w:rPr>
+              <w:t xml:space="preserve">합계</w:t>
+            </w:r>
+          </w:p>
+        </w:tc>
+      </w:tr>
+      <w:tr>
+        <w:tc>
+          <w:tcPr>
+            <w:tcW w:type="dxa" w:w="2527"/>
+            <w:tcMar>
+              <w:top w:type="dxa" w:w="55"/>
+              <w:left w:type="dxa" w:w="100"/>
+              <w:bottom w:type="dxa" w:w="55"/>
+              <w:right w:type="dxa" w:w="100"/>
+            </w:tcMar>
+          </w:tcPr>
+          <w:p>
+            <w:pPr>
+              <w:spacing w:after="0"/>
+              <w:jc w:val="left"/>
+            </w:pPr>
+            <w:r>
+              <w:rPr>
+                <w:rFonts w:ascii="Malgun Gothic" w:cs="Malgun Gothic" w:eastAsia="Malgun Gothic" w:hAnsi="Malgun Gothic"/>
+                <w:b/>
+                <w:bCs/>
+                <w:sz w:val="18"/>
+                <w:szCs w:val="18"/>
+              </w:rPr>
+              <w:t xml:space="preserve">GraspOreo</w:t>
+            </w:r>
+          </w:p>
+        </w:tc>
+        <w:tc>
+          <w:tcPr>
+            <w:tcW w:type="dxa" w:w="1264"/>
+            <w:tcMar>
+              <w:top w:type="dxa" w:w="55"/>
+              <w:left w:type="dxa" w:w="100"/>
+              <w:bottom w:type="dxa" w:w="55"/>
+              <w:right w:type="dxa" w:w="100"/>
+            </w:tcMar>
+          </w:tcPr>
+          <w:p>
+            <w:pPr>
+              <w:spacing w:after="0"/>
+              <w:jc w:val="left"/>
+            </w:pPr>
+            <w:r>
+              <w:rPr>
+                <w:rFonts w:ascii="Malgun Gothic" w:cs="Malgun Gothic" w:eastAsia="Malgun Gothic" w:hAnsi="Malgun Gothic"/>
+                <w:b w:val="false"/>
+                <w:bCs w:val="false"/>
+                <w:sz w:val="18"/>
+                <w:szCs w:val="18"/>
+              </w:rPr>
+              <w:t xml:space="preserve">5</w:t>
+            </w:r>
+          </w:p>
+        </w:tc>
+        <w:tc>
+          <w:tcPr>
+            <w:tcW w:type="dxa" w:w="1264"/>
+            <w:tcMar>
+              <w:top w:type="dxa" w:w="55"/>
+              <w:left w:type="dxa" w:w="100"/>
+              <w:bottom w:type="dxa" w:w="55"/>
+              <w:right w:type="dxa" w:w="100"/>
+            </w:tcMar>
+          </w:tcPr>
+          <w:p>
+            <w:pPr>
+              <w:spacing w:after="0"/>
+              <w:jc w:val="left"/>
+            </w:pPr>
+            <w:r>
+              <w:rPr>
+                <w:rFonts w:ascii="Malgun Gothic" w:cs="Malgun Gothic" w:eastAsia="Malgun Gothic" w:hAnsi="Malgun Gothic"/>
+                <w:b w:val="false"/>
+                <w:bCs w:val="false"/>
+                <w:sz w:val="18"/>
+                <w:szCs w:val="18"/>
+              </w:rPr>
+              <w:t xml:space="preserve">6</w:t>
+            </w:r>
+          </w:p>
+        </w:tc>
+        <w:tc>
+          <w:tcPr>
+            <w:tcW w:type="dxa" w:w="1264"/>
+            <w:tcMar>
+              <w:top w:type="dxa" w:w="55"/>
+              <w:left w:type="dxa" w:w="100"/>
+              <w:bottom w:type="dxa" w:w="55"/>
+              <w:right w:type="dxa" w:w="100"/>
+            </w:tcMar>
+          </w:tcPr>
+          <w:p>
+            <w:pPr>
+              <w:spacing w:after="0"/>
+              <w:jc w:val="left"/>
+            </w:pPr>
+            <w:r>
+              <w:rPr>
+                <w:rFonts w:ascii="Malgun Gothic" w:cs="Malgun Gothic" w:eastAsia="Malgun Gothic" w:hAnsi="Malgun Gothic"/>
+                <w:b w:val="false"/>
+                <w:bCs w:val="false"/>
+                <w:sz w:val="18"/>
+                <w:szCs w:val="18"/>
+              </w:rPr>
+              <w:t xml:space="preserve">4</w:t>
+            </w:r>
+          </w:p>
+        </w:tc>
+        <w:tc>
+          <w:tcPr>
+            <w:tcW w:type="dxa" w:w="1264"/>
+            <w:tcMar>
+              <w:top w:type="dxa" w:w="55"/>
+              <w:left w:type="dxa" w:w="100"/>
+              <w:bottom w:type="dxa" w:w="55"/>
+              <w:right w:type="dxa" w:w="100"/>
+            </w:tcMar>
+          </w:tcPr>
+          <w:p>
+            <w:pPr>
+              <w:spacing w:after="0"/>
+              <w:jc w:val="left"/>
+            </w:pPr>
+            <w:r>
+              <w:rPr>
+                <w:rFonts w:ascii="Malgun Gothic" w:cs="Malgun Gothic" w:eastAsia="Malgun Gothic" w:hAnsi="Malgun Gothic"/>
+                <w:b w:val="false"/>
+                <w:bCs w:val="false"/>
+                <w:sz w:val="18"/>
+                <w:szCs w:val="18"/>
+              </w:rPr>
+              <w:t xml:space="preserve">5</w:t>
+            </w:r>
+          </w:p>
+        </w:tc>
+        <w:tc>
+          <w:tcPr>
+            <w:tcW w:type="dxa" w:w="1444"/>
+            <w:tcMar>
+              <w:top w:type="dxa" w:w="55"/>
+              <w:left w:type="dxa" w:w="100"/>
+              <w:bottom w:type="dxa" w:w="55"/>
+              <w:right w:type="dxa" w:w="100"/>
+            </w:tcMar>
+          </w:tcPr>
+          <w:p>
+            <w:pPr>
+              <w:spacing w:after="0"/>
+              <w:jc w:val="left"/>
+            </w:pPr>
+            <w:r>
+              <w:rPr>
+                <w:rFonts w:ascii="Malgun Gothic" w:cs="Malgun Gothic" w:eastAsia="Malgun Gothic" w:hAnsi="Malgun Gothic"/>
+                <w:b w:val="false"/>
+                <w:bCs w:val="false"/>
+                <w:sz w:val="18"/>
+                <w:szCs w:val="18"/>
+              </w:rPr>
+              <w:t xml:space="preserve">20</w:t>
+            </w:r>
+          </w:p>
+        </w:tc>
+      </w:tr>
+      <w:tr>
+        <w:tc>
+          <w:tcPr>
+            <w:tcW w:type="dxa" w:w="2527"/>
+            <w:tcMar>
+              <w:top w:type="dxa" w:w="55"/>
+              <w:left w:type="dxa" w:w="100"/>
+              <w:bottom w:type="dxa" w:w="55"/>
+              <w:right w:type="dxa" w:w="100"/>
+            </w:tcMar>
+          </w:tcPr>
+          <w:p>
+            <w:pPr>
+              <w:spacing w:after="0"/>
+              <w:jc w:val="left"/>
+            </w:pPr>
+            <w:r>
+              <w:rPr>
+                <w:rFonts w:ascii="Malgun Gothic" w:cs="Malgun Gothic" w:eastAsia="Malgun Gothic" w:hAnsi="Malgun Gothic"/>
+                <w:b/>
+                <w:bCs/>
+                <w:sz w:val="18"/>
+                <w:szCs w:val="18"/>
+              </w:rPr>
+              <w:t xml:space="preserve">GraspRubiksCube</w:t>
+            </w:r>
+          </w:p>
+        </w:tc>
+        <w:tc>
+          <w:tcPr>
+            <w:tcW w:type="dxa" w:w="1264"/>
+            <w:tcMar>
+              <w:top w:type="dxa" w:w="55"/>
+              <w:left w:type="dxa" w:w="100"/>
+              <w:bottom w:type="dxa" w:w="55"/>
+              <w:right w:type="dxa" w:w="100"/>
+            </w:tcMar>
+          </w:tcPr>
+          <w:p>
+            <w:pPr>
+              <w:spacing w:after="0"/>
+              <w:jc w:val="left"/>
+            </w:pPr>
+            <w:r>
+              <w:rPr>
+                <w:rFonts w:ascii="Malgun Gothic" w:cs="Malgun Gothic" w:eastAsia="Malgun Gothic" w:hAnsi="Malgun Gothic"/>
+                <w:b w:val="false"/>
+                <w:bCs w:val="false"/>
+                <w:sz w:val="18"/>
+                <w:szCs w:val="18"/>
+              </w:rPr>
+              <w:t xml:space="preserve">4</w:t>
+            </w:r>
+          </w:p>
+        </w:tc>
+        <w:tc>
+          <w:tcPr>
+            <w:tcW w:type="dxa" w:w="1264"/>
+            <w:tcMar>
+              <w:top w:type="dxa" w:w="55"/>
+              <w:left w:type="dxa" w:w="100"/>
+              <w:bottom w:type="dxa" w:w="55"/>
+              <w:right w:type="dxa" w:w="100"/>
+            </w:tcMar>
+          </w:tcPr>
+          <w:p>
+            <w:pPr>
+              <w:spacing w:after="0"/>
+              <w:jc w:val="left"/>
+            </w:pPr>
+            <w:r>
+              <w:rPr>
+                <w:rFonts w:ascii="Malgun Gothic" w:cs="Malgun Gothic" w:eastAsia="Malgun Gothic" w:hAnsi="Malgun Gothic"/>
+                <w:b w:val="false"/>
+                <w:bCs w:val="false"/>
+                <w:sz w:val="18"/>
+                <w:szCs w:val="18"/>
+              </w:rPr>
+              <w:t xml:space="preserve">5</w:t>
+            </w:r>
+          </w:p>
+        </w:tc>
+        <w:tc>
+          <w:tcPr>
+            <w:tcW w:type="dxa" w:w="1264"/>
+            <w:tcMar>
+              <w:top w:type="dxa" w:w="55"/>
+              <w:left w:type="dxa" w:w="100"/>
+              <w:bottom w:type="dxa" w:w="55"/>
+              <w:right w:type="dxa" w:w="100"/>
+            </w:tcMar>
+          </w:tcPr>
+          <w:p>
+            <w:pPr>
+              <w:spacing w:after="0"/>
+              <w:jc w:val="left"/>
+            </w:pPr>
+            <w:r>
+              <w:rPr>
+                <w:rFonts w:ascii="Malgun Gothic" w:cs="Malgun Gothic" w:eastAsia="Malgun Gothic" w:hAnsi="Malgun Gothic"/>
+                <w:b w:val="false"/>
+                <w:bCs w:val="false"/>
+                <w:sz w:val="18"/>
+                <w:szCs w:val="18"/>
+              </w:rPr>
+              <w:t xml:space="preserve">4</w:t>
+            </w:r>
+          </w:p>
+        </w:tc>
+        <w:tc>
+          <w:tcPr>
+            <w:tcW w:type="dxa" w:w="1264"/>
+            <w:tcMar>
+              <w:top w:type="dxa" w:w="55"/>
+              <w:left w:type="dxa" w:w="100"/>
+              <w:bottom w:type="dxa" w:w="55"/>
+              <w:right w:type="dxa" w:w="100"/>
+            </w:tcMar>
+          </w:tcPr>
+          <w:p>
+            <w:pPr>
+              <w:spacing w:after="0"/>
+              <w:jc w:val="left"/>
+            </w:pPr>
+            <w:r>
+              <w:rPr>
+                <w:rFonts w:ascii="Malgun Gothic" w:cs="Malgun Gothic" w:eastAsia="Malgun Gothic" w:hAnsi="Malgun Gothic"/>
+                <w:b w:val="false"/>
+                <w:bCs w:val="false"/>
+                <w:sz w:val="18"/>
+                <w:szCs w:val="18"/>
+              </w:rPr>
+              <w:t xml:space="preserve">4</w:t>
+            </w:r>
+          </w:p>
+        </w:tc>
+        <w:tc>
+          <w:tcPr>
+            <w:tcW w:type="dxa" w:w="1444"/>
+            <w:tcMar>
+              <w:top w:type="dxa" w:w="55"/>
+              <w:left w:type="dxa" w:w="100"/>
+              <w:bottom w:type="dxa" w:w="55"/>
+              <w:right w:type="dxa" w:w="100"/>
+            </w:tcMar>
+          </w:tcPr>
+          <w:p>
+            <w:pPr>
+              <w:spacing w:after="0"/>
+              <w:jc w:val="left"/>
+            </w:pPr>
+            <w:r>
+              <w:rPr>
+                <w:rFonts w:ascii="Malgun Gothic" w:cs="Malgun Gothic" w:eastAsia="Malgun Gothic" w:hAnsi="Malgun Gothic"/>
+                <w:b w:val="false"/>
+                <w:bCs w:val="false"/>
+                <w:sz w:val="18"/>
+                <w:szCs w:val="18"/>
+              </w:rPr>
+              <w:t xml:space="preserve">17</w:t>
+            </w:r>
+          </w:p>
+        </w:tc>
+      </w:tr>
+      <w:tr>
+        <w:tc>
+          <w:tcPr>
+            <w:tcW w:type="dxa" w:w="2527"/>
+            <w:tcMar>
+              <w:top w:type="dxa" w:w="55"/>
+              <w:left w:type="dxa" w:w="100"/>
+              <w:bottom w:type="dxa" w:w="55"/>
+              <w:right w:type="dxa" w:w="100"/>
+            </w:tcMar>
+          </w:tcPr>
+          <w:p>
+            <w:pPr>
+              <w:spacing w:after="0"/>
+              <w:jc w:val="left"/>
+            </w:pPr>
+            <w:r>
+              <w:rPr>
+                <w:rFonts w:ascii="Malgun Gothic" w:cs="Malgun Gothic" w:eastAsia="Malgun Gothic" w:hAnsi="Malgun Gothic"/>
+                <w:b/>
+                <w:bCs/>
+                <w:sz w:val="18"/>
+                <w:szCs w:val="18"/>
+              </w:rPr>
+              <w:t xml:space="preserve">PickApple</w:t>
+            </w:r>
+          </w:p>
+        </w:tc>
+        <w:tc>
+          <w:tcPr>
+            <w:tcW w:type="dxa" w:w="1264"/>
+            <w:tcMar>
+              <w:top w:type="dxa" w:w="55"/>
+              <w:left w:type="dxa" w:w="100"/>
+              <w:bottom w:type="dxa" w:w="55"/>
+              <w:right w:type="dxa" w:w="100"/>
+            </w:tcMar>
+          </w:tcPr>
+          <w:p>
+            <w:pPr>
+              <w:spacing w:after="0"/>
+              <w:jc w:val="left"/>
+            </w:pPr>
+            <w:r>
+              <w:rPr>
+                <w:rFonts w:ascii="Malgun Gothic" w:cs="Malgun Gothic" w:eastAsia="Malgun Gothic" w:hAnsi="Malgun Gothic"/>
+                <w:b w:val="false"/>
+                <w:bCs w:val="false"/>
+                <w:sz w:val="18"/>
+                <w:szCs w:val="18"/>
+              </w:rPr>
+              <w:t xml:space="preserve">3</w:t>
+            </w:r>
+          </w:p>
+        </w:tc>
+        <w:tc>
+          <w:tcPr>
+            <w:tcW w:type="dxa" w:w="1264"/>
+            <w:tcMar>
+              <w:top w:type="dxa" w:w="55"/>
+              <w:left w:type="dxa" w:w="100"/>
+              <w:bottom w:type="dxa" w:w="55"/>
+              <w:right w:type="dxa" w:w="100"/>
+            </w:tcMar>
+          </w:tcPr>
+          <w:p>
+            <w:pPr>
+              <w:spacing w:after="0"/>
+              <w:jc w:val="left"/>
+            </w:pPr>
+            <w:r>
+              <w:rPr>
+                <w:rFonts w:ascii="Malgun Gothic" w:cs="Malgun Gothic" w:eastAsia="Malgun Gothic" w:hAnsi="Malgun Gothic"/>
+                <w:b w:val="false"/>
+                <w:bCs w:val="false"/>
+                <w:sz w:val="18"/>
+                <w:szCs w:val="18"/>
+              </w:rPr>
+              <w:t xml:space="preserve">3</w:t>
+            </w:r>
+          </w:p>
+        </w:tc>
+        <w:tc>
+          <w:tcPr>
+            <w:tcW w:type="dxa" w:w="1264"/>
+            <w:tcMar>
+              <w:top w:type="dxa" w:w="55"/>
+              <w:left w:type="dxa" w:w="100"/>
+              <w:bottom w:type="dxa" w:w="55"/>
+              <w:right w:type="dxa" w:w="100"/>
+            </w:tcMar>
+          </w:tcPr>
+          <w:p>
+            <w:pPr>
+              <w:spacing w:after="0"/>
+              <w:jc w:val="left"/>
+            </w:pPr>
+            <w:r>
+              <w:rPr>
+                <w:rFonts w:ascii="Malgun Gothic" w:cs="Malgun Gothic" w:eastAsia="Malgun Gothic" w:hAnsi="Malgun Gothic"/>
+                <w:b w:val="false"/>
+                <w:bCs w:val="false"/>
+                <w:sz w:val="18"/>
+                <w:szCs w:val="18"/>
+              </w:rPr>
+              <w:t xml:space="preserve">3</w:t>
+            </w:r>
+          </w:p>
+        </w:tc>
+        <w:tc>
+          <w:tcPr>
+            <w:tcW w:type="dxa" w:w="1264"/>
+            <w:tcMar>
+              <w:top w:type="dxa" w:w="55"/>
+              <w:left w:type="dxa" w:w="100"/>
+              <w:bottom w:type="dxa" w:w="55"/>
+              <w:right w:type="dxa" w:w="100"/>
+            </w:tcMar>
+          </w:tcPr>
+          <w:p>
+            <w:pPr>
+              <w:spacing w:after="0"/>
+              <w:jc w:val="left"/>
+            </w:pPr>
+            <w:r>
+              <w:rPr>
+                <w:rFonts w:ascii="Malgun Gothic" w:cs="Malgun Gothic" w:eastAsia="Malgun Gothic" w:hAnsi="Malgun Gothic"/>
+                <w:b w:val="false"/>
+                <w:bCs w:val="false"/>
+                <w:sz w:val="18"/>
+                <w:szCs w:val="18"/>
+              </w:rPr>
+              <w:t xml:space="preserve">3</w:t>
+            </w:r>
+          </w:p>
+        </w:tc>
+        <w:tc>
+          <w:tcPr>
+            <w:tcW w:type="dxa" w:w="1444"/>
+            <w:tcMar>
+              <w:top w:type="dxa" w:w="55"/>
+              <w:left w:type="dxa" w:w="100"/>
+              <w:bottom w:type="dxa" w:w="55"/>
+              <w:right w:type="dxa" w:w="100"/>
+            </w:tcMar>
+          </w:tcPr>
+          <w:p>
+            <w:pPr>
+              <w:spacing w:after="0"/>
+              <w:jc w:val="left"/>
+            </w:pPr>
+            <w:r>
+              <w:rPr>
+                <w:rFonts w:ascii="Malgun Gothic" w:cs="Malgun Gothic" w:eastAsia="Malgun Gothic" w:hAnsi="Malgun Gothic"/>
+                <w:b w:val="false"/>
+                <w:bCs w:val="false"/>
+                <w:sz w:val="18"/>
+                <w:szCs w:val="18"/>
+              </w:rPr>
+              <w:t xml:space="preserve">12</w:t>
+            </w:r>
+          </w:p>
+        </w:tc>
+      </w:tr>
+      <w:tr>
+        <w:tc>
+          <w:tcPr>
+            <w:tcW w:type="dxa" w:w="2527"/>
+            <w:tcMar>
+              <w:top w:type="dxa" w:w="55"/>
+              <w:left w:type="dxa" w:w="100"/>
+              <w:bottom w:type="dxa" w:w="55"/>
+              <w:right w:type="dxa" w:w="100"/>
+            </w:tcMar>
+          </w:tcPr>
+          <w:p>
+            <w:pPr>
+              <w:spacing w:after="0"/>
+              <w:jc w:val="left"/>
+            </w:pPr>
+            <w:r>
+              <w:rPr>
+                <w:rFonts w:ascii="Malgun Gothic" w:cs="Malgun Gothic" w:eastAsia="Malgun Gothic" w:hAnsi="Malgun Gothic"/>
+                <w:b/>
+                <w:bCs/>
+                <w:sz w:val="18"/>
+                <w:szCs w:val="18"/>
+              </w:rPr>
+              <w:t xml:space="preserve">PickCharger</w:t>
+            </w:r>
+          </w:p>
+        </w:tc>
+        <w:tc>
+          <w:tcPr>
+            <w:tcW w:type="dxa" w:w="1264"/>
+            <w:tcMar>
+              <w:top w:type="dxa" w:w="55"/>
+              <w:left w:type="dxa" w:w="100"/>
+              <w:bottom w:type="dxa" w:w="55"/>
+              <w:right w:type="dxa" w:w="100"/>
+            </w:tcMar>
+          </w:tcPr>
+          <w:p>
+            <w:pPr>
+              <w:spacing w:after="0"/>
+              <w:jc w:val="left"/>
+            </w:pPr>
+            <w:r>
+              <w:rPr>
+                <w:rFonts w:ascii="Malgun Gothic" w:cs="Malgun Gothic" w:eastAsia="Malgun Gothic" w:hAnsi="Malgun Gothic"/>
+                <w:b w:val="false"/>
+                <w:bCs w:val="false"/>
+                <w:sz w:val="18"/>
+                <w:szCs w:val="18"/>
+              </w:rPr>
+              <w:t xml:space="preserve">4</w:t>
+            </w:r>
+          </w:p>
+        </w:tc>
+        <w:tc>
+          <w:tcPr>
+            <w:tcW w:type="dxa" w:w="1264"/>
+            <w:tcMar>
+              <w:top w:type="dxa" w:w="55"/>
+              <w:left w:type="dxa" w:w="100"/>
+              <w:bottom w:type="dxa" w:w="55"/>
+              <w:right w:type="dxa" w:w="100"/>
+            </w:tcMar>
+          </w:tcPr>
+          <w:p>
+            <w:pPr>
+              <w:spacing w:after="0"/>
+              <w:jc w:val="left"/>
+            </w:pPr>
+            <w:r>
+              <w:rPr>
+                <w:rFonts w:ascii="Malgun Gothic" w:cs="Malgun Gothic" w:eastAsia="Malgun Gothic" w:hAnsi="Malgun Gothic"/>
+                <w:b w:val="false"/>
+                <w:bCs w:val="false"/>
+                <w:sz w:val="18"/>
+                <w:szCs w:val="18"/>
+              </w:rPr>
+              <w:t xml:space="preserve">4</w:t>
+            </w:r>
+          </w:p>
+        </w:tc>
+        <w:tc>
+          <w:tcPr>
+            <w:tcW w:type="dxa" w:w="1264"/>
+            <w:tcMar>
+              <w:top w:type="dxa" w:w="55"/>
+              <w:left w:type="dxa" w:w="100"/>
+              <w:bottom w:type="dxa" w:w="55"/>
+              <w:right w:type="dxa" w:w="100"/>
+            </w:tcMar>
+          </w:tcPr>
+          <w:p>
+            <w:pPr>
+              <w:spacing w:after="0"/>
+              <w:jc w:val="left"/>
+            </w:pPr>
+            <w:r>
+              <w:rPr>
+                <w:rFonts w:ascii="Malgun Gothic" w:cs="Malgun Gothic" w:eastAsia="Malgun Gothic" w:hAnsi="Malgun Gothic"/>
+                <w:b w:val="false"/>
+                <w:bCs w:val="false"/>
+                <w:sz w:val="18"/>
+                <w:szCs w:val="18"/>
+              </w:rPr>
+              <w:t xml:space="preserve">4</w:t>
+            </w:r>
+          </w:p>
+        </w:tc>
+        <w:tc>
+          <w:tcPr>
+            <w:tcW w:type="dxa" w:w="1264"/>
+            <w:tcMar>
+              <w:top w:type="dxa" w:w="55"/>
+              <w:left w:type="dxa" w:w="100"/>
+              <w:bottom w:type="dxa" w:w="55"/>
+              <w:right w:type="dxa" w:w="100"/>
+            </w:tcMar>
+          </w:tcPr>
+          <w:p>
+            <w:pPr>
+              <w:spacing w:after="0"/>
+              <w:jc w:val="left"/>
+            </w:pPr>
+            <w:r>
+              <w:rPr>
+                <w:rFonts w:ascii="Malgun Gothic" w:cs="Malgun Gothic" w:eastAsia="Malgun Gothic" w:hAnsi="Malgun Gothic"/>
+                <w:b w:val="false"/>
+                <w:bCs w:val="false"/>
+                <w:sz w:val="18"/>
+                <w:szCs w:val="18"/>
+              </w:rPr>
+              <w:t xml:space="preserve">3</w:t>
+            </w:r>
+          </w:p>
+        </w:tc>
+        <w:tc>
+          <w:tcPr>
+            <w:tcW w:type="dxa" w:w="1444"/>
+            <w:tcMar>
+              <w:top w:type="dxa" w:w="55"/>
+              <w:left w:type="dxa" w:w="100"/>
+              <w:bottom w:type="dxa" w:w="55"/>
+              <w:right w:type="dxa" w:w="100"/>
+            </w:tcMar>
+          </w:tcPr>
+          <w:p>
+            <w:pPr>
+              <w:spacing w:after="0"/>
+              <w:jc w:val="left"/>
+            </w:pPr>
+            <w:r>
+              <w:rPr>
+                <w:rFonts w:ascii="Malgun Gothic" w:cs="Malgun Gothic" w:eastAsia="Malgun Gothic" w:hAnsi="Malgun Gothic"/>
+                <w:b w:val="false"/>
+                <w:bCs w:val="false"/>
+                <w:sz w:val="18"/>
+                <w:szCs w:val="18"/>
+              </w:rPr>
+              <w:t xml:space="preserve">15</w:t>
+            </w:r>
+          </w:p>
+        </w:tc>
+      </w:tr>
+      <w:tr>
+        <w:tc>
+          <w:tcPr>
+            <w:tcW w:type="dxa" w:w="2527"/>
+            <w:tcMar>
+              <w:top w:type="dxa" w:w="55"/>
+              <w:left w:type="dxa" w:w="100"/>
+              <w:bottom w:type="dxa" w:w="55"/>
+              <w:right w:type="dxa" w:w="100"/>
+            </w:tcMar>
+          </w:tcPr>
+          <w:p>
+            <w:pPr>
+              <w:spacing w:after="0"/>
+              <w:jc w:val="left"/>
+            </w:pPr>
+            <w:r>
+              <w:rPr>
+                <w:rFonts w:ascii="Malgun Gothic" w:cs="Malgun Gothic" w:eastAsia="Malgun Gothic" w:hAnsi="Malgun Gothic"/>
+                <w:b/>
+                <w:bCs/>
+                <w:sz w:val="18"/>
+                <w:szCs w:val="18"/>
+              </w:rPr>
+              <w:t xml:space="preserve">PickDoll</w:t>
+            </w:r>
+          </w:p>
+        </w:tc>
+        <w:tc>
+          <w:tcPr>
+            <w:tcW w:type="dxa" w:w="1264"/>
+            <w:tcMar>
+              <w:top w:type="dxa" w:w="55"/>
+              <w:left w:type="dxa" w:w="100"/>
+              <w:bottom w:type="dxa" w:w="55"/>
+              <w:right w:type="dxa" w:w="100"/>
+            </w:tcMar>
+          </w:tcPr>
+          <w:p>
+            <w:pPr>
+              <w:spacing w:after="0"/>
+              <w:jc w:val="left"/>
+            </w:pPr>
+            <w:r>
+              <w:rPr>
+                <w:rFonts w:ascii="Malgun Gothic" w:cs="Malgun Gothic" w:eastAsia="Malgun Gothic" w:hAnsi="Malgun Gothic"/>
+                <w:b w:val="false"/>
+                <w:bCs w:val="false"/>
+                <w:sz w:val="18"/>
+                <w:szCs w:val="18"/>
+              </w:rPr>
+              <w:t xml:space="preserve">7</w:t>
+            </w:r>
+          </w:p>
+        </w:tc>
+        <w:tc>
+          <w:tcPr>
+            <w:tcW w:type="dxa" w:w="1264"/>
+            <w:tcMar>
+              <w:top w:type="dxa" w:w="55"/>
+              <w:left w:type="dxa" w:w="100"/>
+              <w:bottom w:type="dxa" w:w="55"/>
+              <w:right w:type="dxa" w:w="100"/>
+            </w:tcMar>
+          </w:tcPr>
+          <w:p>
+            <w:pPr>
+              <w:spacing w:after="0"/>
+              <w:jc w:val="left"/>
+            </w:pPr>
+            <w:r>
+              <w:rPr>
+                <w:rFonts w:ascii="Malgun Gothic" w:cs="Malgun Gothic" w:eastAsia="Malgun Gothic" w:hAnsi="Malgun Gothic"/>
+                <w:b w:val="false"/>
+                <w:bCs w:val="false"/>
+                <w:sz w:val="18"/>
+                <w:szCs w:val="18"/>
+              </w:rPr>
+              <w:t xml:space="preserve">7</w:t>
+            </w:r>
+          </w:p>
+        </w:tc>
+        <w:tc>
+          <w:tcPr>
+            <w:tcW w:type="dxa" w:w="1264"/>
+            <w:tcMar>
+              <w:top w:type="dxa" w:w="55"/>
+              <w:left w:type="dxa" w:w="100"/>
+              <w:bottom w:type="dxa" w:w="55"/>
+              <w:right w:type="dxa" w:w="100"/>
+            </w:tcMar>
+          </w:tcPr>
+          <w:p>
+            <w:pPr>
+              <w:spacing w:after="0"/>
+              <w:jc w:val="left"/>
+            </w:pPr>
+            <w:r>
+              <w:rPr>
+                <w:rFonts w:ascii="Malgun Gothic" w:cs="Malgun Gothic" w:eastAsia="Malgun Gothic" w:hAnsi="Malgun Gothic"/>
+                <w:b w:val="false"/>
+                <w:bCs w:val="false"/>
+                <w:sz w:val="18"/>
+                <w:szCs w:val="18"/>
+              </w:rPr>
+              <w:t xml:space="preserve">6</w:t>
+            </w:r>
+          </w:p>
+        </w:tc>
+        <w:tc>
+          <w:tcPr>
+            <w:tcW w:type="dxa" w:w="1264"/>
+            <w:tcMar>
+              <w:top w:type="dxa" w:w="55"/>
+              <w:left w:type="dxa" w:w="100"/>
+              <w:bottom w:type="dxa" w:w="55"/>
+              <w:right w:type="dxa" w:w="100"/>
+            </w:tcMar>
+          </w:tcPr>
+          <w:p>
+            <w:pPr>
+              <w:spacing w:after="0"/>
+              <w:jc w:val="left"/>
+            </w:pPr>
+            <w:r>
+              <w:rPr>
+                <w:rFonts w:ascii="Malgun Gothic" w:cs="Malgun Gothic" w:eastAsia="Malgun Gothic" w:hAnsi="Malgun Gothic"/>
+                <w:b w:val="false"/>
+                <w:bCs w:val="false"/>
+                <w:sz w:val="18"/>
+                <w:szCs w:val="18"/>
+              </w:rPr>
+              <w:t xml:space="preserve">5</w:t>
+            </w:r>
+          </w:p>
+        </w:tc>
+        <w:tc>
+          <w:tcPr>
+            <w:tcW w:type="dxa" w:w="1444"/>
+            <w:tcMar>
+              <w:top w:type="dxa" w:w="55"/>
+              <w:left w:type="dxa" w:w="100"/>
+              <w:bottom w:type="dxa" w:w="55"/>
+              <w:right w:type="dxa" w:w="100"/>
+            </w:tcMar>
+          </w:tcPr>
+          <w:p>
+            <w:pPr>
+              <w:spacing w:after="0"/>
+              <w:jc w:val="left"/>
+            </w:pPr>
+            <w:r>
+              <w:rPr>
+                <w:rFonts w:ascii="Malgun Gothic" w:cs="Malgun Gothic" w:eastAsia="Malgun Gothic" w:hAnsi="Malgun Gothic"/>
+                <w:b w:val="false"/>
+                <w:bCs w:val="false"/>
+                <w:sz w:val="18"/>
+                <w:szCs w:val="18"/>
+              </w:rPr>
+              <w:t xml:space="preserve">25</w:t>
+            </w:r>
+          </w:p>
+        </w:tc>
+      </w:tr>
+      <w:tr>
+        <w:tc>
+          <w:tcPr>
+            <w:tcW w:type="dxa" w:w="2527"/>
+            <w:tcMar>
+              <w:top w:type="dxa" w:w="55"/>
+              <w:left w:type="dxa" w:w="100"/>
+              <w:bottom w:type="dxa" w:w="55"/>
+              <w:right w:type="dxa" w:w="100"/>
+            </w:tcMar>
+          </w:tcPr>
+          <w:p>
+            <w:pPr>
+              <w:spacing w:after="0"/>
+              <w:jc w:val="left"/>
+            </w:pPr>
+            <w:r>
+              <w:rPr>
+                <w:rFonts w:ascii="Malgun Gothic" w:cs="Malgun Gothic" w:eastAsia="Malgun Gothic" w:hAnsi="Malgun Gothic"/>
+                <w:b/>
+                <w:bCs/>
+                <w:sz w:val="18"/>
+                <w:szCs w:val="18"/>
+              </w:rPr>
+              <w:t xml:space="preserve">PickDrink</w:t>
+            </w:r>
+          </w:p>
+        </w:tc>
+        <w:tc>
+          <w:tcPr>
+            <w:tcW w:type="dxa" w:w="1264"/>
+            <w:tcMar>
+              <w:top w:type="dxa" w:w="55"/>
+              <w:left w:type="dxa" w:w="100"/>
+              <w:bottom w:type="dxa" w:w="55"/>
+              <w:right w:type="dxa" w:w="100"/>
+            </w:tcMar>
+          </w:tcPr>
+          <w:p>
+            <w:pPr>
+              <w:spacing w:after="0"/>
+              <w:jc w:val="left"/>
+            </w:pPr>
+            <w:r>
+              <w:rPr>
+                <w:rFonts w:ascii="Malgun Gothic" w:cs="Malgun Gothic" w:eastAsia="Malgun Gothic" w:hAnsi="Malgun Gothic"/>
+                <w:b w:val="false"/>
+                <w:bCs w:val="false"/>
+                <w:sz w:val="18"/>
+                <w:szCs w:val="18"/>
+              </w:rPr>
+              <w:t xml:space="preserve">4</w:t>
+            </w:r>
+          </w:p>
+        </w:tc>
+        <w:tc>
+          <w:tcPr>
+            <w:tcW w:type="dxa" w:w="1264"/>
+            <w:tcMar>
+              <w:top w:type="dxa" w:w="55"/>
+              <w:left w:type="dxa" w:w="100"/>
+              <w:bottom w:type="dxa" w:w="55"/>
+              <w:right w:type="dxa" w:w="100"/>
+            </w:tcMar>
+          </w:tcPr>
+          <w:p>
+            <w:pPr>
+              <w:spacing w:after="0"/>
+              <w:jc w:val="left"/>
+            </w:pPr>
+            <w:r>
+              <w:rPr>
+                <w:rFonts w:ascii="Malgun Gothic" w:cs="Malgun Gothic" w:eastAsia="Malgun Gothic" w:hAnsi="Malgun Gothic"/>
+                <w:b w:val="false"/>
+                <w:bCs w:val="false"/>
+                <w:sz w:val="18"/>
+                <w:szCs w:val="18"/>
+              </w:rPr>
+              <w:t xml:space="preserve">4</w:t>
+            </w:r>
+          </w:p>
+        </w:tc>
+        <w:tc>
+          <w:tcPr>
+            <w:tcW w:type="dxa" w:w="1264"/>
+            <w:tcMar>
+              <w:top w:type="dxa" w:w="55"/>
+              <w:left w:type="dxa" w:w="100"/>
+              <w:bottom w:type="dxa" w:w="55"/>
+              <w:right w:type="dxa" w:w="100"/>
+            </w:tcMar>
+          </w:tcPr>
+          <w:p>
+            <w:pPr>
+              <w:spacing w:after="0"/>
+              <w:jc w:val="left"/>
+            </w:pPr>
+            <w:r>
+              <w:rPr>
+                <w:rFonts w:ascii="Malgun Gothic" w:cs="Malgun Gothic" w:eastAsia="Malgun Gothic" w:hAnsi="Malgun Gothic"/>
+                <w:b w:val="false"/>
+                <w:bCs w:val="false"/>
+                <w:sz w:val="18"/>
+                <w:szCs w:val="18"/>
+              </w:rPr>
+              <w:t xml:space="preserve">4</w:t>
+            </w:r>
+          </w:p>
+        </w:tc>
+        <w:tc>
+          <w:tcPr>
+            <w:tcW w:type="dxa" w:w="1264"/>
+            <w:tcMar>
+              <w:top w:type="dxa" w:w="55"/>
+              <w:left w:type="dxa" w:w="100"/>
+              <w:bottom w:type="dxa" w:w="55"/>
+              <w:right w:type="dxa" w:w="100"/>
+            </w:tcMar>
+          </w:tcPr>
+          <w:p>
+            <w:pPr>
+              <w:spacing w:after="0"/>
+              <w:jc w:val="left"/>
+            </w:pPr>
+            <w:r>
+              <w:rPr>
+                <w:rFonts w:ascii="Malgun Gothic" w:cs="Malgun Gothic" w:eastAsia="Malgun Gothic" w:hAnsi="Malgun Gothic"/>
+                <w:b w:val="false"/>
+                <w:bCs w:val="false"/>
+                <w:sz w:val="18"/>
+                <w:szCs w:val="18"/>
+              </w:rPr>
+              <w:t xml:space="preserve">3</w:t>
+            </w:r>
+          </w:p>
+        </w:tc>
+        <w:tc>
+          <w:tcPr>
+            <w:tcW w:type="dxa" w:w="1444"/>
+            <w:tcMar>
+              <w:top w:type="dxa" w:w="55"/>
+              <w:left w:type="dxa" w:w="100"/>
+              <w:bottom w:type="dxa" w:w="55"/>
+              <w:right w:type="dxa" w:w="100"/>
+            </w:tcMar>
+          </w:tcPr>
+          <w:p>
+            <w:pPr>
+              <w:spacing w:after="0"/>
+              <w:jc w:val="left"/>
+            </w:pPr>
+            <w:r>
+              <w:rPr>
+                <w:rFonts w:ascii="Malgun Gothic" w:cs="Malgun Gothic" w:eastAsia="Malgun Gothic" w:hAnsi="Malgun Gothic"/>
+                <w:b w:val="false"/>
+                <w:bCs w:val="false"/>
+                <w:sz w:val="18"/>
+                <w:szCs w:val="18"/>
+              </w:rPr>
+              <w:t xml:space="preserve">15</w:t>
+            </w:r>
+          </w:p>
+        </w:tc>
+      </w:tr>
+      <w:tr>
+        <w:tc>
+          <w:tcPr>
+            <w:tcW w:type="dxa" w:w="2527"/>
+            <w:tcMar>
+              <w:top w:type="dxa" w:w="55"/>
+              <w:left w:type="dxa" w:w="100"/>
+              <w:bottom w:type="dxa" w:w="55"/>
+              <w:right w:type="dxa" w:w="100"/>
+            </w:tcMar>
+          </w:tcPr>
+          <w:p>
+            <w:pPr>
+              <w:spacing w:after="0"/>
+              <w:jc w:val="left"/>
+            </w:pPr>
+            <w:r>
+              <w:rPr>
+                <w:rFonts w:ascii="Malgun Gothic" w:cs="Malgun Gothic" w:eastAsia="Malgun Gothic" w:hAnsi="Malgun Gothic"/>
+                <w:b/>
+                <w:bCs/>
+                <w:sz w:val="18"/>
+                <w:szCs w:val="18"/>
+              </w:rPr>
+              <w:t xml:space="preserve">PickTissues</w:t>
+            </w:r>
+          </w:p>
+        </w:tc>
+        <w:tc>
+          <w:tcPr>
+            <w:tcW w:type="dxa" w:w="1264"/>
+            <w:tcMar>
+              <w:top w:type="dxa" w:w="55"/>
+              <w:left w:type="dxa" w:w="100"/>
+              <w:bottom w:type="dxa" w:w="55"/>
+              <w:right w:type="dxa" w:w="100"/>
+            </w:tcMar>
+          </w:tcPr>
+          <w:p>
+            <w:pPr>
+              <w:spacing w:after="0"/>
+              <w:jc w:val="left"/>
+            </w:pPr>
+            <w:r>
+              <w:rPr>
+                <w:rFonts w:ascii="Malgun Gothic" w:cs="Malgun Gothic" w:eastAsia="Malgun Gothic" w:hAnsi="Malgun Gothic"/>
+                <w:b w:val="false"/>
+                <w:bCs w:val="false"/>
+                <w:sz w:val="18"/>
+                <w:szCs w:val="18"/>
+              </w:rPr>
+              <w:t xml:space="preserve">4</w:t>
+            </w:r>
+          </w:p>
+        </w:tc>
+        <w:tc>
+          <w:tcPr>
+            <w:tcW w:type="dxa" w:w="1264"/>
+            <w:tcMar>
+              <w:top w:type="dxa" w:w="55"/>
+              <w:left w:type="dxa" w:w="100"/>
+              <w:bottom w:type="dxa" w:w="55"/>
+              <w:right w:type="dxa" w:w="100"/>
+            </w:tcMar>
+          </w:tcPr>
+          <w:p>
+            <w:pPr>
+              <w:spacing w:after="0"/>
+              <w:jc w:val="left"/>
+            </w:pPr>
+            <w:r>
+              <w:rPr>
+                <w:rFonts w:ascii="Malgun Gothic" w:cs="Malgun Gothic" w:eastAsia="Malgun Gothic" w:hAnsi="Malgun Gothic"/>
+                <w:b w:val="false"/>
+                <w:bCs w:val="false"/>
+                <w:sz w:val="18"/>
+                <w:szCs w:val="18"/>
+              </w:rPr>
+              <w:t xml:space="preserve">4</w:t>
+            </w:r>
+          </w:p>
+        </w:tc>
+        <w:tc>
+          <w:tcPr>
+            <w:tcW w:type="dxa" w:w="1264"/>
+            <w:tcMar>
+              <w:top w:type="dxa" w:w="55"/>
+              <w:left w:type="dxa" w:w="100"/>
+              <w:bottom w:type="dxa" w:w="55"/>
+              <w:right w:type="dxa" w:w="100"/>
+            </w:tcMar>
+          </w:tcPr>
+          <w:p>
+            <w:pPr>
+              <w:spacing w:after="0"/>
+              <w:jc w:val="left"/>
+            </w:pPr>
+            <w:r>
+              <w:rPr>
+                <w:rFonts w:ascii="Malgun Gothic" w:cs="Malgun Gothic" w:eastAsia="Malgun Gothic" w:hAnsi="Malgun Gothic"/>
+                <w:b w:val="false"/>
+                <w:bCs w:val="false"/>
+                <w:sz w:val="18"/>
+                <w:szCs w:val="18"/>
+              </w:rPr>
+              <w:t xml:space="preserve">4</w:t>
+            </w:r>
+          </w:p>
+        </w:tc>
+        <w:tc>
+          <w:tcPr>
+            <w:tcW w:type="dxa" w:w="1264"/>
+            <w:tcMar>
+              <w:top w:type="dxa" w:w="55"/>
+              <w:left w:type="dxa" w:w="100"/>
+              <w:bottom w:type="dxa" w:w="55"/>
+              <w:right w:type="dxa" w:w="100"/>
+            </w:tcMar>
+          </w:tcPr>
+          <w:p>
+            <w:pPr>
+              <w:spacing w:after="0"/>
+              <w:jc w:val="left"/>
+            </w:pPr>
+            <w:r>
+              <w:rPr>
+                <w:rFonts w:ascii="Malgun Gothic" w:cs="Malgun Gothic" w:eastAsia="Malgun Gothic" w:hAnsi="Malgun Gothic"/>
+                <w:b w:val="false"/>
+                <w:bCs w:val="false"/>
+                <w:sz w:val="18"/>
+                <w:szCs w:val="18"/>
+              </w:rPr>
+              <w:t xml:space="preserve">3</w:t>
+            </w:r>
+          </w:p>
+        </w:tc>
+        <w:tc>
+          <w:tcPr>
+            <w:tcW w:type="dxa" w:w="1444"/>
+            <w:tcMar>
+              <w:top w:type="dxa" w:w="55"/>
+              <w:left w:type="dxa" w:w="100"/>
+              <w:bottom w:type="dxa" w:w="55"/>
+              <w:right w:type="dxa" w:w="100"/>
+            </w:tcMar>
+          </w:tcPr>
+          <w:p>
+            <w:pPr>
+              <w:spacing w:after="0"/>
+              <w:jc w:val="left"/>
+            </w:pPr>
+            <w:r>
+              <w:rPr>
+                <w:rFonts w:ascii="Malgun Gothic" w:cs="Malgun Gothic" w:eastAsia="Malgun Gothic" w:hAnsi="Malgun Gothic"/>
+                <w:b w:val="false"/>
+                <w:bCs w:val="false"/>
+                <w:sz w:val="18"/>
+                <w:szCs w:val="18"/>
+              </w:rPr>
+              <w:t xml:space="preserve">15</w:t>
+            </w:r>
+          </w:p>
+        </w:tc>
+      </w:tr>
+      <w:tr>
+        <w:tc>
+          <w:tcPr>
+            <w:tcW w:type="dxa" w:w="2527"/>
+            <w:tcMar>
+              <w:top w:type="dxa" w:w="55"/>
+              <w:left w:type="dxa" w:w="100"/>
+              <w:bottom w:type="dxa" w:w="55"/>
+              <w:right w:type="dxa" w:w="100"/>
+            </w:tcMar>
+          </w:tcPr>
+          <w:p>
+            <w:pPr>
+              <w:spacing w:after="0"/>
+              <w:jc w:val="left"/>
+            </w:pPr>
+            <w:r>
+              <w:rPr>
+                <w:rFonts w:ascii="Malgun Gothic" w:cs="Malgun Gothic" w:eastAsia="Malgun Gothic" w:hAnsi="Malgun Gothic"/>
+                <w:b/>
+                <w:bCs/>
+                <w:sz w:val="18"/>
+                <w:szCs w:val="18"/>
+              </w:rPr>
+              <w:t xml:space="preserve">PickToothpaste</w:t>
+            </w:r>
+          </w:p>
+        </w:tc>
+        <w:tc>
+          <w:tcPr>
+            <w:tcW w:type="dxa" w:w="1264"/>
+            <w:tcMar>
+              <w:top w:type="dxa" w:w="55"/>
+              <w:left w:type="dxa" w:w="100"/>
+              <w:bottom w:type="dxa" w:w="55"/>
+              <w:right w:type="dxa" w:w="100"/>
+            </w:tcMar>
+          </w:tcPr>
+          <w:p>
+            <w:pPr>
+              <w:spacing w:after="0"/>
+              <w:jc w:val="left"/>
+            </w:pPr>
+            <w:r>
+              <w:rPr>
+                <w:rFonts w:ascii="Malgun Gothic" w:cs="Malgun Gothic" w:eastAsia="Malgun Gothic" w:hAnsi="Malgun Gothic"/>
+                <w:b w:val="false"/>
+                <w:bCs w:val="false"/>
+                <w:sz w:val="18"/>
+                <w:szCs w:val="18"/>
+              </w:rPr>
+              <w:t xml:space="preserve">3</w:t>
+            </w:r>
+          </w:p>
+        </w:tc>
+        <w:tc>
+          <w:tcPr>
+            <w:tcW w:type="dxa" w:w="1264"/>
+            <w:tcMar>
+              <w:top w:type="dxa" w:w="55"/>
+              <w:left w:type="dxa" w:w="100"/>
+              <w:bottom w:type="dxa" w:w="55"/>
+              <w:right w:type="dxa" w:w="100"/>
+            </w:tcMar>
+          </w:tcPr>
+          <w:p>
+            <w:pPr>
+              <w:spacing w:after="0"/>
+              <w:jc w:val="left"/>
+            </w:pPr>
+            <w:r>
+              <w:rPr>
+                <w:rFonts w:ascii="Malgun Gothic" w:cs="Malgun Gothic" w:eastAsia="Malgun Gothic" w:hAnsi="Malgun Gothic"/>
+                <w:b w:val="false"/>
+                <w:bCs w:val="false"/>
+                <w:sz w:val="18"/>
+                <w:szCs w:val="18"/>
+              </w:rPr>
+              <w:t xml:space="preserve">3</w:t>
+            </w:r>
+          </w:p>
+        </w:tc>
+        <w:tc>
+          <w:tcPr>
+            <w:tcW w:type="dxa" w:w="1264"/>
+            <w:tcMar>
+              <w:top w:type="dxa" w:w="55"/>
+              <w:left w:type="dxa" w:w="100"/>
+              <w:bottom w:type="dxa" w:w="55"/>
+              <w:right w:type="dxa" w:w="100"/>
+            </w:tcMar>
+          </w:tcPr>
+          <w:p>
+            <w:pPr>
+              <w:spacing w:after="0"/>
+              <w:jc w:val="left"/>
+            </w:pPr>
+            <w:r>
+              <w:rPr>
+                <w:rFonts w:ascii="Malgun Gothic" w:cs="Malgun Gothic" w:eastAsia="Malgun Gothic" w:hAnsi="Malgun Gothic"/>
+                <w:b w:val="false"/>
+                <w:bCs w:val="false"/>
+                <w:sz w:val="18"/>
+                <w:szCs w:val="18"/>
+              </w:rPr>
+              <w:t xml:space="preserve">3</w:t>
+            </w:r>
+          </w:p>
+        </w:tc>
+        <w:tc>
+          <w:tcPr>
+            <w:tcW w:type="dxa" w:w="1264"/>
+            <w:tcMar>
+              <w:top w:type="dxa" w:w="55"/>
+              <w:left w:type="dxa" w:w="100"/>
+              <w:bottom w:type="dxa" w:w="55"/>
+              <w:right w:type="dxa" w:w="100"/>
+            </w:tcMar>
+          </w:tcPr>
+          <w:p>
+            <w:pPr>
+              <w:spacing w:after="0"/>
+              <w:jc w:val="left"/>
+            </w:pPr>
+            <w:r>
+              <w:rPr>
+                <w:rFonts w:ascii="Malgun Gothic" w:cs="Malgun Gothic" w:eastAsia="Malgun Gothic" w:hAnsi="Malgun Gothic"/>
+                <w:b w:val="false"/>
+                <w:bCs w:val="false"/>
+                <w:sz w:val="18"/>
+                <w:szCs w:val="18"/>
+              </w:rPr>
+              <w:t xml:space="preserve">3</w:t>
+            </w:r>
+          </w:p>
+        </w:tc>
+        <w:tc>
+          <w:tcPr>
+            <w:tcW w:type="dxa" w:w="1444"/>
+            <w:tcMar>
+              <w:top w:type="dxa" w:w="55"/>
+              <w:left w:type="dxa" w:w="100"/>
+              <w:bottom w:type="dxa" w:w="55"/>
+              <w:right w:type="dxa" w:w="100"/>
+            </w:tcMar>
+          </w:tcPr>
+          <w:p>
+            <w:pPr>
+              <w:spacing w:after="0"/>
+              <w:jc w:val="left"/>
+            </w:pPr>
+            <w:r>
+              <w:rPr>
+                <w:rFonts w:ascii="Malgun Gothic" w:cs="Malgun Gothic" w:eastAsia="Malgun Gothic" w:hAnsi="Malgun Gothic"/>
+                <w:b w:val="false"/>
+                <w:bCs w:val="false"/>
+                <w:sz w:val="18"/>
+                <w:szCs w:val="18"/>
+              </w:rPr>
+              <w:t xml:space="preserve">12</w:t>
+            </w:r>
+          </w:p>
+        </w:tc>
+      </w:tr>
+    </w:tbl>
+    <w:p>
+      <w:pPr>
+        <w:spacing w:after="120" w:before="90"/>
+      </w:pPr>
+      <w:r>
+        <w:rPr>
+          <w:rFonts w:ascii="Malgun Gothic" w:cs="Malgun Gothic" w:eastAsia="Malgun Gothic" w:hAnsi="Malgun Gothic"/>
+          <w:sz w:val="20"/>
+          <w:szCs w:val="20"/>
+        </w:rPr>
+        <w:t xml:space="preserve">mp4 1개에는 에피소드가 39~52개씩 들어 있고 길이는 약 28~31분이다. (GraspOreo cam_left_high 기준: file-000에 에피소드 0~38번, file-001에 39~86번 …)</w:t>
       </w:r>
     </w:p>
     <w:p>
@@ -1984,7 +3540,25 @@
           <w:sz w:val="19"/>
           <w:szCs w:val="19"/>
         </w:rPr>
-        <w:t xml:space="preserve">실무 주의: mp4 1개에 에피소드가 39~52개씩 이어붙어 있다(파일당 약 28분). 예를 들어 5번 에피소드는 file-000.mp4의 212.8초~242.3초 구간이다. 특정 에피소드 영상이 필요하면 meta를 읽고 잘라내야 한다.</w:t>
+        <w:t xml:space="preserve">함정 ①: 카메라마다 화면 복잡도가 달라 압축 크기가 다르고, 그 결과 파일이 잘리는 지점도 카메라마다 다르다. 예를 들어 에피소드 100번은 머리-좌 카메라에서는 file-002의 454.3초 지점이지만, 손목-좌 카메라에서는 file-001의 1908.5초 지점이다. 따라서 카메라별로 각각 매핑을 읽어야 하며, 하나를 읽어 4개에 재사용하면 틀린 구간을 자르게 된다.</w:t>
+      </w:r>
+    </w:p>
+    <w:p>
+      <w:pPr>
+        <w:pBdr>
+          <w:left w:val="single" w:color="C00000" w:sz="18" w:space="8"/>
+        </w:pBdr>
+        <w:shd w:fill="FDECEA" w:val="clear"/>
+        <w:spacing w:after="140" w:before="80"/>
+      </w:pPr>
+      <w:r>
+        <w:rPr>
+          <w:rFonts w:ascii="Malgun Gothic" w:cs="Malgun Gothic" w:eastAsia="Malgun Gothic" w:hAnsi="Malgun Gothic"/>
+          <w:color w:val="843C0C"/>
+          <w:sz w:val="19"/>
+          <w:szCs w:val="19"/>
+        </w:rPr>
+        <w:t xml:space="preserve">함정 ②(다행인 점): 에피소드가 두 mp4에 걸쳐 잘린 경우는 없다(201개 × 4카메라 전수 확인, 0건). 항상 한 파일 안에서 끝나므로 파일을 이어붙이는 처리는 필요 없다.</w:t>
       </w:r>
     </w:p>
     <w:p>
@@ -2001,7 +3575,2302 @@
           <w:sz w:val="24"/>
           <w:szCs w:val="24"/>
         </w:rPr>
-        <w:t xml:space="preserve">2.4 데이터셋 8개 현황</w:t>
+        <w:t xml:space="preserve">2.5 메타데이터 4종의 역할</w:t>
+      </w:r>
+    </w:p>
+    <w:p>
+      <w:pPr>
+        <w:pBdr>
+          <w:left w:val="single" w:color="2F5496" w:sz="18" w:space="8"/>
+        </w:pBdr>
+        <w:shd w:fill="EAF1FB" w:val="clear"/>
+        <w:spacing w:after="150" w:before="60"/>
+      </w:pPr>
+      <w:r>
+        <w:rPr>
+          <w:rFonts w:ascii="Malgun Gothic" w:cs="Malgun Gothic" w:eastAsia="Malgun Gothic" w:hAnsi="Malgun Gothic"/>
+          <w:b/>
+          <w:bCs/>
+          <w:color w:val="1F3864"/>
+          <w:sz w:val="21"/>
+          <w:szCs w:val="21"/>
+        </w:rPr>
+        <w:t xml:space="preserve">메타는 파일 4개가 전부다. 그중 episodes 색인이 데이터와 영상을 연결하는 핵심이다.</w:t>
+      </w:r>
+    </w:p>
+    <w:tbl>
+      <w:tblPr>
+        <w:tblW w:type="dxa" w:w="9026"/>
+        <w:tblBorders>
+          <w:top w:val="single" w:color="auto" w:sz="4"/>
+          <w:left w:val="single" w:color="auto" w:sz="4"/>
+          <w:bottom w:val="single" w:color="auto" w:sz="4"/>
+          <w:right w:val="single" w:color="auto" w:sz="4"/>
+          <w:insideH w:val="single" w:color="auto" w:sz="4"/>
+          <w:insideV w:val="single" w:color="auto" w:sz="4"/>
+        </w:tblBorders>
+      </w:tblPr>
+      <w:tblGrid>
+        <w:gridCol w:w="1805"/>
+        <w:gridCol w:w="1444"/>
+        <w:gridCol w:w="5777"/>
+      </w:tblGrid>
+      <w:tr>
+        <w:trPr>
+          <w:tblHeader/>
+        </w:trPr>
+        <w:tc>
+          <w:tcPr>
+            <w:tcW w:type="dxa" w:w="1805"/>
+            <w:shd w:fill="D9E2F3" w:val="clear"/>
+            <w:tcMar>
+              <w:top w:type="dxa" w:w="55"/>
+              <w:left w:type="dxa" w:w="100"/>
+              <w:bottom w:type="dxa" w:w="55"/>
+              <w:right w:type="dxa" w:w="100"/>
+            </w:tcMar>
+          </w:tcPr>
+          <w:p>
+            <w:pPr>
+              <w:spacing w:after="0"/>
+              <w:jc w:val="left"/>
+            </w:pPr>
+            <w:r>
+              <w:rPr>
+                <w:rFonts w:ascii="Malgun Gothic" w:cs="Malgun Gothic" w:eastAsia="Malgun Gothic" w:hAnsi="Malgun Gothic"/>
+                <w:b/>
+                <w:bCs/>
+                <w:sz w:val="18"/>
+                <w:szCs w:val="18"/>
+              </w:rPr>
+              <w:t xml:space="preserve">파일</w:t>
+            </w:r>
+          </w:p>
+        </w:tc>
+        <w:tc>
+          <w:tcPr>
+            <w:tcW w:type="dxa" w:w="1444"/>
+            <w:shd w:fill="D9E2F3" w:val="clear"/>
+            <w:tcMar>
+              <w:top w:type="dxa" w:w="55"/>
+              <w:left w:type="dxa" w:w="100"/>
+              <w:bottom w:type="dxa" w:w="55"/>
+              <w:right w:type="dxa" w:w="100"/>
+            </w:tcMar>
+          </w:tcPr>
+          <w:p>
+            <w:pPr>
+              <w:spacing w:after="0"/>
+              <w:jc w:val="left"/>
+            </w:pPr>
+            <w:r>
+              <w:rPr>
+                <w:rFonts w:ascii="Malgun Gothic" w:cs="Malgun Gothic" w:eastAsia="Malgun Gothic" w:hAnsi="Malgun Gothic"/>
+                <w:b/>
+                <w:bCs/>
+                <w:sz w:val="18"/>
+                <w:szCs w:val="18"/>
+              </w:rPr>
+              <w:t xml:space="preserve">역할</w:t>
+            </w:r>
+          </w:p>
+        </w:tc>
+        <w:tc>
+          <w:tcPr>
+            <w:tcW w:type="dxa" w:w="5777"/>
+            <w:shd w:fill="D9E2F3" w:val="clear"/>
+            <w:tcMar>
+              <w:top w:type="dxa" w:w="55"/>
+              <w:left w:type="dxa" w:w="100"/>
+              <w:bottom w:type="dxa" w:w="55"/>
+              <w:right w:type="dxa" w:w="100"/>
+            </w:tcMar>
+          </w:tcPr>
+          <w:p>
+            <w:pPr>
+              <w:spacing w:after="0"/>
+              <w:jc w:val="left"/>
+            </w:pPr>
+            <w:r>
+              <w:rPr>
+                <w:rFonts w:ascii="Malgun Gothic" w:cs="Malgun Gothic" w:eastAsia="Malgun Gothic" w:hAnsi="Malgun Gothic"/>
+                <w:b/>
+                <w:bCs/>
+                <w:sz w:val="18"/>
+                <w:szCs w:val="18"/>
+              </w:rPr>
+              <w:t xml:space="preserve">구체적 내용</w:t>
+            </w:r>
+          </w:p>
+        </w:tc>
+      </w:tr>
+      <w:tr>
+        <w:tc>
+          <w:tcPr>
+            <w:tcW w:type="dxa" w:w="1805"/>
+            <w:tcMar>
+              <w:top w:type="dxa" w:w="55"/>
+              <w:left w:type="dxa" w:w="100"/>
+              <w:bottom w:type="dxa" w:w="55"/>
+              <w:right w:type="dxa" w:w="100"/>
+            </w:tcMar>
+          </w:tcPr>
+          <w:p>
+            <w:pPr>
+              <w:spacing w:after="0"/>
+              <w:jc w:val="left"/>
+            </w:pPr>
+            <w:r>
+              <w:rPr>
+                <w:rFonts w:ascii="Malgun Gothic" w:cs="Malgun Gothic" w:eastAsia="Malgun Gothic" w:hAnsi="Malgun Gothic"/>
+                <w:b/>
+                <w:bCs/>
+                <w:sz w:val="18"/>
+                <w:szCs w:val="18"/>
+              </w:rPr>
+              <w:t xml:space="preserve">info.json</w:t>
+            </w:r>
+          </w:p>
+        </w:tc>
+        <w:tc>
+          <w:tcPr>
+            <w:tcW w:type="dxa" w:w="1444"/>
+            <w:tcMar>
+              <w:top w:type="dxa" w:w="55"/>
+              <w:left w:type="dxa" w:w="100"/>
+              <w:bottom w:type="dxa" w:w="55"/>
+              <w:right w:type="dxa" w:w="100"/>
+            </w:tcMar>
+          </w:tcPr>
+          <w:p>
+            <w:pPr>
+              <w:spacing w:after="0"/>
+              <w:jc w:val="left"/>
+            </w:pPr>
+            <w:r>
+              <w:rPr>
+                <w:rFonts w:ascii="Malgun Gothic" w:cs="Malgun Gothic" w:eastAsia="Malgun Gothic" w:hAnsi="Malgun Gothic"/>
+                <w:b w:val="false"/>
+                <w:bCs w:val="false"/>
+                <w:sz w:val="18"/>
+                <w:szCs w:val="18"/>
+              </w:rPr>
+              <w:t xml:space="preserve">데이터 스펙서</w:t>
+            </w:r>
+          </w:p>
+        </w:tc>
+        <w:tc>
+          <w:tcPr>
+            <w:tcW w:type="dxa" w:w="5777"/>
+            <w:tcMar>
+              <w:top w:type="dxa" w:w="55"/>
+              <w:left w:type="dxa" w:w="100"/>
+              <w:bottom w:type="dxa" w:w="55"/>
+              <w:right w:type="dxa" w:w="100"/>
+            </w:tcMar>
+          </w:tcPr>
+          <w:p>
+            <w:pPr>
+              <w:spacing w:after="0"/>
+              <w:jc w:val="left"/>
+            </w:pPr>
+            <w:r>
+              <w:rPr>
+                <w:rFonts w:ascii="Malgun Gothic" w:cs="Malgun Gothic" w:eastAsia="Malgun Gothic" w:hAnsi="Malgun Gothic"/>
+                <w:b w:val="false"/>
+                <w:bCs w:val="false"/>
+                <w:sz w:val="18"/>
+                <w:szCs w:val="18"/>
+              </w:rPr>
+              <w:t xml:space="preserve">관절 26개의 이름 목록, 각 항목의 차원, fps 30, 파일 경로 규칙, 분할 크기(영상 500MB·데이터 100MB), 총 에피소드/프레임 수</w:t>
+            </w:r>
+          </w:p>
+        </w:tc>
+      </w:tr>
+      <w:tr>
+        <w:tc>
+          <w:tcPr>
+            <w:tcW w:type="dxa" w:w="1805"/>
+            <w:tcMar>
+              <w:top w:type="dxa" w:w="55"/>
+              <w:left w:type="dxa" w:w="100"/>
+              <w:bottom w:type="dxa" w:w="55"/>
+              <w:right w:type="dxa" w:w="100"/>
+            </w:tcMar>
+          </w:tcPr>
+          <w:p>
+            <w:pPr>
+              <w:spacing w:after="0"/>
+              <w:jc w:val="left"/>
+            </w:pPr>
+            <w:r>
+              <w:rPr>
+                <w:rFonts w:ascii="Malgun Gothic" w:cs="Malgun Gothic" w:eastAsia="Malgun Gothic" w:hAnsi="Malgun Gothic"/>
+                <w:b/>
+                <w:bCs/>
+                <w:sz w:val="18"/>
+                <w:szCs w:val="18"/>
+              </w:rPr>
+              <w:t xml:space="preserve">tasks.parquet</w:t>
+            </w:r>
+          </w:p>
+        </w:tc>
+        <w:tc>
+          <w:tcPr>
+            <w:tcW w:type="dxa" w:w="1444"/>
+            <w:tcMar>
+              <w:top w:type="dxa" w:w="55"/>
+              <w:left w:type="dxa" w:w="100"/>
+              <w:bottom w:type="dxa" w:w="55"/>
+              <w:right w:type="dxa" w:w="100"/>
+            </w:tcMar>
+          </w:tcPr>
+          <w:p>
+            <w:pPr>
+              <w:spacing w:after="0"/>
+              <w:jc w:val="left"/>
+            </w:pPr>
+            <w:r>
+              <w:rPr>
+                <w:rFonts w:ascii="Malgun Gothic" w:cs="Malgun Gothic" w:eastAsia="Malgun Gothic" w:hAnsi="Malgun Gothic"/>
+                <w:b w:val="false"/>
+                <w:bCs w:val="false"/>
+                <w:sz w:val="18"/>
+                <w:szCs w:val="18"/>
+              </w:rPr>
+              <w:t xml:space="preserve">태스크 사전</w:t>
+            </w:r>
+          </w:p>
+        </w:tc>
+        <w:tc>
+          <w:tcPr>
+            <w:tcW w:type="dxa" w:w="5777"/>
+            <w:tcMar>
+              <w:top w:type="dxa" w:w="55"/>
+              <w:left w:type="dxa" w:w="100"/>
+              <w:bottom w:type="dxa" w:w="55"/>
+              <w:right w:type="dxa" w:w="100"/>
+            </w:tcMar>
+          </w:tcPr>
+          <w:p>
+            <w:pPr>
+              <w:spacing w:after="0"/>
+              <w:jc w:val="left"/>
+            </w:pPr>
+            <w:r>
+              <w:rPr>
+                <w:rFonts w:ascii="Malgun Gothic" w:cs="Malgun Gothic" w:eastAsia="Malgun Gothic" w:hAnsi="Malgun Gothic"/>
+                <w:b w:val="false"/>
+                <w:bCs w:val="false"/>
+                <w:sz w:val="18"/>
+                <w:szCs w:val="18"/>
+              </w:rPr>
+              <w:t xml:space="preserve">자연어 문장 ↔ task_index 매핑. Brainco는 1행뿐 (예: "Pick up the Oreo" = 0번)</w:t>
+            </w:r>
+          </w:p>
+        </w:tc>
+      </w:tr>
+      <w:tr>
+        <w:tc>
+          <w:tcPr>
+            <w:tcW w:type="dxa" w:w="1805"/>
+            <w:tcMar>
+              <w:top w:type="dxa" w:w="55"/>
+              <w:left w:type="dxa" w:w="100"/>
+              <w:bottom w:type="dxa" w:w="55"/>
+              <w:right w:type="dxa" w:w="100"/>
+            </w:tcMar>
+          </w:tcPr>
+          <w:p>
+            <w:pPr>
+              <w:spacing w:after="0"/>
+              <w:jc w:val="left"/>
+            </w:pPr>
+            <w:r>
+              <w:rPr>
+                <w:rFonts w:ascii="Malgun Gothic" w:cs="Malgun Gothic" w:eastAsia="Malgun Gothic" w:hAnsi="Malgun Gothic"/>
+                <w:b/>
+                <w:bCs/>
+                <w:sz w:val="18"/>
+                <w:szCs w:val="18"/>
+              </w:rPr>
+              <w:t xml:space="preserve">stats.json</w:t>
+            </w:r>
+          </w:p>
+        </w:tc>
+        <w:tc>
+          <w:tcPr>
+            <w:tcW w:type="dxa" w:w="1444"/>
+            <w:tcMar>
+              <w:top w:type="dxa" w:w="55"/>
+              <w:left w:type="dxa" w:w="100"/>
+              <w:bottom w:type="dxa" w:w="55"/>
+              <w:right w:type="dxa" w:w="100"/>
+            </w:tcMar>
+          </w:tcPr>
+          <w:p>
+            <w:pPr>
+              <w:spacing w:after="0"/>
+              <w:jc w:val="left"/>
+            </w:pPr>
+            <w:r>
+              <w:rPr>
+                <w:rFonts w:ascii="Malgun Gothic" w:cs="Malgun Gothic" w:eastAsia="Malgun Gothic" w:hAnsi="Malgun Gothic"/>
+                <w:b w:val="false"/>
+                <w:bCs w:val="false"/>
+                <w:sz w:val="18"/>
+                <w:szCs w:val="18"/>
+              </w:rPr>
+              <w:t xml:space="preserve">전체 통계</w:t>
+            </w:r>
+          </w:p>
+        </w:tc>
+        <w:tc>
+          <w:tcPr>
+            <w:tcW w:type="dxa" w:w="5777"/>
+            <w:tcMar>
+              <w:top w:type="dxa" w:w="55"/>
+              <w:left w:type="dxa" w:w="100"/>
+              <w:bottom w:type="dxa" w:w="55"/>
+              <w:right w:type="dxa" w:w="100"/>
+            </w:tcMar>
+          </w:tcPr>
+          <w:p>
+            <w:pPr>
+              <w:spacing w:after="0"/>
+              <w:jc w:val="left"/>
+            </w:pPr>
+            <w:r>
+              <w:rPr>
+                <w:rFonts w:ascii="Malgun Gothic" w:cs="Malgun Gothic" w:eastAsia="Malgun Gothic" w:hAnsi="Malgun Gothic"/>
+                <w:b w:val="false"/>
+                <w:bCs w:val="false"/>
+                <w:sz w:val="18"/>
+                <w:szCs w:val="18"/>
+              </w:rPr>
+              <w:t xml:space="preserve">데이터셋 전체 기준 항목별 min·max·mean·std·count (아래 2.6 참조)</w:t>
+            </w:r>
+          </w:p>
+        </w:tc>
+      </w:tr>
+      <w:tr>
+        <w:tc>
+          <w:tcPr>
+            <w:tcW w:type="dxa" w:w="1805"/>
+            <w:tcMar>
+              <w:top w:type="dxa" w:w="55"/>
+              <w:left w:type="dxa" w:w="100"/>
+              <w:bottom w:type="dxa" w:w="55"/>
+              <w:right w:type="dxa" w:w="100"/>
+            </w:tcMar>
+          </w:tcPr>
+          <w:p>
+            <w:pPr>
+              <w:spacing w:after="0"/>
+              <w:jc w:val="left"/>
+            </w:pPr>
+            <w:r>
+              <w:rPr>
+                <w:rFonts w:ascii="Malgun Gothic" w:cs="Malgun Gothic" w:eastAsia="Malgun Gothic" w:hAnsi="Malgun Gothic"/>
+                <w:b/>
+                <w:bCs/>
+                <w:sz w:val="18"/>
+                <w:szCs w:val="18"/>
+              </w:rPr>
+              <w:t xml:space="preserve">episodes/…parquet</w:t>
+            </w:r>
+          </w:p>
+        </w:tc>
+        <w:tc>
+          <w:tcPr>
+            <w:tcW w:type="dxa" w:w="1444"/>
+            <w:tcMar>
+              <w:top w:type="dxa" w:w="55"/>
+              <w:left w:type="dxa" w:w="100"/>
+              <w:bottom w:type="dxa" w:w="55"/>
+              <w:right w:type="dxa" w:w="100"/>
+            </w:tcMar>
+          </w:tcPr>
+          <w:p>
+            <w:pPr>
+              <w:spacing w:after="0"/>
+              <w:jc w:val="left"/>
+            </w:pPr>
+            <w:r>
+              <w:rPr>
+                <w:rFonts w:ascii="Malgun Gothic" w:cs="Malgun Gothic" w:eastAsia="Malgun Gothic" w:hAnsi="Malgun Gothic"/>
+                <w:b w:val="false"/>
+                <w:bCs w:val="false"/>
+                <w:sz w:val="18"/>
+                <w:szCs w:val="18"/>
+              </w:rPr>
+              <w:t xml:space="preserve">★ 에피소드 색인</w:t>
+            </w:r>
+          </w:p>
+        </w:tc>
+        <w:tc>
+          <w:tcPr>
+            <w:tcW w:type="dxa" w:w="5777"/>
+            <w:tcMar>
+              <w:top w:type="dxa" w:w="55"/>
+              <w:left w:type="dxa" w:w="100"/>
+              <w:bottom w:type="dxa" w:w="55"/>
+              <w:right w:type="dxa" w:w="100"/>
+            </w:tcMar>
+          </w:tcPr>
+          <w:p>
+            <w:pPr>
+              <w:spacing w:after="0"/>
+              <w:jc w:val="left"/>
+            </w:pPr>
+            <w:r>
+              <w:rPr>
+                <w:rFonts w:ascii="Malgun Gothic" w:cs="Malgun Gothic" w:eastAsia="Malgun Gothic" w:hAnsi="Malgun Gothic"/>
+                <w:b w:val="false"/>
+                <w:bCs w:val="false"/>
+                <w:sz w:val="18"/>
+                <w:szCs w:val="18"/>
+              </w:rPr>
+              <w:t xml:space="preserve">에피소드 201개 각각이 어느 파일 어느 위치에 있는지 + 에피소드별 통계</w:t>
+            </w:r>
+          </w:p>
+        </w:tc>
+      </w:tr>
+    </w:tbl>
+    <w:p>
+      <w:pPr>
+        <w:spacing w:after="80" w:before="160"/>
+      </w:pPr>
+      <w:r>
+        <w:rPr>
+          <w:rFonts w:ascii="Malgun Gothic" w:cs="Malgun Gothic" w:eastAsia="Malgun Gothic" w:hAnsi="Malgun Gothic"/>
+          <w:b/>
+          <w:bCs/>
+          <w:sz w:val="20"/>
+          <w:szCs w:val="20"/>
+        </w:rPr>
+        <w:t xml:space="preserve">episodes 색인의 컬럼 구성 (201행 × 76컬럼)</w:t>
+      </w:r>
+    </w:p>
+    <w:tbl>
+      <w:tblPr>
+        <w:tblW w:type="dxa" w:w="9026"/>
+        <w:tblBorders>
+          <w:top w:val="single" w:color="auto" w:sz="4"/>
+          <w:left w:val="single" w:color="auto" w:sz="4"/>
+          <w:bottom w:val="single" w:color="auto" w:sz="4"/>
+          <w:right w:val="single" w:color="auto" w:sz="4"/>
+          <w:insideH w:val="single" w:color="auto" w:sz="4"/>
+          <w:insideV w:val="single" w:color="auto" w:sz="4"/>
+        </w:tblBorders>
+      </w:tblPr>
+      <w:tblGrid>
+        <w:gridCol w:w="1354"/>
+        <w:gridCol w:w="3791"/>
+        <w:gridCol w:w="3881"/>
+      </w:tblGrid>
+      <w:tr>
+        <w:trPr>
+          <w:tblHeader/>
+        </w:trPr>
+        <w:tc>
+          <w:tcPr>
+            <w:tcW w:type="dxa" w:w="1354"/>
+            <w:shd w:fill="D9E2F3" w:val="clear"/>
+            <w:tcMar>
+              <w:top w:type="dxa" w:w="55"/>
+              <w:left w:type="dxa" w:w="100"/>
+              <w:bottom w:type="dxa" w:w="55"/>
+              <w:right w:type="dxa" w:w="100"/>
+            </w:tcMar>
+          </w:tcPr>
+          <w:p>
+            <w:pPr>
+              <w:spacing w:after="0"/>
+              <w:jc w:val="left"/>
+            </w:pPr>
+            <w:r>
+              <w:rPr>
+                <w:rFonts w:ascii="Malgun Gothic" w:cs="Malgun Gothic" w:eastAsia="Malgun Gothic" w:hAnsi="Malgun Gothic"/>
+                <w:b/>
+                <w:bCs/>
+                <w:sz w:val="18"/>
+                <w:szCs w:val="18"/>
+              </w:rPr>
+              <w:t xml:space="preserve">그룹</w:t>
+            </w:r>
+          </w:p>
+        </w:tc>
+        <w:tc>
+          <w:tcPr>
+            <w:tcW w:type="dxa" w:w="3791"/>
+            <w:shd w:fill="D9E2F3" w:val="clear"/>
+            <w:tcMar>
+              <w:top w:type="dxa" w:w="55"/>
+              <w:left w:type="dxa" w:w="100"/>
+              <w:bottom w:type="dxa" w:w="55"/>
+              <w:right w:type="dxa" w:w="100"/>
+            </w:tcMar>
+          </w:tcPr>
+          <w:p>
+            <w:pPr>
+              <w:spacing w:after="0"/>
+              <w:jc w:val="left"/>
+            </w:pPr>
+            <w:r>
+              <w:rPr>
+                <w:rFonts w:ascii="Malgun Gothic" w:cs="Malgun Gothic" w:eastAsia="Malgun Gothic" w:hAnsi="Malgun Gothic"/>
+                <w:b/>
+                <w:bCs/>
+                <w:sz w:val="18"/>
+                <w:szCs w:val="18"/>
+              </w:rPr>
+              <w:t xml:space="preserve">컬럼</w:t>
+            </w:r>
+          </w:p>
+        </w:tc>
+        <w:tc>
+          <w:tcPr>
+            <w:tcW w:type="dxa" w:w="3881"/>
+            <w:shd w:fill="D9E2F3" w:val="clear"/>
+            <w:tcMar>
+              <w:top w:type="dxa" w:w="55"/>
+              <w:left w:type="dxa" w:w="100"/>
+              <w:bottom w:type="dxa" w:w="55"/>
+              <w:right w:type="dxa" w:w="100"/>
+            </w:tcMar>
+          </w:tcPr>
+          <w:p>
+            <w:pPr>
+              <w:spacing w:after="0"/>
+              <w:jc w:val="left"/>
+            </w:pPr>
+            <w:r>
+              <w:rPr>
+                <w:rFonts w:ascii="Malgun Gothic" w:cs="Malgun Gothic" w:eastAsia="Malgun Gothic" w:hAnsi="Malgun Gothic"/>
+                <w:b/>
+                <w:bCs/>
+                <w:sz w:val="18"/>
+                <w:szCs w:val="18"/>
+              </w:rPr>
+              <w:t xml:space="preserve">역할</w:t>
+            </w:r>
+          </w:p>
+        </w:tc>
+      </w:tr>
+      <w:tr>
+        <w:tc>
+          <w:tcPr>
+            <w:tcW w:type="dxa" w:w="1354"/>
+            <w:tcMar>
+              <w:top w:type="dxa" w:w="55"/>
+              <w:left w:type="dxa" w:w="100"/>
+              <w:bottom w:type="dxa" w:w="55"/>
+              <w:right w:type="dxa" w:w="100"/>
+            </w:tcMar>
+          </w:tcPr>
+          <w:p>
+            <w:pPr>
+              <w:spacing w:after="0"/>
+              <w:jc w:val="left"/>
+            </w:pPr>
+            <w:r>
+              <w:rPr>
+                <w:rFonts w:ascii="Malgun Gothic" w:cs="Malgun Gothic" w:eastAsia="Malgun Gothic" w:hAnsi="Malgun Gothic"/>
+                <w:b/>
+                <w:bCs/>
+                <w:sz w:val="18"/>
+                <w:szCs w:val="18"/>
+              </w:rPr>
+              <w:t xml:space="preserve">기본</w:t>
+            </w:r>
+          </w:p>
+        </w:tc>
+        <w:tc>
+          <w:tcPr>
+            <w:tcW w:type="dxa" w:w="3791"/>
+            <w:tcMar>
+              <w:top w:type="dxa" w:w="55"/>
+              <w:left w:type="dxa" w:w="100"/>
+              <w:bottom w:type="dxa" w:w="55"/>
+              <w:right w:type="dxa" w:w="100"/>
+            </w:tcMar>
+          </w:tcPr>
+          <w:p>
+            <w:pPr>
+              <w:spacing w:after="0"/>
+              <w:jc w:val="left"/>
+            </w:pPr>
+            <w:r>
+              <w:rPr>
+                <w:rFonts w:ascii="Malgun Gothic" w:cs="Malgun Gothic" w:eastAsia="Malgun Gothic" w:hAnsi="Malgun Gothic"/>
+                <w:b w:val="false"/>
+                <w:bCs w:val="false"/>
+                <w:sz w:val="18"/>
+                <w:szCs w:val="18"/>
+              </w:rPr>
+              <w:t xml:space="preserve">episode_index, length, tasks</w:t>
+            </w:r>
+          </w:p>
+        </w:tc>
+        <w:tc>
+          <w:tcPr>
+            <w:tcW w:type="dxa" w:w="3881"/>
+            <w:tcMar>
+              <w:top w:type="dxa" w:w="55"/>
+              <w:left w:type="dxa" w:w="100"/>
+              <w:bottom w:type="dxa" w:w="55"/>
+              <w:right w:type="dxa" w:w="100"/>
+            </w:tcMar>
+          </w:tcPr>
+          <w:p>
+            <w:pPr>
+              <w:spacing w:after="0"/>
+              <w:jc w:val="left"/>
+            </w:pPr>
+            <w:r>
+              <w:rPr>
+                <w:rFonts w:ascii="Malgun Gothic" w:cs="Malgun Gothic" w:eastAsia="Malgun Gothic" w:hAnsi="Malgun Gothic"/>
+                <w:b w:val="false"/>
+                <w:bCs w:val="false"/>
+                <w:sz w:val="18"/>
+                <w:szCs w:val="18"/>
+              </w:rPr>
+              <w:t xml:space="preserve">에피소드 번호, 프레임 수, 태스크 문장</w:t>
+            </w:r>
+          </w:p>
+        </w:tc>
+      </w:tr>
+      <w:tr>
+        <w:tc>
+          <w:tcPr>
+            <w:tcW w:type="dxa" w:w="1354"/>
+            <w:tcMar>
+              <w:top w:type="dxa" w:w="55"/>
+              <w:left w:type="dxa" w:w="100"/>
+              <w:bottom w:type="dxa" w:w="55"/>
+              <w:right w:type="dxa" w:w="100"/>
+            </w:tcMar>
+          </w:tcPr>
+          <w:p>
+            <w:pPr>
+              <w:spacing w:after="0"/>
+              <w:jc w:val="left"/>
+            </w:pPr>
+            <w:r>
+              <w:rPr>
+                <w:rFonts w:ascii="Malgun Gothic" w:cs="Malgun Gothic" w:eastAsia="Malgun Gothic" w:hAnsi="Malgun Gothic"/>
+                <w:b/>
+                <w:bCs/>
+                <w:sz w:val="18"/>
+                <w:szCs w:val="18"/>
+              </w:rPr>
+              <w:t xml:space="preserve">데이터 매핑</w:t>
+            </w:r>
+          </w:p>
+        </w:tc>
+        <w:tc>
+          <w:tcPr>
+            <w:tcW w:type="dxa" w:w="3791"/>
+            <w:tcMar>
+              <w:top w:type="dxa" w:w="55"/>
+              <w:left w:type="dxa" w:w="100"/>
+              <w:bottom w:type="dxa" w:w="55"/>
+              <w:right w:type="dxa" w:w="100"/>
+            </w:tcMar>
+          </w:tcPr>
+          <w:p>
+            <w:pPr>
+              <w:spacing w:after="0"/>
+              <w:jc w:val="left"/>
+            </w:pPr>
+            <w:r>
+              <w:rPr>
+                <w:rFonts w:ascii="Malgun Gothic" w:cs="Malgun Gothic" w:eastAsia="Malgun Gothic" w:hAnsi="Malgun Gothic"/>
+                <w:b w:val="false"/>
+                <w:bCs w:val="false"/>
+                <w:sz w:val="18"/>
+                <w:szCs w:val="18"/>
+              </w:rPr>
+              <w:t xml:space="preserve">data/file_index, dataset_from_index, dataset_to_index</w:t>
+            </w:r>
+          </w:p>
+        </w:tc>
+        <w:tc>
+          <w:tcPr>
+            <w:tcW w:type="dxa" w:w="3881"/>
+            <w:tcMar>
+              <w:top w:type="dxa" w:w="55"/>
+              <w:left w:type="dxa" w:w="100"/>
+              <w:bottom w:type="dxa" w:w="55"/>
+              <w:right w:type="dxa" w:w="100"/>
+            </w:tcMar>
+          </w:tcPr>
+          <w:p>
+            <w:pPr>
+              <w:spacing w:after="0"/>
+              <w:jc w:val="left"/>
+            </w:pPr>
+            <w:r>
+              <w:rPr>
+                <w:rFonts w:ascii="Malgun Gothic" w:cs="Malgun Gothic" w:eastAsia="Malgun Gothic" w:hAnsi="Malgun Gothic"/>
+                <w:b w:val="false"/>
+                <w:bCs w:val="false"/>
+                <w:sz w:val="18"/>
+                <w:szCs w:val="18"/>
+              </w:rPr>
+              <w:t xml:space="preserve">parquet의 몇 번째 행 ~ 몇 번째 행인지</w:t>
+            </w:r>
+          </w:p>
+        </w:tc>
+      </w:tr>
+      <w:tr>
+        <w:tc>
+          <w:tcPr>
+            <w:tcW w:type="dxa" w:w="1354"/>
+            <w:tcMar>
+              <w:top w:type="dxa" w:w="55"/>
+              <w:left w:type="dxa" w:w="100"/>
+              <w:bottom w:type="dxa" w:w="55"/>
+              <w:right w:type="dxa" w:w="100"/>
+            </w:tcMar>
+          </w:tcPr>
+          <w:p>
+            <w:pPr>
+              <w:spacing w:after="0"/>
+              <w:jc w:val="left"/>
+            </w:pPr>
+            <w:r>
+              <w:rPr>
+                <w:rFonts w:ascii="Malgun Gothic" w:cs="Malgun Gothic" w:eastAsia="Malgun Gothic" w:hAnsi="Malgun Gothic"/>
+                <w:b/>
+                <w:bCs/>
+                <w:sz w:val="18"/>
+                <w:szCs w:val="18"/>
+              </w:rPr>
+              <w:t xml:space="preserve">영상 매핑</w:t>
+            </w:r>
+          </w:p>
+        </w:tc>
+        <w:tc>
+          <w:tcPr>
+            <w:tcW w:type="dxa" w:w="3791"/>
+            <w:tcMar>
+              <w:top w:type="dxa" w:w="55"/>
+              <w:left w:type="dxa" w:w="100"/>
+              <w:bottom w:type="dxa" w:w="55"/>
+              <w:right w:type="dxa" w:w="100"/>
+            </w:tcMar>
+          </w:tcPr>
+          <w:p>
+            <w:pPr>
+              <w:spacing w:after="0"/>
+              <w:jc w:val="left"/>
+            </w:pPr>
+            <w:r>
+              <w:rPr>
+                <w:rFonts w:ascii="Malgun Gothic" w:cs="Malgun Gothic" w:eastAsia="Malgun Gothic" w:hAnsi="Malgun Gothic"/>
+                <w:b w:val="false"/>
+                <w:bCs w:val="false"/>
+                <w:sz w:val="18"/>
+                <w:szCs w:val="18"/>
+              </w:rPr>
+              <w:t xml:space="preserve">videos/&lt;카메라&gt;/file_index, from_timestamp, to_timestamp  (카메라 4개 × 3)</w:t>
+            </w:r>
+          </w:p>
+        </w:tc>
+        <w:tc>
+          <w:tcPr>
+            <w:tcW w:type="dxa" w:w="3881"/>
+            <w:tcMar>
+              <w:top w:type="dxa" w:w="55"/>
+              <w:left w:type="dxa" w:w="100"/>
+              <w:bottom w:type="dxa" w:w="55"/>
+              <w:right w:type="dxa" w:w="100"/>
+            </w:tcMar>
+          </w:tcPr>
+          <w:p>
+            <w:pPr>
+              <w:spacing w:after="0"/>
+              <w:jc w:val="left"/>
+            </w:pPr>
+            <w:r>
+              <w:rPr>
+                <w:rFonts w:ascii="Malgun Gothic" w:cs="Malgun Gothic" w:eastAsia="Malgun Gothic" w:hAnsi="Malgun Gothic"/>
+                <w:b w:val="false"/>
+                <w:bCs w:val="false"/>
+                <w:sz w:val="18"/>
+                <w:szCs w:val="18"/>
+              </w:rPr>
+              <w:t xml:space="preserve">어느 mp4의 몇 초 ~ 몇 초인지</w:t>
+            </w:r>
+          </w:p>
+        </w:tc>
+      </w:tr>
+      <w:tr>
+        <w:tc>
+          <w:tcPr>
+            <w:tcW w:type="dxa" w:w="1354"/>
+            <w:tcMar>
+              <w:top w:type="dxa" w:w="55"/>
+              <w:left w:type="dxa" w:w="100"/>
+              <w:bottom w:type="dxa" w:w="55"/>
+              <w:right w:type="dxa" w:w="100"/>
+            </w:tcMar>
+          </w:tcPr>
+          <w:p>
+            <w:pPr>
+              <w:spacing w:after="0"/>
+              <w:jc w:val="left"/>
+            </w:pPr>
+            <w:r>
+              <w:rPr>
+                <w:rFonts w:ascii="Malgun Gothic" w:cs="Malgun Gothic" w:eastAsia="Malgun Gothic" w:hAnsi="Malgun Gothic"/>
+                <w:b/>
+                <w:bCs/>
+                <w:sz w:val="18"/>
+                <w:szCs w:val="18"/>
+              </w:rPr>
+              <w:t xml:space="preserve">통계</w:t>
+            </w:r>
+          </w:p>
+        </w:tc>
+        <w:tc>
+          <w:tcPr>
+            <w:tcW w:type="dxa" w:w="3791"/>
+            <w:tcMar>
+              <w:top w:type="dxa" w:w="55"/>
+              <w:left w:type="dxa" w:w="100"/>
+              <w:bottom w:type="dxa" w:w="55"/>
+              <w:right w:type="dxa" w:w="100"/>
+            </w:tcMar>
+          </w:tcPr>
+          <w:p>
+            <w:pPr>
+              <w:spacing w:after="0"/>
+              <w:jc w:val="left"/>
+            </w:pPr>
+            <w:r>
+              <w:rPr>
+                <w:rFonts w:ascii="Malgun Gothic" w:cs="Malgun Gothic" w:eastAsia="Malgun Gothic" w:hAnsi="Malgun Gothic"/>
+                <w:b w:val="false"/>
+                <w:bCs w:val="false"/>
+                <w:sz w:val="18"/>
+                <w:szCs w:val="18"/>
+              </w:rPr>
+              <w:t xml:space="preserve">stats/… 55개</w:t>
+            </w:r>
+          </w:p>
+        </w:tc>
+        <w:tc>
+          <w:tcPr>
+            <w:tcW w:type="dxa" w:w="3881"/>
+            <w:tcMar>
+              <w:top w:type="dxa" w:w="55"/>
+              <w:left w:type="dxa" w:w="100"/>
+              <w:bottom w:type="dxa" w:w="55"/>
+              <w:right w:type="dxa" w:w="100"/>
+            </w:tcMar>
+          </w:tcPr>
+          <w:p>
+            <w:pPr>
+              <w:spacing w:after="0"/>
+              <w:jc w:val="left"/>
+            </w:pPr>
+            <w:r>
+              <w:rPr>
+                <w:rFonts w:ascii="Malgun Gothic" w:cs="Malgun Gothic" w:eastAsia="Malgun Gothic" w:hAnsi="Malgun Gothic"/>
+                <w:b w:val="false"/>
+                <w:bCs w:val="false"/>
+                <w:sz w:val="18"/>
+                <w:szCs w:val="18"/>
+              </w:rPr>
+              <w:t xml:space="preserve">이 에피소드 안에서의 항목별 통계</w:t>
+            </w:r>
+          </w:p>
+        </w:tc>
+      </w:tr>
+    </w:tbl>
+    <w:p>
+      <w:pPr>
+        <w:spacing w:after="80" w:before="160"/>
+      </w:pPr>
+      <w:r>
+        <w:rPr>
+          <w:rFonts w:ascii="Malgun Gothic" w:cs="Malgun Gothic" w:eastAsia="Malgun Gothic" w:hAnsi="Malgun Gothic"/>
+          <w:b/>
+          <w:bCs/>
+          <w:sz w:val="20"/>
+          <w:szCs w:val="20"/>
+        </w:rPr>
+        <w:t xml:space="preserve">실제 매핑 값 (GraspOreo, 머리-좌 카메라 기준)</w:t>
+      </w:r>
+    </w:p>
+    <w:tbl>
+      <w:tblPr>
+        <w:tblW w:type="dxa" w:w="9026"/>
+        <w:tblBorders>
+          <w:top w:val="single" w:color="auto" w:sz="4"/>
+          <w:left w:val="single" w:color="auto" w:sz="4"/>
+          <w:bottom w:val="single" w:color="auto" w:sz="4"/>
+          <w:right w:val="single" w:color="auto" w:sz="4"/>
+          <w:insideH w:val="single" w:color="auto" w:sz="4"/>
+          <w:insideV w:val="single" w:color="auto" w:sz="4"/>
+        </w:tblBorders>
+      </w:tblPr>
+      <w:tblGrid>
+        <w:gridCol w:w="1264"/>
+        <w:gridCol w:w="1805"/>
+        <w:gridCol w:w="2347"/>
+        <w:gridCol w:w="1444"/>
+        <w:gridCol w:w="2166"/>
+      </w:tblGrid>
+      <w:tr>
+        <w:trPr>
+          <w:tblHeader/>
+        </w:trPr>
+        <w:tc>
+          <w:tcPr>
+            <w:tcW w:type="dxa" w:w="1264"/>
+            <w:shd w:fill="D9E2F3" w:val="clear"/>
+            <w:tcMar>
+              <w:top w:type="dxa" w:w="55"/>
+              <w:left w:type="dxa" w:w="100"/>
+              <w:bottom w:type="dxa" w:w="55"/>
+              <w:right w:type="dxa" w:w="100"/>
+            </w:tcMar>
+          </w:tcPr>
+          <w:p>
+            <w:pPr>
+              <w:spacing w:after="0"/>
+              <w:jc w:val="left"/>
+            </w:pPr>
+            <w:r>
+              <w:rPr>
+                <w:rFonts w:ascii="Malgun Gothic" w:cs="Malgun Gothic" w:eastAsia="Malgun Gothic" w:hAnsi="Malgun Gothic"/>
+                <w:b/>
+                <w:bCs/>
+                <w:sz w:val="18"/>
+                <w:szCs w:val="18"/>
+              </w:rPr>
+              <w:t xml:space="preserve">에피소드</w:t>
+            </w:r>
+          </w:p>
+        </w:tc>
+        <w:tc>
+          <w:tcPr>
+            <w:tcW w:type="dxa" w:w="1805"/>
+            <w:shd w:fill="D9E2F3" w:val="clear"/>
+            <w:tcMar>
+              <w:top w:type="dxa" w:w="55"/>
+              <w:left w:type="dxa" w:w="100"/>
+              <w:bottom w:type="dxa" w:w="55"/>
+              <w:right w:type="dxa" w:w="100"/>
+            </w:tcMar>
+          </w:tcPr>
+          <w:p>
+            <w:pPr>
+              <w:spacing w:after="0"/>
+              <w:jc w:val="left"/>
+            </w:pPr>
+            <w:r>
+              <w:rPr>
+                <w:rFonts w:ascii="Malgun Gothic" w:cs="Malgun Gothic" w:eastAsia="Malgun Gothic" w:hAnsi="Malgun Gothic"/>
+                <w:b/>
+                <w:bCs/>
+                <w:sz w:val="18"/>
+                <w:szCs w:val="18"/>
+              </w:rPr>
+              <w:t xml:space="preserve">길이</w:t>
+            </w:r>
+          </w:p>
+        </w:tc>
+        <w:tc>
+          <w:tcPr>
+            <w:tcW w:type="dxa" w:w="2347"/>
+            <w:shd w:fill="D9E2F3" w:val="clear"/>
+            <w:tcMar>
+              <w:top w:type="dxa" w:w="55"/>
+              <w:left w:type="dxa" w:w="100"/>
+              <w:bottom w:type="dxa" w:w="55"/>
+              <w:right w:type="dxa" w:w="100"/>
+            </w:tcMar>
+          </w:tcPr>
+          <w:p>
+            <w:pPr>
+              <w:spacing w:after="0"/>
+              <w:jc w:val="left"/>
+            </w:pPr>
+            <w:r>
+              <w:rPr>
+                <w:rFonts w:ascii="Malgun Gothic" w:cs="Malgun Gothic" w:eastAsia="Malgun Gothic" w:hAnsi="Malgun Gothic"/>
+                <w:b/>
+                <w:bCs/>
+                <w:sz w:val="18"/>
+                <w:szCs w:val="18"/>
+              </w:rPr>
+              <w:t xml:space="preserve">parquet 행 범위</w:t>
+            </w:r>
+          </w:p>
+        </w:tc>
+        <w:tc>
+          <w:tcPr>
+            <w:tcW w:type="dxa" w:w="1444"/>
+            <w:shd w:fill="D9E2F3" w:val="clear"/>
+            <w:tcMar>
+              <w:top w:type="dxa" w:w="55"/>
+              <w:left w:type="dxa" w:w="100"/>
+              <w:bottom w:type="dxa" w:w="55"/>
+              <w:right w:type="dxa" w:w="100"/>
+            </w:tcMar>
+          </w:tcPr>
+          <w:p>
+            <w:pPr>
+              <w:spacing w:after="0"/>
+              <w:jc w:val="left"/>
+            </w:pPr>
+            <w:r>
+              <w:rPr>
+                <w:rFonts w:ascii="Malgun Gothic" w:cs="Malgun Gothic" w:eastAsia="Malgun Gothic" w:hAnsi="Malgun Gothic"/>
+                <w:b/>
+                <w:bCs/>
+                <w:sz w:val="18"/>
+                <w:szCs w:val="18"/>
+              </w:rPr>
+              <w:t xml:space="preserve">mp4 파일</w:t>
+            </w:r>
+          </w:p>
+        </w:tc>
+        <w:tc>
+          <w:tcPr>
+            <w:tcW w:type="dxa" w:w="2166"/>
+            <w:shd w:fill="D9E2F3" w:val="clear"/>
+            <w:tcMar>
+              <w:top w:type="dxa" w:w="55"/>
+              <w:left w:type="dxa" w:w="100"/>
+              <w:bottom w:type="dxa" w:w="55"/>
+              <w:right w:type="dxa" w:w="100"/>
+            </w:tcMar>
+          </w:tcPr>
+          <w:p>
+            <w:pPr>
+              <w:spacing w:after="0"/>
+              <w:jc w:val="left"/>
+            </w:pPr>
+            <w:r>
+              <w:rPr>
+                <w:rFonts w:ascii="Malgun Gothic" w:cs="Malgun Gothic" w:eastAsia="Malgun Gothic" w:hAnsi="Malgun Gothic"/>
+                <w:b/>
+                <w:bCs/>
+                <w:sz w:val="18"/>
+                <w:szCs w:val="18"/>
+              </w:rPr>
+              <w:t xml:space="preserve">영상 구간</w:t>
+            </w:r>
+          </w:p>
+        </w:tc>
+      </w:tr>
+      <w:tr>
+        <w:tc>
+          <w:tcPr>
+            <w:tcW w:type="dxa" w:w="1264"/>
+            <w:tcMar>
+              <w:top w:type="dxa" w:w="55"/>
+              <w:left w:type="dxa" w:w="100"/>
+              <w:bottom w:type="dxa" w:w="55"/>
+              <w:right w:type="dxa" w:w="100"/>
+            </w:tcMar>
+          </w:tcPr>
+          <w:p>
+            <w:pPr>
+              <w:spacing w:after="0"/>
+              <w:jc w:val="left"/>
+            </w:pPr>
+            <w:r>
+              <w:rPr>
+                <w:rFonts w:ascii="Malgun Gothic" w:cs="Malgun Gothic" w:eastAsia="Malgun Gothic" w:hAnsi="Malgun Gothic"/>
+                <w:b/>
+                <w:bCs/>
+                <w:sz w:val="18"/>
+                <w:szCs w:val="18"/>
+              </w:rPr>
+              <w:t xml:space="preserve">0</w:t>
+            </w:r>
+          </w:p>
+        </w:tc>
+        <w:tc>
+          <w:tcPr>
+            <w:tcW w:type="dxa" w:w="1805"/>
+            <w:tcMar>
+              <w:top w:type="dxa" w:w="55"/>
+              <w:left w:type="dxa" w:w="100"/>
+              <w:bottom w:type="dxa" w:w="55"/>
+              <w:right w:type="dxa" w:w="100"/>
+            </w:tcMar>
+          </w:tcPr>
+          <w:p>
+            <w:pPr>
+              <w:spacing w:after="0"/>
+              <w:jc w:val="left"/>
+            </w:pPr>
+            <w:r>
+              <w:rPr>
+                <w:rFonts w:ascii="Malgun Gothic" w:cs="Malgun Gothic" w:eastAsia="Malgun Gothic" w:hAnsi="Malgun Gothic"/>
+                <w:b w:val="false"/>
+                <w:bCs w:val="false"/>
+                <w:sz w:val="18"/>
+                <w:szCs w:val="18"/>
+              </w:rPr>
+              <w:t xml:space="preserve">1,502 프레임</w:t>
+            </w:r>
+          </w:p>
+        </w:tc>
+        <w:tc>
+          <w:tcPr>
+            <w:tcW w:type="dxa" w:w="2347"/>
+            <w:tcMar>
+              <w:top w:type="dxa" w:w="55"/>
+              <w:left w:type="dxa" w:w="100"/>
+              <w:bottom w:type="dxa" w:w="55"/>
+              <w:right w:type="dxa" w:w="100"/>
+            </w:tcMar>
+          </w:tcPr>
+          <w:p>
+            <w:pPr>
+              <w:spacing w:after="0"/>
+              <w:jc w:val="left"/>
+            </w:pPr>
+            <w:r>
+              <w:rPr>
+                <w:rFonts w:ascii="Malgun Gothic" w:cs="Malgun Gothic" w:eastAsia="Malgun Gothic" w:hAnsi="Malgun Gothic"/>
+                <w:b w:val="false"/>
+                <w:bCs w:val="false"/>
+                <w:sz w:val="18"/>
+                <w:szCs w:val="18"/>
+              </w:rPr>
+              <w:t xml:space="preserve">0 ~ 1,502</w:t>
+            </w:r>
+          </w:p>
+        </w:tc>
+        <w:tc>
+          <w:tcPr>
+            <w:tcW w:type="dxa" w:w="1444"/>
+            <w:tcMar>
+              <w:top w:type="dxa" w:w="55"/>
+              <w:left w:type="dxa" w:w="100"/>
+              <w:bottom w:type="dxa" w:w="55"/>
+              <w:right w:type="dxa" w:w="100"/>
+            </w:tcMar>
+          </w:tcPr>
+          <w:p>
+            <w:pPr>
+              <w:spacing w:after="0"/>
+              <w:jc w:val="left"/>
+            </w:pPr>
+            <w:r>
+              <w:rPr>
+                <w:rFonts w:ascii="Malgun Gothic" w:cs="Malgun Gothic" w:eastAsia="Malgun Gothic" w:hAnsi="Malgun Gothic"/>
+                <w:b w:val="false"/>
+                <w:bCs w:val="false"/>
+                <w:sz w:val="18"/>
+                <w:szCs w:val="18"/>
+              </w:rPr>
+              <w:t xml:space="preserve">file-000</w:t>
+            </w:r>
+          </w:p>
+        </w:tc>
+        <w:tc>
+          <w:tcPr>
+            <w:tcW w:type="dxa" w:w="2166"/>
+            <w:tcMar>
+              <w:top w:type="dxa" w:w="55"/>
+              <w:left w:type="dxa" w:w="100"/>
+              <w:bottom w:type="dxa" w:w="55"/>
+              <w:right w:type="dxa" w:w="100"/>
+            </w:tcMar>
+          </w:tcPr>
+          <w:p>
+            <w:pPr>
+              <w:spacing w:after="0"/>
+              <w:jc w:val="left"/>
+            </w:pPr>
+            <w:r>
+              <w:rPr>
+                <w:rFonts w:ascii="Malgun Gothic" w:cs="Malgun Gothic" w:eastAsia="Malgun Gothic" w:hAnsi="Malgun Gothic"/>
+                <w:b w:val="false"/>
+                <w:bCs w:val="false"/>
+                <w:sz w:val="18"/>
+                <w:szCs w:val="18"/>
+              </w:rPr>
+              <w:t xml:space="preserve">0.0 ~ 50.1초</w:t>
+            </w:r>
+          </w:p>
+        </w:tc>
+      </w:tr>
+      <w:tr>
+        <w:tc>
+          <w:tcPr>
+            <w:tcW w:type="dxa" w:w="1264"/>
+            <w:tcMar>
+              <w:top w:type="dxa" w:w="55"/>
+              <w:left w:type="dxa" w:w="100"/>
+              <w:bottom w:type="dxa" w:w="55"/>
+              <w:right w:type="dxa" w:w="100"/>
+            </w:tcMar>
+          </w:tcPr>
+          <w:p>
+            <w:pPr>
+              <w:spacing w:after="0"/>
+              <w:jc w:val="left"/>
+            </w:pPr>
+            <w:r>
+              <w:rPr>
+                <w:rFonts w:ascii="Malgun Gothic" w:cs="Malgun Gothic" w:eastAsia="Malgun Gothic" w:hAnsi="Malgun Gothic"/>
+                <w:b/>
+                <w:bCs/>
+                <w:sz w:val="18"/>
+                <w:szCs w:val="18"/>
+              </w:rPr>
+              <w:t xml:space="preserve">1</w:t>
+            </w:r>
+          </w:p>
+        </w:tc>
+        <w:tc>
+          <w:tcPr>
+            <w:tcW w:type="dxa" w:w="1805"/>
+            <w:tcMar>
+              <w:top w:type="dxa" w:w="55"/>
+              <w:left w:type="dxa" w:w="100"/>
+              <w:bottom w:type="dxa" w:w="55"/>
+              <w:right w:type="dxa" w:w="100"/>
+            </w:tcMar>
+          </w:tcPr>
+          <w:p>
+            <w:pPr>
+              <w:spacing w:after="0"/>
+              <w:jc w:val="left"/>
+            </w:pPr>
+            <w:r>
+              <w:rPr>
+                <w:rFonts w:ascii="Malgun Gothic" w:cs="Malgun Gothic" w:eastAsia="Malgun Gothic" w:hAnsi="Malgun Gothic"/>
+                <w:b w:val="false"/>
+                <w:bCs w:val="false"/>
+                <w:sz w:val="18"/>
+                <w:szCs w:val="18"/>
+              </w:rPr>
+              <w:t xml:space="preserve">800 프레임</w:t>
+            </w:r>
+          </w:p>
+        </w:tc>
+        <w:tc>
+          <w:tcPr>
+            <w:tcW w:type="dxa" w:w="2347"/>
+            <w:tcMar>
+              <w:top w:type="dxa" w:w="55"/>
+              <w:left w:type="dxa" w:w="100"/>
+              <w:bottom w:type="dxa" w:w="55"/>
+              <w:right w:type="dxa" w:w="100"/>
+            </w:tcMar>
+          </w:tcPr>
+          <w:p>
+            <w:pPr>
+              <w:spacing w:after="0"/>
+              <w:jc w:val="left"/>
+            </w:pPr>
+            <w:r>
+              <w:rPr>
+                <w:rFonts w:ascii="Malgun Gothic" w:cs="Malgun Gothic" w:eastAsia="Malgun Gothic" w:hAnsi="Malgun Gothic"/>
+                <w:b w:val="false"/>
+                <w:bCs w:val="false"/>
+                <w:sz w:val="18"/>
+                <w:szCs w:val="18"/>
+              </w:rPr>
+              <w:t xml:space="preserve">1,502 ~ 2,302</w:t>
+            </w:r>
+          </w:p>
+        </w:tc>
+        <w:tc>
+          <w:tcPr>
+            <w:tcW w:type="dxa" w:w="1444"/>
+            <w:tcMar>
+              <w:top w:type="dxa" w:w="55"/>
+              <w:left w:type="dxa" w:w="100"/>
+              <w:bottom w:type="dxa" w:w="55"/>
+              <w:right w:type="dxa" w:w="100"/>
+            </w:tcMar>
+          </w:tcPr>
+          <w:p>
+            <w:pPr>
+              <w:spacing w:after="0"/>
+              <w:jc w:val="left"/>
+            </w:pPr>
+            <w:r>
+              <w:rPr>
+                <w:rFonts w:ascii="Malgun Gothic" w:cs="Malgun Gothic" w:eastAsia="Malgun Gothic" w:hAnsi="Malgun Gothic"/>
+                <w:b w:val="false"/>
+                <w:bCs w:val="false"/>
+                <w:sz w:val="18"/>
+                <w:szCs w:val="18"/>
+              </w:rPr>
+              <w:t xml:space="preserve">file-000</w:t>
+            </w:r>
+          </w:p>
+        </w:tc>
+        <w:tc>
+          <w:tcPr>
+            <w:tcW w:type="dxa" w:w="2166"/>
+            <w:tcMar>
+              <w:top w:type="dxa" w:w="55"/>
+              <w:left w:type="dxa" w:w="100"/>
+              <w:bottom w:type="dxa" w:w="55"/>
+              <w:right w:type="dxa" w:w="100"/>
+            </w:tcMar>
+          </w:tcPr>
+          <w:p>
+            <w:pPr>
+              <w:spacing w:after="0"/>
+              <w:jc w:val="left"/>
+            </w:pPr>
+            <w:r>
+              <w:rPr>
+                <w:rFonts w:ascii="Malgun Gothic" w:cs="Malgun Gothic" w:eastAsia="Malgun Gothic" w:hAnsi="Malgun Gothic"/>
+                <w:b w:val="false"/>
+                <w:bCs w:val="false"/>
+                <w:sz w:val="18"/>
+                <w:szCs w:val="18"/>
+              </w:rPr>
+              <w:t xml:space="preserve">50.1 ~ 76.7초</w:t>
+            </w:r>
+          </w:p>
+        </w:tc>
+      </w:tr>
+      <w:tr>
+        <w:tc>
+          <w:tcPr>
+            <w:tcW w:type="dxa" w:w="1264"/>
+            <w:tcMar>
+              <w:top w:type="dxa" w:w="55"/>
+              <w:left w:type="dxa" w:w="100"/>
+              <w:bottom w:type="dxa" w:w="55"/>
+              <w:right w:type="dxa" w:w="100"/>
+            </w:tcMar>
+          </w:tcPr>
+          <w:p>
+            <w:pPr>
+              <w:spacing w:after="0"/>
+              <w:jc w:val="left"/>
+            </w:pPr>
+            <w:r>
+              <w:rPr>
+                <w:rFonts w:ascii="Malgun Gothic" w:cs="Malgun Gothic" w:eastAsia="Malgun Gothic" w:hAnsi="Malgun Gothic"/>
+                <w:b/>
+                <w:bCs/>
+                <w:sz w:val="18"/>
+                <w:szCs w:val="18"/>
+              </w:rPr>
+              <w:t xml:space="preserve">2</w:t>
+            </w:r>
+          </w:p>
+        </w:tc>
+        <w:tc>
+          <w:tcPr>
+            <w:tcW w:type="dxa" w:w="1805"/>
+            <w:tcMar>
+              <w:top w:type="dxa" w:w="55"/>
+              <w:left w:type="dxa" w:w="100"/>
+              <w:bottom w:type="dxa" w:w="55"/>
+              <w:right w:type="dxa" w:w="100"/>
+            </w:tcMar>
+          </w:tcPr>
+          <w:p>
+            <w:pPr>
+              <w:spacing w:after="0"/>
+              <w:jc w:val="left"/>
+            </w:pPr>
+            <w:r>
+              <w:rPr>
+                <w:rFonts w:ascii="Malgun Gothic" w:cs="Malgun Gothic" w:eastAsia="Malgun Gothic" w:hAnsi="Malgun Gothic"/>
+                <w:b w:val="false"/>
+                <w:bCs w:val="false"/>
+                <w:sz w:val="18"/>
+                <w:szCs w:val="18"/>
+              </w:rPr>
+              <w:t xml:space="preserve">1,728 프레임</w:t>
+            </w:r>
+          </w:p>
+        </w:tc>
+        <w:tc>
+          <w:tcPr>
+            <w:tcW w:type="dxa" w:w="2347"/>
+            <w:tcMar>
+              <w:top w:type="dxa" w:w="55"/>
+              <w:left w:type="dxa" w:w="100"/>
+              <w:bottom w:type="dxa" w:w="55"/>
+              <w:right w:type="dxa" w:w="100"/>
+            </w:tcMar>
+          </w:tcPr>
+          <w:p>
+            <w:pPr>
+              <w:spacing w:after="0"/>
+              <w:jc w:val="left"/>
+            </w:pPr>
+            <w:r>
+              <w:rPr>
+                <w:rFonts w:ascii="Malgun Gothic" w:cs="Malgun Gothic" w:eastAsia="Malgun Gothic" w:hAnsi="Malgun Gothic"/>
+                <w:b w:val="false"/>
+                <w:bCs w:val="false"/>
+                <w:sz w:val="18"/>
+                <w:szCs w:val="18"/>
+              </w:rPr>
+              <w:t xml:space="preserve">2,302 ~ 4,030</w:t>
+            </w:r>
+          </w:p>
+        </w:tc>
+        <w:tc>
+          <w:tcPr>
+            <w:tcW w:type="dxa" w:w="1444"/>
+            <w:tcMar>
+              <w:top w:type="dxa" w:w="55"/>
+              <w:left w:type="dxa" w:w="100"/>
+              <w:bottom w:type="dxa" w:w="55"/>
+              <w:right w:type="dxa" w:w="100"/>
+            </w:tcMar>
+          </w:tcPr>
+          <w:p>
+            <w:pPr>
+              <w:spacing w:after="0"/>
+              <w:jc w:val="left"/>
+            </w:pPr>
+            <w:r>
+              <w:rPr>
+                <w:rFonts w:ascii="Malgun Gothic" w:cs="Malgun Gothic" w:eastAsia="Malgun Gothic" w:hAnsi="Malgun Gothic"/>
+                <w:b w:val="false"/>
+                <w:bCs w:val="false"/>
+                <w:sz w:val="18"/>
+                <w:szCs w:val="18"/>
+              </w:rPr>
+              <w:t xml:space="preserve">file-000</w:t>
+            </w:r>
+          </w:p>
+        </w:tc>
+        <w:tc>
+          <w:tcPr>
+            <w:tcW w:type="dxa" w:w="2166"/>
+            <w:tcMar>
+              <w:top w:type="dxa" w:w="55"/>
+              <w:left w:type="dxa" w:w="100"/>
+              <w:bottom w:type="dxa" w:w="55"/>
+              <w:right w:type="dxa" w:w="100"/>
+            </w:tcMar>
+          </w:tcPr>
+          <w:p>
+            <w:pPr>
+              <w:spacing w:after="0"/>
+              <w:jc w:val="left"/>
+            </w:pPr>
+            <w:r>
+              <w:rPr>
+                <w:rFonts w:ascii="Malgun Gothic" w:cs="Malgun Gothic" w:eastAsia="Malgun Gothic" w:hAnsi="Malgun Gothic"/>
+                <w:b w:val="false"/>
+                <w:bCs w:val="false"/>
+                <w:sz w:val="18"/>
+                <w:szCs w:val="18"/>
+              </w:rPr>
+              <w:t xml:space="preserve">76.7 ~ 134.3초</w:t>
+            </w:r>
+          </w:p>
+        </w:tc>
+      </w:tr>
+      <w:tr>
+        <w:tc>
+          <w:tcPr>
+            <w:tcW w:type="dxa" w:w="1264"/>
+            <w:tcMar>
+              <w:top w:type="dxa" w:w="55"/>
+              <w:left w:type="dxa" w:w="100"/>
+              <w:bottom w:type="dxa" w:w="55"/>
+              <w:right w:type="dxa" w:w="100"/>
+            </w:tcMar>
+          </w:tcPr>
+          <w:p>
+            <w:pPr>
+              <w:spacing w:after="0"/>
+              <w:jc w:val="left"/>
+            </w:pPr>
+            <w:r>
+              <w:rPr>
+                <w:rFonts w:ascii="Malgun Gothic" w:cs="Malgun Gothic" w:eastAsia="Malgun Gothic" w:hAnsi="Malgun Gothic"/>
+                <w:b/>
+                <w:bCs/>
+                <w:sz w:val="18"/>
+                <w:szCs w:val="18"/>
+              </w:rPr>
+              <w:t xml:space="preserve">5</w:t>
+            </w:r>
+          </w:p>
+        </w:tc>
+        <w:tc>
+          <w:tcPr>
+            <w:tcW w:type="dxa" w:w="1805"/>
+            <w:tcMar>
+              <w:top w:type="dxa" w:w="55"/>
+              <w:left w:type="dxa" w:w="100"/>
+              <w:bottom w:type="dxa" w:w="55"/>
+              <w:right w:type="dxa" w:w="100"/>
+            </w:tcMar>
+          </w:tcPr>
+          <w:p>
+            <w:pPr>
+              <w:spacing w:after="0"/>
+              <w:jc w:val="left"/>
+            </w:pPr>
+            <w:r>
+              <w:rPr>
+                <w:rFonts w:ascii="Malgun Gothic" w:cs="Malgun Gothic" w:eastAsia="Malgun Gothic" w:hAnsi="Malgun Gothic"/>
+                <w:b w:val="false"/>
+                <w:bCs w:val="false"/>
+                <w:sz w:val="18"/>
+                <w:szCs w:val="18"/>
+              </w:rPr>
+              <w:t xml:space="preserve">884 프레임</w:t>
+            </w:r>
+          </w:p>
+        </w:tc>
+        <w:tc>
+          <w:tcPr>
+            <w:tcW w:type="dxa" w:w="2347"/>
+            <w:tcMar>
+              <w:top w:type="dxa" w:w="55"/>
+              <w:left w:type="dxa" w:w="100"/>
+              <w:bottom w:type="dxa" w:w="55"/>
+              <w:right w:type="dxa" w:w="100"/>
+            </w:tcMar>
+          </w:tcPr>
+          <w:p>
+            <w:pPr>
+              <w:spacing w:after="0"/>
+              <w:jc w:val="left"/>
+            </w:pPr>
+            <w:r>
+              <w:rPr>
+                <w:rFonts w:ascii="Malgun Gothic" w:cs="Malgun Gothic" w:eastAsia="Malgun Gothic" w:hAnsi="Malgun Gothic"/>
+                <w:b w:val="false"/>
+                <w:bCs w:val="false"/>
+                <w:sz w:val="18"/>
+                <w:szCs w:val="18"/>
+              </w:rPr>
+              <w:t xml:space="preserve">6,385 ~ 7,269</w:t>
+            </w:r>
+          </w:p>
+        </w:tc>
+        <w:tc>
+          <w:tcPr>
+            <w:tcW w:type="dxa" w:w="1444"/>
+            <w:tcMar>
+              <w:top w:type="dxa" w:w="55"/>
+              <w:left w:type="dxa" w:w="100"/>
+              <w:bottom w:type="dxa" w:w="55"/>
+              <w:right w:type="dxa" w:w="100"/>
+            </w:tcMar>
+          </w:tcPr>
+          <w:p>
+            <w:pPr>
+              <w:spacing w:after="0"/>
+              <w:jc w:val="left"/>
+            </w:pPr>
+            <w:r>
+              <w:rPr>
+                <w:rFonts w:ascii="Malgun Gothic" w:cs="Malgun Gothic" w:eastAsia="Malgun Gothic" w:hAnsi="Malgun Gothic"/>
+                <w:b w:val="false"/>
+                <w:bCs w:val="false"/>
+                <w:sz w:val="18"/>
+                <w:szCs w:val="18"/>
+              </w:rPr>
+              <w:t xml:space="preserve">file-000</w:t>
+            </w:r>
+          </w:p>
+        </w:tc>
+        <w:tc>
+          <w:tcPr>
+            <w:tcW w:type="dxa" w:w="2166"/>
+            <w:tcMar>
+              <w:top w:type="dxa" w:w="55"/>
+              <w:left w:type="dxa" w:w="100"/>
+              <w:bottom w:type="dxa" w:w="55"/>
+              <w:right w:type="dxa" w:w="100"/>
+            </w:tcMar>
+          </w:tcPr>
+          <w:p>
+            <w:pPr>
+              <w:spacing w:after="0"/>
+              <w:jc w:val="left"/>
+            </w:pPr>
+            <w:r>
+              <w:rPr>
+                <w:rFonts w:ascii="Malgun Gothic" w:cs="Malgun Gothic" w:eastAsia="Malgun Gothic" w:hAnsi="Malgun Gothic"/>
+                <w:b w:val="false"/>
+                <w:bCs w:val="false"/>
+                <w:sz w:val="18"/>
+                <w:szCs w:val="18"/>
+              </w:rPr>
+              <w:t xml:space="preserve">212.8 ~ 242.3초</w:t>
+            </w:r>
+          </w:p>
+        </w:tc>
+      </w:tr>
+    </w:tbl>
+    <w:p>
+      <w:pPr>
+        <w:spacing w:after="120" w:before="80"/>
+      </w:pPr>
+      <w:r>
+        <w:rPr>
+          <w:rFonts w:ascii="Malgun Gothic" w:cs="Malgun Gothic" w:eastAsia="Malgun Gothic" w:hAnsi="Malgun Gothic"/>
+          <w:color w:val="595959"/>
+          <w:sz w:val="18"/>
+          <w:szCs w:val="18"/>
+        </w:rPr>
+        <w:t xml:space="preserve">앞 에피소드의 끝 시각이 다음 에피소드의 시작 시각과 정확히 일치한다 — 빈틈없이 이어 붙어 있다는 뜻이다.</w:t>
+      </w:r>
+    </w:p>
+    <w:p>
+      <w:pPr>
+        <w:pStyle w:val="Heading2"/>
+        <w:spacing w:after="110" w:before="240"/>
+      </w:pPr>
+      <w:r>
+        <w:rPr>
+          <w:rFonts w:ascii="Malgun Gothic" w:cs="Malgun Gothic" w:eastAsia="Malgun Gothic" w:hAnsi="Malgun Gothic"/>
+          <w:b/>
+          <w:bCs/>
+          <w:color w:val="2F5496"/>
+          <w:sz w:val="24"/>
+          <w:szCs w:val="24"/>
+        </w:rPr>
+        <w:t xml:space="preserve">2.6 통계는 '무엇에 대한' 통계인가</w:t>
+      </w:r>
+    </w:p>
+    <w:p>
+      <w:pPr>
+        <w:pBdr>
+          <w:left w:val="single" w:color="2F5496" w:sz="18" w:space="8"/>
+        </w:pBdr>
+        <w:shd w:fill="EAF1FB" w:val="clear"/>
+        <w:spacing w:after="150" w:before="60"/>
+      </w:pPr>
+      <w:r>
+        <w:rPr>
+          <w:rFonts w:ascii="Malgun Gothic" w:cs="Malgun Gothic" w:eastAsia="Malgun Gothic" w:hAnsi="Malgun Gothic"/>
+          <w:b/>
+          <w:bCs/>
+          <w:color w:val="1F3864"/>
+          <w:sz w:val="21"/>
+          <w:szCs w:val="21"/>
+        </w:rPr>
+        <w:t xml:space="preserve">한 에피소드가 진행되는 동안 각 항목이 어떤 값의 범위에서 움직였는지를 요약한 값이다. 학습 시 데이터 정규화에 쓰인다.</w:t>
+      </w:r>
+    </w:p>
+    <w:tbl>
+      <w:tblPr>
+        <w:tblW w:type="dxa" w:w="9026"/>
+        <w:tblBorders>
+          <w:top w:val="single" w:color="auto" w:sz="4"/>
+          <w:left w:val="single" w:color="auto" w:sz="4"/>
+          <w:bottom w:val="single" w:color="auto" w:sz="4"/>
+          <w:right w:val="single" w:color="auto" w:sz="4"/>
+          <w:insideH w:val="single" w:color="auto" w:sz="4"/>
+          <w:insideV w:val="single" w:color="auto" w:sz="4"/>
+        </w:tblBorders>
+      </w:tblPr>
+      <w:tblGrid>
+        <w:gridCol w:w="2166"/>
+        <w:gridCol w:w="5416"/>
+        <w:gridCol w:w="1444"/>
+      </w:tblGrid>
+      <w:tr>
+        <w:trPr>
+          <w:tblHeader/>
+        </w:trPr>
+        <w:tc>
+          <w:tcPr>
+            <w:tcW w:type="dxa" w:w="2166"/>
+            <w:shd w:fill="D9E2F3" w:val="clear"/>
+            <w:tcMar>
+              <w:top w:type="dxa" w:w="55"/>
+              <w:left w:type="dxa" w:w="100"/>
+              <w:bottom w:type="dxa" w:w="55"/>
+              <w:right w:type="dxa" w:w="100"/>
+            </w:tcMar>
+          </w:tcPr>
+          <w:p>
+            <w:pPr>
+              <w:spacing w:after="0"/>
+              <w:jc w:val="left"/>
+            </w:pPr>
+            <w:r>
+              <w:rPr>
+                <w:rFonts w:ascii="Malgun Gothic" w:cs="Malgun Gothic" w:eastAsia="Malgun Gothic" w:hAnsi="Malgun Gothic"/>
+                <w:b/>
+                <w:bCs/>
+                <w:sz w:val="18"/>
+                <w:szCs w:val="18"/>
+              </w:rPr>
+              <w:t xml:space="preserve">대상 항목</w:t>
+            </w:r>
+          </w:p>
+        </w:tc>
+        <w:tc>
+          <w:tcPr>
+            <w:tcW w:type="dxa" w:w="5416"/>
+            <w:shd w:fill="D9E2F3" w:val="clear"/>
+            <w:tcMar>
+              <w:top w:type="dxa" w:w="55"/>
+              <w:left w:type="dxa" w:w="100"/>
+              <w:bottom w:type="dxa" w:w="55"/>
+              <w:right w:type="dxa" w:w="100"/>
+            </w:tcMar>
+          </w:tcPr>
+          <w:p>
+            <w:pPr>
+              <w:spacing w:after="0"/>
+              <w:jc w:val="left"/>
+            </w:pPr>
+            <w:r>
+              <w:rPr>
+                <w:rFonts w:ascii="Malgun Gothic" w:cs="Malgun Gothic" w:eastAsia="Malgun Gothic" w:hAnsi="Malgun Gothic"/>
+                <w:b/>
+                <w:bCs/>
+                <w:sz w:val="18"/>
+                <w:szCs w:val="18"/>
+              </w:rPr>
+              <w:t xml:space="preserve">통계의 의미</w:t>
+            </w:r>
+          </w:p>
+        </w:tc>
+        <w:tc>
+          <w:tcPr>
+            <w:tcW w:type="dxa" w:w="1444"/>
+            <w:shd w:fill="D9E2F3" w:val="clear"/>
+            <w:tcMar>
+              <w:top w:type="dxa" w:w="55"/>
+              <w:left w:type="dxa" w:w="100"/>
+              <w:bottom w:type="dxa" w:w="55"/>
+              <w:right w:type="dxa" w:w="100"/>
+            </w:tcMar>
+          </w:tcPr>
+          <w:p>
+            <w:pPr>
+              <w:spacing w:after="0"/>
+              <w:jc w:val="left"/>
+            </w:pPr>
+            <w:r>
+              <w:rPr>
+                <w:rFonts w:ascii="Malgun Gothic" w:cs="Malgun Gothic" w:eastAsia="Malgun Gothic" w:hAnsi="Malgun Gothic"/>
+                <w:b/>
+                <w:bCs/>
+                <w:sz w:val="18"/>
+                <w:szCs w:val="18"/>
+              </w:rPr>
+              <w:t xml:space="preserve">형태</w:t>
+            </w:r>
+          </w:p>
+        </w:tc>
+      </w:tr>
+      <w:tr>
+        <w:tc>
+          <w:tcPr>
+            <w:tcW w:type="dxa" w:w="2166"/>
+            <w:tcMar>
+              <w:top w:type="dxa" w:w="55"/>
+              <w:left w:type="dxa" w:w="100"/>
+              <w:bottom w:type="dxa" w:w="55"/>
+              <w:right w:type="dxa" w:w="100"/>
+            </w:tcMar>
+          </w:tcPr>
+          <w:p>
+            <w:pPr>
+              <w:spacing w:after="0"/>
+              <w:jc w:val="left"/>
+            </w:pPr>
+            <w:r>
+              <w:rPr>
+                <w:rFonts w:ascii="Malgun Gothic" w:cs="Malgun Gothic" w:eastAsia="Malgun Gothic" w:hAnsi="Malgun Gothic"/>
+                <w:b/>
+                <w:bCs/>
+                <w:sz w:val="18"/>
+                <w:szCs w:val="18"/>
+              </w:rPr>
+              <w:t xml:space="preserve">observation.state</w:t>
+            </w:r>
+          </w:p>
+        </w:tc>
+        <w:tc>
+          <w:tcPr>
+            <w:tcW w:type="dxa" w:w="5416"/>
+            <w:tcMar>
+              <w:top w:type="dxa" w:w="55"/>
+              <w:left w:type="dxa" w:w="100"/>
+              <w:bottom w:type="dxa" w:w="55"/>
+              <w:right w:type="dxa" w:w="100"/>
+            </w:tcMar>
+          </w:tcPr>
+          <w:p>
+            <w:pPr>
+              <w:spacing w:after="0"/>
+              <w:jc w:val="left"/>
+            </w:pPr>
+            <w:r>
+              <w:rPr>
+                <w:rFonts w:ascii="Malgun Gothic" w:cs="Malgun Gothic" w:eastAsia="Malgun Gothic" w:hAnsi="Malgun Gothic"/>
+                <w:b w:val="false"/>
+                <w:bCs w:val="false"/>
+                <w:sz w:val="18"/>
+                <w:szCs w:val="18"/>
+              </w:rPr>
+              <w:t xml:space="preserve">그 에피소드 동안 관절 26개가 각각 어디서 어디까지 움직였는지 (관절별 min·max·mean·std)</w:t>
+            </w:r>
+          </w:p>
+        </w:tc>
+        <w:tc>
+          <w:tcPr>
+            <w:tcW w:type="dxa" w:w="1444"/>
+            <w:tcMar>
+              <w:top w:type="dxa" w:w="55"/>
+              <w:left w:type="dxa" w:w="100"/>
+              <w:bottom w:type="dxa" w:w="55"/>
+              <w:right w:type="dxa" w:w="100"/>
+            </w:tcMar>
+          </w:tcPr>
+          <w:p>
+            <w:pPr>
+              <w:spacing w:after="0"/>
+              <w:jc w:val="left"/>
+            </w:pPr>
+            <w:r>
+              <w:rPr>
+                <w:rFonts w:ascii="Malgun Gothic" w:cs="Malgun Gothic" w:eastAsia="Malgun Gothic" w:hAnsi="Malgun Gothic"/>
+                <w:b w:val="false"/>
+                <w:bCs w:val="false"/>
+                <w:sz w:val="18"/>
+                <w:szCs w:val="18"/>
+              </w:rPr>
+              <w:t xml:space="preserve">26개 값 × 4종</w:t>
+            </w:r>
+          </w:p>
+        </w:tc>
+      </w:tr>
+      <w:tr>
+        <w:tc>
+          <w:tcPr>
+            <w:tcW w:type="dxa" w:w="2166"/>
+            <w:tcMar>
+              <w:top w:type="dxa" w:w="55"/>
+              <w:left w:type="dxa" w:w="100"/>
+              <w:bottom w:type="dxa" w:w="55"/>
+              <w:right w:type="dxa" w:w="100"/>
+            </w:tcMar>
+          </w:tcPr>
+          <w:p>
+            <w:pPr>
+              <w:spacing w:after="0"/>
+              <w:jc w:val="left"/>
+            </w:pPr>
+            <w:r>
+              <w:rPr>
+                <w:rFonts w:ascii="Malgun Gothic" w:cs="Malgun Gothic" w:eastAsia="Malgun Gothic" w:hAnsi="Malgun Gothic"/>
+                <w:b/>
+                <w:bCs/>
+                <w:sz w:val="18"/>
+                <w:szCs w:val="18"/>
+              </w:rPr>
+              <w:t xml:space="preserve">action</w:t>
+            </w:r>
+          </w:p>
+        </w:tc>
+        <w:tc>
+          <w:tcPr>
+            <w:tcW w:type="dxa" w:w="5416"/>
+            <w:tcMar>
+              <w:top w:type="dxa" w:w="55"/>
+              <w:left w:type="dxa" w:w="100"/>
+              <w:bottom w:type="dxa" w:w="55"/>
+              <w:right w:type="dxa" w:w="100"/>
+            </w:tcMar>
+          </w:tcPr>
+          <w:p>
+            <w:pPr>
+              <w:spacing w:after="0"/>
+              <w:jc w:val="left"/>
+            </w:pPr>
+            <w:r>
+              <w:rPr>
+                <w:rFonts w:ascii="Malgun Gothic" w:cs="Malgun Gothic" w:eastAsia="Malgun Gothic" w:hAnsi="Malgun Gothic"/>
+                <w:b w:val="false"/>
+                <w:bCs w:val="false"/>
+                <w:sz w:val="18"/>
+                <w:szCs w:val="18"/>
+              </w:rPr>
+              <w:t xml:space="preserve">동일 (명령값 기준)</w:t>
+            </w:r>
+          </w:p>
+        </w:tc>
+        <w:tc>
+          <w:tcPr>
+            <w:tcW w:type="dxa" w:w="1444"/>
+            <w:tcMar>
+              <w:top w:type="dxa" w:w="55"/>
+              <w:left w:type="dxa" w:w="100"/>
+              <w:bottom w:type="dxa" w:w="55"/>
+              <w:right w:type="dxa" w:w="100"/>
+            </w:tcMar>
+          </w:tcPr>
+          <w:p>
+            <w:pPr>
+              <w:spacing w:after="0"/>
+              <w:jc w:val="left"/>
+            </w:pPr>
+            <w:r>
+              <w:rPr>
+                <w:rFonts w:ascii="Malgun Gothic" w:cs="Malgun Gothic" w:eastAsia="Malgun Gothic" w:hAnsi="Malgun Gothic"/>
+                <w:b w:val="false"/>
+                <w:bCs w:val="false"/>
+                <w:sz w:val="18"/>
+                <w:szCs w:val="18"/>
+              </w:rPr>
+              <w:t xml:space="preserve">26개 값 × 4종</w:t>
+            </w:r>
+          </w:p>
+        </w:tc>
+      </w:tr>
+      <w:tr>
+        <w:tc>
+          <w:tcPr>
+            <w:tcW w:type="dxa" w:w="2166"/>
+            <w:tcMar>
+              <w:top w:type="dxa" w:w="55"/>
+              <w:left w:type="dxa" w:w="100"/>
+              <w:bottom w:type="dxa" w:w="55"/>
+              <w:right w:type="dxa" w:w="100"/>
+            </w:tcMar>
+          </w:tcPr>
+          <w:p>
+            <w:pPr>
+              <w:spacing w:after="0"/>
+              <w:jc w:val="left"/>
+            </w:pPr>
+            <w:r>
+              <w:rPr>
+                <w:rFonts w:ascii="Malgun Gothic" w:cs="Malgun Gothic" w:eastAsia="Malgun Gothic" w:hAnsi="Malgun Gothic"/>
+                <w:b/>
+                <w:bCs/>
+                <w:sz w:val="18"/>
+                <w:szCs w:val="18"/>
+              </w:rPr>
+              <w:t xml:space="preserve">카메라 4종</w:t>
+            </w:r>
+          </w:p>
+        </w:tc>
+        <w:tc>
+          <w:tcPr>
+            <w:tcW w:type="dxa" w:w="5416"/>
+            <w:tcMar>
+              <w:top w:type="dxa" w:w="55"/>
+              <w:left w:type="dxa" w:w="100"/>
+              <w:bottom w:type="dxa" w:w="55"/>
+              <w:right w:type="dxa" w:w="100"/>
+            </w:tcMar>
+          </w:tcPr>
+          <w:p>
+            <w:pPr>
+              <w:spacing w:after="0"/>
+              <w:jc w:val="left"/>
+            </w:pPr>
+            <w:r>
+              <w:rPr>
+                <w:rFonts w:ascii="Malgun Gothic" w:cs="Malgun Gothic" w:eastAsia="Malgun Gothic" w:hAnsi="Malgun Gothic"/>
+                <w:b w:val="false"/>
+                <w:bCs w:val="false"/>
+                <w:sz w:val="18"/>
+                <w:szCs w:val="18"/>
+              </w:rPr>
+              <w:t xml:space="preserve">화면의 밝기 분포를 RGB 채널별로 요약 (0~1로 정규화된 픽셀값)</w:t>
+            </w:r>
+          </w:p>
+        </w:tc>
+        <w:tc>
+          <w:tcPr>
+            <w:tcW w:type="dxa" w:w="1444"/>
+            <w:tcMar>
+              <w:top w:type="dxa" w:w="55"/>
+              <w:left w:type="dxa" w:w="100"/>
+              <w:bottom w:type="dxa" w:w="55"/>
+              <w:right w:type="dxa" w:w="100"/>
+            </w:tcMar>
+          </w:tcPr>
+          <w:p>
+            <w:pPr>
+              <w:spacing w:after="0"/>
+              <w:jc w:val="left"/>
+            </w:pPr>
+            <w:r>
+              <w:rPr>
+                <w:rFonts w:ascii="Malgun Gothic" w:cs="Malgun Gothic" w:eastAsia="Malgun Gothic" w:hAnsi="Malgun Gothic"/>
+                <w:b w:val="false"/>
+                <w:bCs w:val="false"/>
+                <w:sz w:val="18"/>
+                <w:szCs w:val="18"/>
+              </w:rPr>
+              <w:t xml:space="preserve">3개 값(RGB) × 4종</w:t>
+            </w:r>
+          </w:p>
+        </w:tc>
+      </w:tr>
+      <w:tr>
+        <w:tc>
+          <w:tcPr>
+            <w:tcW w:type="dxa" w:w="2166"/>
+            <w:tcMar>
+              <w:top w:type="dxa" w:w="55"/>
+              <w:left w:type="dxa" w:w="100"/>
+              <w:bottom w:type="dxa" w:w="55"/>
+              <w:right w:type="dxa" w:w="100"/>
+            </w:tcMar>
+          </w:tcPr>
+          <w:p>
+            <w:pPr>
+              <w:spacing w:after="0"/>
+              <w:jc w:val="left"/>
+            </w:pPr>
+            <w:r>
+              <w:rPr>
+                <w:rFonts w:ascii="Malgun Gothic" w:cs="Malgun Gothic" w:eastAsia="Malgun Gothic" w:hAnsi="Malgun Gothic"/>
+                <w:b/>
+                <w:bCs/>
+                <w:sz w:val="18"/>
+                <w:szCs w:val="18"/>
+              </w:rPr>
+              <w:t xml:space="preserve">timestamp</w:t>
+            </w:r>
+          </w:p>
+        </w:tc>
+        <w:tc>
+          <w:tcPr>
+            <w:tcW w:type="dxa" w:w="5416"/>
+            <w:tcMar>
+              <w:top w:type="dxa" w:w="55"/>
+              <w:left w:type="dxa" w:w="100"/>
+              <w:bottom w:type="dxa" w:w="55"/>
+              <w:right w:type="dxa" w:w="100"/>
+            </w:tcMar>
+          </w:tcPr>
+          <w:p>
+            <w:pPr>
+              <w:spacing w:after="0"/>
+              <w:jc w:val="left"/>
+            </w:pPr>
+            <w:r>
+              <w:rPr>
+                <w:rFonts w:ascii="Malgun Gothic" w:cs="Malgun Gothic" w:eastAsia="Malgun Gothic" w:hAnsi="Malgun Gothic"/>
+                <w:b w:val="false"/>
+                <w:bCs w:val="false"/>
+                <w:sz w:val="18"/>
+                <w:szCs w:val="18"/>
+              </w:rPr>
+              <w:t xml:space="preserve">에피소드 시작~종료 시간 (예: 0 ~ 29.4초)</w:t>
+            </w:r>
+          </w:p>
+        </w:tc>
+        <w:tc>
+          <w:tcPr>
+            <w:tcW w:type="dxa" w:w="1444"/>
+            <w:tcMar>
+              <w:top w:type="dxa" w:w="55"/>
+              <w:left w:type="dxa" w:w="100"/>
+              <w:bottom w:type="dxa" w:w="55"/>
+              <w:right w:type="dxa" w:w="100"/>
+            </w:tcMar>
+          </w:tcPr>
+          <w:p>
+            <w:pPr>
+              <w:spacing w:after="0"/>
+              <w:jc w:val="left"/>
+            </w:pPr>
+            <w:r>
+              <w:rPr>
+                <w:rFonts w:ascii="Malgun Gothic" w:cs="Malgun Gothic" w:eastAsia="Malgun Gothic" w:hAnsi="Malgun Gothic"/>
+                <w:b w:val="false"/>
+                <w:bCs w:val="false"/>
+                <w:sz w:val="18"/>
+                <w:szCs w:val="18"/>
+              </w:rPr>
+              <w:t xml:space="preserve">스칼라</w:t>
+            </w:r>
+          </w:p>
+        </w:tc>
+      </w:tr>
+      <w:tr>
+        <w:tc>
+          <w:tcPr>
+            <w:tcW w:type="dxa" w:w="2166"/>
+            <w:tcMar>
+              <w:top w:type="dxa" w:w="55"/>
+              <w:left w:type="dxa" w:w="100"/>
+              <w:bottom w:type="dxa" w:w="55"/>
+              <w:right w:type="dxa" w:w="100"/>
+            </w:tcMar>
+          </w:tcPr>
+          <w:p>
+            <w:pPr>
+              <w:spacing w:after="0"/>
+              <w:jc w:val="left"/>
+            </w:pPr>
+            <w:r>
+              <w:rPr>
+                <w:rFonts w:ascii="Malgun Gothic" w:cs="Malgun Gothic" w:eastAsia="Malgun Gothic" w:hAnsi="Malgun Gothic"/>
+                <w:b/>
+                <w:bCs/>
+                <w:sz w:val="18"/>
+                <w:szCs w:val="18"/>
+              </w:rPr>
+              <w:t xml:space="preserve">frame_index / episode_index / index / task_index</w:t>
+            </w:r>
+          </w:p>
+        </w:tc>
+        <w:tc>
+          <w:tcPr>
+            <w:tcW w:type="dxa" w:w="5416"/>
+            <w:tcMar>
+              <w:top w:type="dxa" w:w="55"/>
+              <w:left w:type="dxa" w:w="100"/>
+              <w:bottom w:type="dxa" w:w="55"/>
+              <w:right w:type="dxa" w:w="100"/>
+            </w:tcMar>
+          </w:tcPr>
+          <w:p>
+            <w:pPr>
+              <w:spacing w:after="0"/>
+              <w:jc w:val="left"/>
+            </w:pPr>
+            <w:r>
+              <w:rPr>
+                <w:rFonts w:ascii="Malgun Gothic" w:cs="Malgun Gothic" w:eastAsia="Malgun Gothic" w:hAnsi="Malgun Gothic"/>
+                <w:b w:val="false"/>
+                <w:bCs w:val="false"/>
+                <w:sz w:val="18"/>
+                <w:szCs w:val="18"/>
+              </w:rPr>
+              <w:t xml:space="preserve">인덱스 값의 범위 (실질적 의미는 적음)</w:t>
+            </w:r>
+          </w:p>
+        </w:tc>
+        <w:tc>
+          <w:tcPr>
+            <w:tcW w:type="dxa" w:w="1444"/>
+            <w:tcMar>
+              <w:top w:type="dxa" w:w="55"/>
+              <w:left w:type="dxa" w:w="100"/>
+              <w:bottom w:type="dxa" w:w="55"/>
+              <w:right w:type="dxa" w:w="100"/>
+            </w:tcMar>
+          </w:tcPr>
+          <w:p>
+            <w:pPr>
+              <w:spacing w:after="0"/>
+              <w:jc w:val="left"/>
+            </w:pPr>
+            <w:r>
+              <w:rPr>
+                <w:rFonts w:ascii="Malgun Gothic" w:cs="Malgun Gothic" w:eastAsia="Malgun Gothic" w:hAnsi="Malgun Gothic"/>
+                <w:b w:val="false"/>
+                <w:bCs w:val="false"/>
+                <w:sz w:val="18"/>
+                <w:szCs w:val="18"/>
+              </w:rPr>
+              <w:t xml:space="preserve">스칼라</w:t>
+            </w:r>
+          </w:p>
+        </w:tc>
+      </w:tr>
+    </w:tbl>
+    <w:p>
+      <w:pPr>
+        <w:spacing w:after="70" w:before="140"/>
+      </w:pPr>
+      <w:r>
+        <w:rPr>
+          <w:rFonts w:ascii="Malgun Gothic" w:cs="Malgun Gothic" w:eastAsia="Malgun Gothic" w:hAnsi="Malgun Gothic"/>
+          <w:b/>
+          <w:bCs/>
+          <w:sz w:val="20"/>
+          <w:szCs w:val="20"/>
+        </w:rPr>
+        <w:t xml:space="preserve">count의 의미가 항목마다 다르다:</w:t>
+      </w:r>
+    </w:p>
+    <w:p>
+      <w:pPr>
+        <w:pStyle w:val="ListParagraph"/>
+        <w:numPr>
+          <w:ilvl w:val="0"/>
+          <w:numId w:val="2"/>
+        </w:numPr>
+        <w:spacing w:after="70"/>
+      </w:pPr>
+      <w:r>
+        <w:rPr>
+          <w:rFonts w:ascii="Malgun Gothic" w:cs="Malgun Gothic" w:eastAsia="Malgun Gothic" w:hAnsi="Malgun Gothic"/>
+          <w:sz w:val="20"/>
+          <w:szCs w:val="20"/>
+        </w:rPr>
+        <w:t xml:space="preserve">관절·시간 항목의 count = 그 에피소드의 전체 프레임 수 (예: 884)</w:t>
+      </w:r>
+    </w:p>
+    <w:p>
+      <w:pPr>
+        <w:pStyle w:val="ListParagraph"/>
+        <w:numPr>
+          <w:ilvl w:val="0"/>
+          <w:numId w:val="2"/>
+        </w:numPr>
+        <w:spacing w:after="70"/>
+      </w:pPr>
+      <w:r>
+        <w:rPr>
+          <w:rFonts w:ascii="Malgun Gothic" w:cs="Malgun Gothic" w:eastAsia="Malgun Gothic" w:hAnsi="Malgun Gothic"/>
+          <w:sz w:val="20"/>
+          <w:szCs w:val="20"/>
+        </w:rPr>
+        <w:t xml:space="preserve">카메라 항목의 count = 통계 계산에 실제로 사용된 프레임 수 (예: 884 중 162장만 샘플링). 영상 전체를 디코딩하지 않고 일부만 뽑아 계산했다는 뜻이다.</w:t>
+      </w:r>
+    </w:p>
+    <w:p>
+      <w:pPr>
+        <w:spacing w:after="120" w:before="120"/>
+      </w:pPr>
+      <w:r>
+        <w:rPr>
+          <w:rFonts w:ascii="Malgun Gothic" w:cs="Malgun Gothic" w:eastAsia="Malgun Gothic" w:hAnsi="Malgun Gothic"/>
+          <w:sz w:val="20"/>
+          <w:szCs w:val="20"/>
+        </w:rPr>
+        <w:t xml:space="preserve">meta/stats.json은 같은 구조의 통계를 데이터셋 전체 기준으로 담고 있고, episodes 색인 안의 stats/…는 에피소드 단위로 담고 있다.</w:t>
+      </w:r>
+    </w:p>
+    <w:p>
+      <w:pPr>
+        <w:pStyle w:val="Heading2"/>
+        <w:spacing w:after="110" w:before="240"/>
+      </w:pPr>
+      <w:r>
+        <w:rPr>
+          <w:rFonts w:ascii="Malgun Gothic" w:cs="Malgun Gothic" w:eastAsia="Malgun Gothic" w:hAnsi="Malgun Gothic"/>
+          <w:b/>
+          <w:bCs/>
+          <w:color w:val="2F5496"/>
+          <w:sz w:val="24"/>
+          <w:szCs w:val="24"/>
+        </w:rPr>
+        <w:t xml:space="preserve">2.7 데이터셋 8개 현황</w:t>
       </w:r>
     </w:p>
     <w:tbl>
@@ -3538,7 +7407,7 @@
           <w:sz w:val="24"/>
           <w:szCs w:val="24"/>
         </w:rPr>
-        <w:t xml:space="preserve">2.5 관절 26차원이 뜻하는 것</w:t>
+        <w:t xml:space="preserve">2.8 관절 26차원이 뜻하는 것</w:t>
       </w:r>
     </w:p>
     <w:tbl>
@@ -3924,7 +7793,7 @@
           <w:sz w:val="24"/>
           <w:szCs w:val="24"/>
         </w:rPr>
-        <w:t xml:space="preserve">2.6 실제 데이터 모습</w:t>
+        <w:t xml:space="preserve">2.9 실제 데이터 모습</w:t>
       </w:r>
     </w:p>
     <w:p>

--- a/docs/휴머노이드_데이터셋_구조분석_보고서.docx
+++ b/docs/휴머노이드_데이터셋_구조분석_보고서.docx
@@ -8041,12 +8041,12 @@
           <w:sz w:val="21"/>
           <w:szCs w:val="21"/>
         </w:rPr>
-        <w:t xml:space="preserve">Brainco와 달리 거리(depth)와 3D 점군(LiDAR), 촉각까지 들어있다. 대신 카메라는 머리 1대뿐이다.</w:t>
+        <w:t xml:space="preserve">Brainco와 달리 거리(depth) · 3D 점군(LiDAR) · 촉각까지 들어있다. 대신 카메라는 머리 1대뿐이다.</w:t>
       </w:r>
     </w:p>
     <w:tbl>
       <w:tblPr>
-        <w:tblW w:type="dxa" w:w="9026"/>
+        <w:tblW w:type="dxa" w:w="9025"/>
         <w:tblBorders>
           <w:top w:val="single" w:color="auto" w:sz="4"/>
           <w:left w:val="single" w:color="auto" w:sz="4"/>
@@ -8057,9 +8057,9 @@
         </w:tblBorders>
       </w:tblPr>
       <w:tblGrid>
-        <w:gridCol w:w="1625"/>
+        <w:gridCol w:w="1444"/>
         <w:gridCol w:w="1173"/>
-        <w:gridCol w:w="6228"/>
+        <w:gridCol w:w="6408"/>
       </w:tblGrid>
       <w:tr>
         <w:trPr>
@@ -8067,7 +8067,7 @@
         </w:trPr>
         <w:tc>
           <w:tcPr>
-            <w:tcW w:type="dxa" w:w="1625"/>
+            <w:tcW w:type="dxa" w:w="1444"/>
             <w:shd w:fill="D9E2F3" w:val="clear"/>
             <w:tcMar>
               <w:top w:type="dxa" w:w="55"/>
@@ -8123,7 +8123,7 @@
         </w:tc>
         <w:tc>
           <w:tcPr>
-            <w:tcW w:type="dxa" w:w="6228"/>
+            <w:tcW w:type="dxa" w:w="6408"/>
             <w:shd w:fill="D9E2F3" w:val="clear"/>
             <w:tcMar>
               <w:top w:type="dxa" w:w="55"/>
@@ -8153,7 +8153,7 @@
       <w:tr>
         <w:tc>
           <w:tcPr>
-            <w:tcW w:type="dxa" w:w="1625"/>
+            <w:tcW w:type="dxa" w:w="1444"/>
             <w:tcMar>
               <w:top w:type="dxa" w:w="55"/>
               <w:left w:type="dxa" w:w="100"/>
@@ -8207,28 +8207,28 @@
         </w:tc>
         <w:tc>
           <w:tcPr>
-            <w:tcW w:type="dxa" w:w="6228"/>
-            <w:tcMar>
-              <w:top w:type="dxa" w:w="55"/>
-              <w:left w:type="dxa" w:w="100"/>
-              <w:bottom w:type="dxa" w:w="55"/>
-              <w:right w:type="dxa" w:w="100"/>
-            </w:tcMar>
-          </w:tcPr>
-          <w:p>
-            <w:pPr>
-              <w:spacing w:after="0"/>
-              <w:jc w:val="left"/>
-            </w:pPr>
-            <w:r>
-              <w:rPr>
-                <w:rFonts w:ascii="Malgun Gothic" w:cs="Malgun Gothic" w:eastAsia="Malgun Gothic" w:hAnsi="Malgun Gothic"/>
-                <w:b w:val="false"/>
-                <w:bCs w:val="false"/>
-                <w:sz w:val="18"/>
-                <w:szCs w:val="18"/>
-              </w:rPr>
-              <w:t xml:space="preserve">머리 카메라(에고센트릭) 1대, mp4</w:t>
+            <w:tcW w:type="dxa" w:w="6408"/>
+            <w:tcMar>
+              <w:top w:type="dxa" w:w="55"/>
+              <w:left w:type="dxa" w:w="100"/>
+              <w:bottom w:type="dxa" w:w="55"/>
+              <w:right w:type="dxa" w:w="100"/>
+            </w:tcMar>
+          </w:tcPr>
+          <w:p>
+            <w:pPr>
+              <w:spacing w:after="0"/>
+              <w:jc w:val="left"/>
+            </w:pPr>
+            <w:r>
+              <w:rPr>
+                <w:rFonts w:ascii="Malgun Gothic" w:cs="Malgun Gothic" w:eastAsia="Malgun Gothic" w:hAnsi="Malgun Gothic"/>
+                <w:b w:val="false"/>
+                <w:bCs w:val="false"/>
+                <w:sz w:val="18"/>
+                <w:szCs w:val="18"/>
+              </w:rPr>
+              <w:t xml:space="preserve">머리 카메라(에고센트릭) 1대, 에피소드당 mp4 1개</w:t>
             </w:r>
           </w:p>
         </w:tc>
@@ -8236,7 +8236,7 @@
       <w:tr>
         <w:tc>
           <w:tcPr>
-            <w:tcW w:type="dxa" w:w="1625"/>
+            <w:tcW w:type="dxa" w:w="1444"/>
             <w:tcMar>
               <w:top w:type="dxa" w:w="55"/>
               <w:left w:type="dxa" w:w="100"/>
@@ -8290,7 +8290,7 @@
         </w:tc>
         <w:tc>
           <w:tcPr>
-            <w:tcW w:type="dxa" w:w="6228"/>
+            <w:tcW w:type="dxa" w:w="6408"/>
             <w:tcMar>
               <w:top w:type="dxa" w:w="55"/>
               <w:left w:type="dxa" w:w="100"/>
@@ -8319,7 +8319,7 @@
       <w:tr>
         <w:tc>
           <w:tcPr>
-            <w:tcW w:type="dxa" w:w="1625"/>
+            <w:tcW w:type="dxa" w:w="1444"/>
             <w:tcMar>
               <w:top w:type="dxa" w:w="55"/>
               <w:left w:type="dxa" w:w="100"/>
@@ -8373,28 +8373,28 @@
         </w:tc>
         <w:tc>
           <w:tcPr>
-            <w:tcW w:type="dxa" w:w="6228"/>
-            <w:tcMar>
-              <w:top w:type="dxa" w:w="55"/>
-              <w:left w:type="dxa" w:w="100"/>
-              <w:bottom w:type="dxa" w:w="55"/>
-              <w:right w:type="dxa" w:w="100"/>
-            </w:tcMar>
-          </w:tcPr>
-          <w:p>
-            <w:pPr>
-              <w:spacing w:after="0"/>
-              <w:jc w:val="left"/>
-            </w:pPr>
-            <w:r>
-              <w:rPr>
-                <w:rFonts w:ascii="Malgun Gothic" w:cs="Malgun Gothic" w:eastAsia="Malgun Gothic" w:hAnsi="Malgun Gothic"/>
-                <w:b w:val="false"/>
-                <w:bCs w:val="false"/>
-                <w:sz w:val="18"/>
-                <w:szCs w:val="18"/>
-              </w:rPr>
-              <w:t xml:space="preserve">픽셀마다 거리값 (480×640), 매 프레임 저장</w:t>
+            <w:tcW w:type="dxa" w:w="6408"/>
+            <w:tcMar>
+              <w:top w:type="dxa" w:w="55"/>
+              <w:left w:type="dxa" w:w="100"/>
+              <w:bottom w:type="dxa" w:w="55"/>
+              <w:right w:type="dxa" w:w="100"/>
+            </w:tcMar>
+          </w:tcPr>
+          <w:p>
+            <w:pPr>
+              <w:spacing w:after="0"/>
+              <w:jc w:val="left"/>
+            </w:pPr>
+            <w:r>
+              <w:rPr>
+                <w:rFonts w:ascii="Malgun Gothic" w:cs="Malgun Gothic" w:eastAsia="Malgun Gothic" w:hAnsi="Malgun Gothic"/>
+                <w:b w:val="false"/>
+                <w:bCs w:val="false"/>
+                <w:sz w:val="18"/>
+                <w:szCs w:val="18"/>
+              </w:rPr>
+              <w:t xml:space="preserve">픽셀마다 거리값 (480×640, 단위 mm). 측정 실패 영역은 0으로 채워짐(5~17%)</w:t>
             </w:r>
           </w:p>
         </w:tc>
@@ -8402,7 +8402,7 @@
       <w:tr>
         <w:tc>
           <w:tcPr>
-            <w:tcW w:type="dxa" w:w="1625"/>
+            <w:tcW w:type="dxa" w:w="1444"/>
             <w:tcMar>
               <w:top w:type="dxa" w:w="55"/>
               <w:left w:type="dxa" w:w="100"/>
@@ -8456,28 +8456,28 @@
         </w:tc>
         <w:tc>
           <w:tcPr>
-            <w:tcW w:type="dxa" w:w="6228"/>
-            <w:tcMar>
-              <w:top w:type="dxa" w:w="55"/>
-              <w:left w:type="dxa" w:w="100"/>
-              <w:bottom w:type="dxa" w:w="55"/>
-              <w:right w:type="dxa" w:w="100"/>
-            </w:tcMar>
-          </w:tcPr>
-          <w:p>
-            <w:pPr>
-              <w:spacing w:after="0"/>
-              <w:jc w:val="left"/>
-            </w:pPr>
-            <w:r>
-              <w:rPr>
-                <w:rFonts w:ascii="Malgun Gothic" w:cs="Malgun Gothic" w:eastAsia="Malgun Gothic" w:hAnsi="Malgun Gothic"/>
-                <w:b w:val="false"/>
-                <w:bCs w:val="false"/>
-                <w:sz w:val="18"/>
-                <w:szCs w:val="18"/>
-              </w:rPr>
-              <w:t xml:space="preserve">3D 점군, 프레임당 약 4,700~4,900개 점</w:t>
+            <w:tcW w:type="dxa" w:w="6408"/>
+            <w:tcMar>
+              <w:top w:type="dxa" w:w="55"/>
+              <w:left w:type="dxa" w:w="100"/>
+              <w:bottom w:type="dxa" w:w="55"/>
+              <w:right w:type="dxa" w:w="100"/>
+            </w:tcMar>
+          </w:tcPr>
+          <w:p>
+            <w:pPr>
+              <w:spacing w:after="0"/>
+              <w:jc w:val="left"/>
+            </w:pPr>
+            <w:r>
+              <w:rPr>
+                <w:rFonts w:ascii="Malgun Gothic" w:cs="Malgun Gothic" w:eastAsia="Malgun Gothic" w:hAnsi="Malgun Gothic"/>
+                <w:b w:val="false"/>
+                <w:bCs w:val="false"/>
+                <w:sz w:val="18"/>
+                <w:szCs w:val="18"/>
+              </w:rPr>
+              <w:t xml:space="preserve">3D 점군. 프레임마다 개수가 달라짐 (약 3,700~4,900점)</w:t>
             </w:r>
           </w:p>
         </w:tc>
@@ -8485,7 +8485,7 @@
       <w:tr>
         <w:tc>
           <w:tcPr>
-            <w:tcW w:type="dxa" w:w="1625"/>
+            <w:tcW w:type="dxa" w:w="1444"/>
             <w:tcMar>
               <w:top w:type="dxa" w:w="55"/>
               <w:left w:type="dxa" w:w="100"/>
@@ -8539,28 +8539,28 @@
         </w:tc>
         <w:tc>
           <w:tcPr>
-            <w:tcW w:type="dxa" w:w="6228"/>
-            <w:tcMar>
-              <w:top w:type="dxa" w:w="55"/>
-              <w:left w:type="dxa" w:w="100"/>
-              <w:bottom w:type="dxa" w:w="55"/>
-              <w:right w:type="dxa" w:w="100"/>
-            </w:tcMar>
-          </w:tcPr>
-          <w:p>
-            <w:pPr>
-              <w:spacing w:after="0"/>
-              <w:jc w:val="left"/>
-            </w:pPr>
-            <w:r>
-              <w:rPr>
-                <w:rFonts w:ascii="Malgun Gothic" w:cs="Malgun Gothic" w:eastAsia="Malgun Gothic" w:hAnsi="Malgun Gothic"/>
-                <w:b w:val="false"/>
-                <w:bCs w:val="false"/>
-                <w:sz w:val="18"/>
-                <w:szCs w:val="18"/>
-              </w:rPr>
-              <w:t xml:space="preserve">센서 18개 × 4채널 (H1 에피소드에는 없음)</w:t>
+            <w:tcW w:type="dxa" w:w="6408"/>
+            <w:tcMar>
+              <w:top w:type="dxa" w:w="55"/>
+              <w:left w:type="dxa" w:w="100"/>
+              <w:bottom w:type="dxa" w:w="55"/>
+              <w:right w:type="dxa" w:w="100"/>
+            </w:tcMar>
+          </w:tcPr>
+          <w:p>
+            <w:pPr>
+              <w:spacing w:after="0"/>
+              <w:jc w:val="left"/>
+            </w:pPr>
+            <w:r>
+              <w:rPr>
+                <w:rFonts w:ascii="Malgun Gothic" w:cs="Malgun Gothic" w:eastAsia="Malgun Gothic" w:hAnsi="Malgun Gothic"/>
+                <w:b w:val="false"/>
+                <w:bCs w:val="false"/>
+                <w:sz w:val="18"/>
+                <w:szCs w:val="18"/>
+              </w:rPr>
+              <w:t xml:space="preserve">센서 18개(id 1~18) × 4채널. H1 에피소드는 빈 배열</w:t>
             </w:r>
           </w:p>
         </w:tc>
@@ -8568,7 +8568,7 @@
       <w:tr>
         <w:tc>
           <w:tcPr>
-            <w:tcW w:type="dxa" w:w="1625"/>
+            <w:tcW w:type="dxa" w:w="1444"/>
             <w:tcMar>
               <w:top w:type="dxa" w:w="55"/>
               <w:left w:type="dxa" w:w="100"/>
@@ -8622,28 +8622,28 @@
         </w:tc>
         <w:tc>
           <w:tcPr>
-            <w:tcW w:type="dxa" w:w="6228"/>
-            <w:tcMar>
-              <w:top w:type="dxa" w:w="55"/>
-              <w:left w:type="dxa" w:w="100"/>
-              <w:bottom w:type="dxa" w:w="55"/>
-              <w:right w:type="dxa" w:w="100"/>
-            </w:tcMar>
-          </w:tcPr>
-          <w:p>
-            <w:pPr>
-              <w:spacing w:after="0"/>
-              <w:jc w:val="left"/>
-            </w:pPr>
-            <w:r>
-              <w:rPr>
-                <w:rFonts w:ascii="Malgun Gothic" w:cs="Malgun Gothic" w:eastAsia="Malgun Gothic" w:hAnsi="Malgun Gothic"/>
-                <w:b w:val="false"/>
-                <w:bCs w:val="false"/>
-                <w:sz w:val="18"/>
-                <w:szCs w:val="18"/>
-              </w:rPr>
-              <w:t xml:space="preserve">팔 + 다리 + 손 (전신)</w:t>
+            <w:tcW w:type="dxa" w:w="6408"/>
+            <w:tcMar>
+              <w:top w:type="dxa" w:w="55"/>
+              <w:left w:type="dxa" w:w="100"/>
+              <w:bottom w:type="dxa" w:w="55"/>
+              <w:right w:type="dxa" w:w="100"/>
+            </w:tcMar>
+          </w:tcPr>
+          <w:p>
+            <w:pPr>
+              <w:spacing w:after="0"/>
+              <w:jc w:val="left"/>
+            </w:pPr>
+            <w:r>
+              <w:rPr>
+                <w:rFonts w:ascii="Malgun Gothic" w:cs="Malgun Gothic" w:eastAsia="Malgun Gothic" w:hAnsi="Malgun Gothic"/>
+                <w:b w:val="false"/>
+                <w:bCs w:val="false"/>
+                <w:sz w:val="18"/>
+                <w:szCs w:val="18"/>
+              </w:rPr>
+              <w:t xml:space="preserve">팔 · 다리 · 손 (전신). 로봇에 따라 개수 다름</w:t>
             </w:r>
           </w:p>
         </w:tc>
@@ -8651,28 +8651,28 @@
       <w:tr>
         <w:tc>
           <w:tcPr>
-            <w:tcW w:type="dxa" w:w="1625"/>
-            <w:tcMar>
-              <w:top w:type="dxa" w:w="55"/>
-              <w:left w:type="dxa" w:w="100"/>
-              <w:bottom w:type="dxa" w:w="55"/>
-              <w:right w:type="dxa" w:w="100"/>
-            </w:tcMar>
-          </w:tcPr>
-          <w:p>
-            <w:pPr>
-              <w:spacing w:after="0"/>
-              <w:jc w:val="left"/>
-            </w:pPr>
-            <w:r>
-              <w:rPr>
-                <w:rFonts w:ascii="Malgun Gothic" w:cs="Malgun Gothic" w:eastAsia="Malgun Gothic" w:hAnsi="Malgun Gothic"/>
-                <w:b/>
-                <w:bCs/>
-                <w:sz w:val="18"/>
-                <w:szCs w:val="18"/>
-              </w:rPr>
-              <w:t xml:space="preserve">IMU · 오도메트리</w:t>
+            <w:tcW w:type="dxa" w:w="1444"/>
+            <w:tcMar>
+              <w:top w:type="dxa" w:w="55"/>
+              <w:left w:type="dxa" w:w="100"/>
+              <w:bottom w:type="dxa" w:w="55"/>
+              <w:right w:type="dxa" w:w="100"/>
+            </w:tcMar>
+          </w:tcPr>
+          <w:p>
+            <w:pPr>
+              <w:spacing w:after="0"/>
+              <w:jc w:val="left"/>
+            </w:pPr>
+            <w:r>
+              <w:rPr>
+                <w:rFonts w:ascii="Malgun Gothic" w:cs="Malgun Gothic" w:eastAsia="Malgun Gothic" w:hAnsi="Malgun Gothic"/>
+                <w:b/>
+                <w:bCs/>
+                <w:sz w:val="18"/>
+                <w:szCs w:val="18"/>
+              </w:rPr>
+              <w:t xml:space="preserve">IMU</w:t>
             </w:r>
           </w:p>
         </w:tc>
@@ -8705,28 +8705,28 @@
         </w:tc>
         <w:tc>
           <w:tcPr>
-            <w:tcW w:type="dxa" w:w="6228"/>
-            <w:tcMar>
-              <w:top w:type="dxa" w:w="55"/>
-              <w:left w:type="dxa" w:w="100"/>
-              <w:bottom w:type="dxa" w:w="55"/>
-              <w:right w:type="dxa" w:w="100"/>
-            </w:tcMar>
-          </w:tcPr>
-          <w:p>
-            <w:pPr>
-              <w:spacing w:after="0"/>
-              <w:jc w:val="left"/>
-            </w:pPr>
-            <w:r>
-              <w:rPr>
-                <w:rFonts w:ascii="Malgun Gothic" w:cs="Malgun Gothic" w:eastAsia="Malgun Gothic" w:hAnsi="Malgun Gothic"/>
-                <w:b w:val="false"/>
-                <w:bCs w:val="false"/>
-                <w:sz w:val="18"/>
-                <w:szCs w:val="18"/>
-              </w:rPr>
-              <w:t xml:space="preserve">몸통 자세·가속도·위치·속도</w:t>
+            <w:tcW w:type="dxa" w:w="6408"/>
+            <w:tcMar>
+              <w:top w:type="dxa" w:w="55"/>
+              <w:left w:type="dxa" w:w="100"/>
+              <w:bottom w:type="dxa" w:w="55"/>
+              <w:right w:type="dxa" w:w="100"/>
+            </w:tcMar>
+          </w:tcPr>
+          <w:p>
+            <w:pPr>
+              <w:spacing w:after="0"/>
+              <w:jc w:val="left"/>
+            </w:pPr>
+            <w:r>
+              <w:rPr>
+                <w:rFonts w:ascii="Malgun Gothic" w:cs="Malgun Gothic" w:eastAsia="Malgun Gothic" w:hAnsi="Malgun Gothic"/>
+                <w:b w:val="false"/>
+                <w:bCs w:val="false"/>
+                <w:sz w:val="18"/>
+                <w:szCs w:val="18"/>
+              </w:rPr>
+              <w:t xml:space="preserve">자세(쿼터니언·RPY), 가속도, 자이로</w:t>
             </w:r>
           </w:p>
         </w:tc>
@@ -8734,28 +8734,28 @@
       <w:tr>
         <w:tc>
           <w:tcPr>
-            <w:tcW w:type="dxa" w:w="1625"/>
-            <w:tcMar>
-              <w:top w:type="dxa" w:w="55"/>
-              <w:left w:type="dxa" w:w="100"/>
-              <w:bottom w:type="dxa" w:w="55"/>
-              <w:right w:type="dxa" w:w="100"/>
-            </w:tcMar>
-          </w:tcPr>
-          <w:p>
-            <w:pPr>
-              <w:spacing w:after="0"/>
-              <w:jc w:val="left"/>
-            </w:pPr>
-            <w:r>
-              <w:rPr>
-                <w:rFonts w:ascii="Malgun Gothic" w:cs="Malgun Gothic" w:eastAsia="Malgun Gothic" w:hAnsi="Malgun Gothic"/>
-                <w:b/>
-                <w:bCs/>
-                <w:sz w:val="18"/>
-                <w:szCs w:val="18"/>
-              </w:rPr>
-              <w:t xml:space="preserve">언어 지시문</w:t>
+            <w:tcW w:type="dxa" w:w="1444"/>
+            <w:tcMar>
+              <w:top w:type="dxa" w:w="55"/>
+              <w:left w:type="dxa" w:w="100"/>
+              <w:bottom w:type="dxa" w:w="55"/>
+              <w:right w:type="dxa" w:w="100"/>
+            </w:tcMar>
+          </w:tcPr>
+          <w:p>
+            <w:pPr>
+              <w:spacing w:after="0"/>
+              <w:jc w:val="left"/>
+            </w:pPr>
+            <w:r>
+              <w:rPr>
+                <w:rFonts w:ascii="Malgun Gothic" w:cs="Malgun Gothic" w:eastAsia="Malgun Gothic" w:hAnsi="Malgun Gothic"/>
+                <w:b/>
+                <w:bCs/>
+                <w:sz w:val="18"/>
+                <w:szCs w:val="18"/>
+              </w:rPr>
+              <w:t xml:space="preserve">오도메트리</w:t>
             </w:r>
           </w:p>
         </w:tc>
@@ -8788,28 +8788,28 @@
         </w:tc>
         <w:tc>
           <w:tcPr>
-            <w:tcW w:type="dxa" w:w="6228"/>
-            <w:tcMar>
-              <w:top w:type="dxa" w:w="55"/>
-              <w:left w:type="dxa" w:w="100"/>
-              <w:bottom w:type="dxa" w:w="55"/>
-              <w:right w:type="dxa" w:w="100"/>
-            </w:tcMar>
-          </w:tcPr>
-          <w:p>
-            <w:pPr>
-              <w:spacing w:after="0"/>
-              <w:jc w:val="left"/>
-            </w:pPr>
-            <w:r>
-              <w:rPr>
-                <w:rFonts w:ascii="Malgun Gothic" w:cs="Malgun Gothic" w:eastAsia="Malgun Gothic" w:hAnsi="Malgun Gothic"/>
-                <w:b w:val="false"/>
-                <w:bCs w:val="false"/>
-                <w:sz w:val="18"/>
-                <w:szCs w:val="18"/>
-              </w:rPr>
-              <w:t xml:space="preserve">에피소드마다 개별 문장으로 부착</w:t>
+            <w:tcW w:type="dxa" w:w="6408"/>
+            <w:tcMar>
+              <w:top w:type="dxa" w:w="55"/>
+              <w:left w:type="dxa" w:w="100"/>
+              <w:bottom w:type="dxa" w:w="55"/>
+              <w:right w:type="dxa" w:w="100"/>
+            </w:tcMar>
+          </w:tcPr>
+          <w:p>
+            <w:pPr>
+              <w:spacing w:after="0"/>
+              <w:jc w:val="left"/>
+            </w:pPr>
+            <w:r>
+              <w:rPr>
+                <w:rFonts w:ascii="Malgun Gothic" w:cs="Malgun Gothic" w:eastAsia="Malgun Gothic" w:hAnsi="Malgun Gothic"/>
+                <w:b w:val="false"/>
+                <w:bCs w:val="false"/>
+                <w:sz w:val="18"/>
+                <w:szCs w:val="18"/>
+              </w:rPr>
+              <w:t xml:space="preserve">몸통의 위치 · 속도 · 자세</w:t>
             </w:r>
           </w:p>
         </w:tc>
@@ -8817,7 +8817,173 @@
       <w:tr>
         <w:tc>
           <w:tcPr>
-            <w:tcW w:type="dxa" w:w="1625"/>
+            <w:tcW w:type="dxa" w:w="1444"/>
+            <w:tcMar>
+              <w:top w:type="dxa" w:w="55"/>
+              <w:left w:type="dxa" w:w="100"/>
+              <w:bottom w:type="dxa" w:w="55"/>
+              <w:right w:type="dxa" w:w="100"/>
+            </w:tcMar>
+          </w:tcPr>
+          <w:p>
+            <w:pPr>
+              <w:spacing w:after="0"/>
+              <w:jc w:val="left"/>
+            </w:pPr>
+            <w:r>
+              <w:rPr>
+                <w:rFonts w:ascii="Malgun Gothic" w:cs="Malgun Gothic" w:eastAsia="Malgun Gothic" w:hAnsi="Malgun Gothic"/>
+                <w:b/>
+                <w:bCs/>
+                <w:sz w:val="18"/>
+                <w:szCs w:val="18"/>
+              </w:rPr>
+              <w:t xml:space="preserve">언어 지시문</w:t>
+            </w:r>
+          </w:p>
+        </w:tc>
+        <w:tc>
+          <w:tcPr>
+            <w:tcW w:type="dxa" w:w="1173"/>
+            <w:tcMar>
+              <w:top w:type="dxa" w:w="55"/>
+              <w:left w:type="dxa" w:w="100"/>
+              <w:bottom w:type="dxa" w:w="55"/>
+              <w:right w:type="dxa" w:w="100"/>
+            </w:tcMar>
+          </w:tcPr>
+          <w:p>
+            <w:pPr>
+              <w:spacing w:after="0"/>
+              <w:jc w:val="left"/>
+            </w:pPr>
+            <w:r>
+              <w:rPr>
+                <w:rFonts w:ascii="Malgun Gothic" w:cs="Malgun Gothic" w:eastAsia="Malgun Gothic" w:hAnsi="Malgun Gothic"/>
+                <w:b w:val="false"/>
+                <w:bCs w:val="false"/>
+                <w:sz w:val="18"/>
+                <w:szCs w:val="18"/>
+              </w:rPr>
+              <w:t xml:space="preserve">○ 있음</w:t>
+            </w:r>
+          </w:p>
+        </w:tc>
+        <w:tc>
+          <w:tcPr>
+            <w:tcW w:type="dxa" w:w="6408"/>
+            <w:tcMar>
+              <w:top w:type="dxa" w:w="55"/>
+              <w:left w:type="dxa" w:w="100"/>
+              <w:bottom w:type="dxa" w:w="55"/>
+              <w:right w:type="dxa" w:w="100"/>
+            </w:tcMar>
+          </w:tcPr>
+          <w:p>
+            <w:pPr>
+              <w:spacing w:after="0"/>
+              <w:jc w:val="left"/>
+            </w:pPr>
+            <w:r>
+              <w:rPr>
+                <w:rFonts w:ascii="Malgun Gothic" w:cs="Malgun Gothic" w:eastAsia="Malgun Gothic" w:hAnsi="Malgun Gothic"/>
+                <w:b w:val="false"/>
+                <w:bCs w:val="false"/>
+                <w:sz w:val="18"/>
+                <w:szCs w:val="18"/>
+              </w:rPr>
+              <w:t xml:space="preserve">태스크 설명 + 에피소드마다 개별 문장</w:t>
+            </w:r>
+          </w:p>
+        </w:tc>
+      </w:tr>
+      <w:tr>
+        <w:tc>
+          <w:tcPr>
+            <w:tcW w:type="dxa" w:w="1444"/>
+            <w:tcMar>
+              <w:top w:type="dxa" w:w="55"/>
+              <w:left w:type="dxa" w:w="100"/>
+              <w:bottom w:type="dxa" w:w="55"/>
+              <w:right w:type="dxa" w:w="100"/>
+            </w:tcMar>
+          </w:tcPr>
+          <w:p>
+            <w:pPr>
+              <w:spacing w:after="0"/>
+              <w:jc w:val="left"/>
+            </w:pPr>
+            <w:r>
+              <w:rPr>
+                <w:rFonts w:ascii="Malgun Gothic" w:cs="Malgun Gothic" w:eastAsia="Malgun Gothic" w:hAnsi="Malgun Gothic"/>
+                <w:b/>
+                <w:bCs/>
+                <w:sz w:val="18"/>
+                <w:szCs w:val="18"/>
+              </w:rPr>
+              <w:t xml:space="preserve">통계</w:t>
+            </w:r>
+          </w:p>
+        </w:tc>
+        <w:tc>
+          <w:tcPr>
+            <w:tcW w:type="dxa" w:w="1173"/>
+            <w:tcMar>
+              <w:top w:type="dxa" w:w="55"/>
+              <w:left w:type="dxa" w:w="100"/>
+              <w:bottom w:type="dxa" w:w="55"/>
+              <w:right w:type="dxa" w:w="100"/>
+            </w:tcMar>
+          </w:tcPr>
+          <w:p>
+            <w:pPr>
+              <w:spacing w:after="0"/>
+              <w:jc w:val="left"/>
+            </w:pPr>
+            <w:r>
+              <w:rPr>
+                <w:rFonts w:ascii="Malgun Gothic" w:cs="Malgun Gothic" w:eastAsia="Malgun Gothic" w:hAnsi="Malgun Gothic"/>
+                <w:b w:val="false"/>
+                <w:bCs w:val="false"/>
+                <w:sz w:val="18"/>
+                <w:szCs w:val="18"/>
+              </w:rPr>
+              <w:t xml:space="preserve">✕ 없음</w:t>
+            </w:r>
+          </w:p>
+        </w:tc>
+        <w:tc>
+          <w:tcPr>
+            <w:tcW w:type="dxa" w:w="6408"/>
+            <w:tcMar>
+              <w:top w:type="dxa" w:w="55"/>
+              <w:left w:type="dxa" w:w="100"/>
+              <w:bottom w:type="dxa" w:w="55"/>
+              <w:right w:type="dxa" w:w="100"/>
+            </w:tcMar>
+          </w:tcPr>
+          <w:p>
+            <w:pPr>
+              <w:spacing w:after="0"/>
+              <w:jc w:val="left"/>
+            </w:pPr>
+            <w:r>
+              <w:rPr>
+                <w:rFonts w:ascii="Malgun Gothic" w:cs="Malgun Gothic" w:eastAsia="Malgun Gothic" w:hAnsi="Malgun Gothic"/>
+                <w:b w:val="false"/>
+                <w:bCs w:val="false"/>
+                <w:sz w:val="18"/>
+                <w:szCs w:val="18"/>
+              </w:rPr>
+              <w:t xml:space="preserve">통계 파일이 존재하지만 내용이 비어 있음 (3.5 참조)</w:t>
+            </w:r>
+          </w:p>
+        </w:tc>
+      </w:tr>
+      <w:tr>
+        <w:tc>
+          <w:tcPr>
+            <w:tcW w:type="dxa" w:w="1444"/>
             <w:tcMar>
               <w:top w:type="dxa" w:w="55"/>
               <w:left w:type="dxa" w:w="100"/>
@@ -8871,51 +9037,33 @@
         </w:tc>
         <w:tc>
           <w:tcPr>
-            <w:tcW w:type="dxa" w:w="6228"/>
-            <w:tcMar>
-              <w:top w:type="dxa" w:w="55"/>
-              <w:left w:type="dxa" w:w="100"/>
-              <w:bottom w:type="dxa" w:w="55"/>
-              <w:right w:type="dxa" w:w="100"/>
-            </w:tcMar>
-          </w:tcPr>
-          <w:p>
-            <w:pPr>
-              <w:spacing w:after="0"/>
-              <w:jc w:val="left"/>
-            </w:pPr>
-            <w:r>
-              <w:rPr>
-                <w:rFonts w:ascii="Malgun Gothic" w:cs="Malgun Gothic" w:eastAsia="Malgun Gothic" w:hAnsi="Malgun Gothic"/>
-                <w:b w:val="false"/>
-                <w:bCs w:val="false"/>
-                <w:sz w:val="18"/>
-                <w:szCs w:val="18"/>
-              </w:rPr>
-              <w:t xml:space="preserve">물체 위치 정답 라벨은 없음 (depth/LiDAR로 추정해야 함)</w:t>
+            <w:tcW w:type="dxa" w:w="6408"/>
+            <w:tcMar>
+              <w:top w:type="dxa" w:w="55"/>
+              <w:left w:type="dxa" w:w="100"/>
+              <w:bottom w:type="dxa" w:w="55"/>
+              <w:right w:type="dxa" w:w="100"/>
+            </w:tcMar>
+          </w:tcPr>
+          <w:p>
+            <w:pPr>
+              <w:spacing w:after="0"/>
+              <w:jc w:val="left"/>
+            </w:pPr>
+            <w:r>
+              <w:rPr>
+                <w:rFonts w:ascii="Malgun Gothic" w:cs="Malgun Gothic" w:eastAsia="Malgun Gothic" w:hAnsi="Malgun Gothic"/>
+                <w:b w:val="false"/>
+                <w:bCs w:val="false"/>
+                <w:sz w:val="18"/>
+                <w:szCs w:val="18"/>
+              </w:rPr>
+              <w:t xml:space="preserve">물체 위치 정답 라벨 없음 — depth/LiDAR로 직접 추정해야 함</w:t>
             </w:r>
           </w:p>
         </w:tc>
       </w:tr>
     </w:tbl>
-    <w:p>
-      <w:pPr>
-        <w:pBdr>
-          <w:left w:val="single" w:color="C00000" w:sz="18" w:space="8"/>
-        </w:pBdr>
-        <w:shd w:fill="FDECEA" w:val="clear"/>
-        <w:spacing w:after="140" w:before="80"/>
-      </w:pPr>
-      <w:r>
-        <w:rPr>
-          <w:rFonts w:ascii="Malgun Gothic" w:cs="Malgun Gothic" w:eastAsia="Malgun Gothic" w:hAnsi="Malgun Gothic"/>
-          <w:color w:val="843C0C"/>
-          <w:sz w:val="19"/>
-          <w:szCs w:val="19"/>
-        </w:rPr>
-        <w:t xml:space="preserve">용량의 99%가 parquet인 이유: depth 맵과 LiDAR 점군이 압축 없이 매 프레임 숫자로 저장되기 때문이다. 영상(mp4)은 6.1GB에 불과하다.</w:t>
-      </w:r>
-    </w:p>
     <w:p>
       <w:pPr>
         <w:pStyle w:val="Heading2"/>
@@ -8950,7 +9098,70 @@
           <w:sz w:val="21"/>
           <w:szCs w:val="21"/>
         </w:rPr>
-        <w:t xml:space="preserve">Brainco와 정반대다. 에피소드마다 파일이 하나씩 있어 곧바로 열어볼 수 있다.</w:t>
+        <w:t xml:space="preserve">Brainco와 정반대다. 에피소드마다 파일이 하나씩이라 파일명만 보고 바로 열 수 있다. 색인을 거칠 필요가 없다.</w:t>
+      </w:r>
+    </w:p>
+    <w:p>
+      <w:pPr>
+        <w:spacing w:after="40" w:before="140"/>
+        <w:jc w:val="center"/>
+      </w:pPr>
+      <w:r>
+        <w:drawing>
+          <wp:inline distT="0" distB="0" distL="0" distR="0">
+            <wp:extent cx="6096000" cy="3000375"/>
+            <wp:effectExtent t="0" r="0" b="0" l="0"/>
+            <wp:docPr id="1" name="" descr="" title=""/>
+            <wp:cNvGraphicFramePr>
+              <a:graphicFrameLocks xmlns:a="http://schemas.openxmlformats.org/drawingml/2006/main" noChangeAspect="1"/>
+            </wp:cNvGraphicFramePr>
+            <a:graphic xmlns:a="http://schemas.openxmlformats.org/drawingml/2006/main">
+              <a:graphicData uri="http://schemas.openxmlformats.org/drawingml/2006/picture">
+                <pic:pic xmlns:pic="http://schemas.openxmlformats.org/drawingml/2006/picture">
+                  <pic:nvPicPr>
+                    <pic:cNvPr id="0" name="" descr=""/>
+                    <pic:cNvPicPr>
+                      <a:picLocks noChangeAspect="1" noChangeArrowheads="1"/>
+                    </pic:cNvPicPr>
+                  </pic:nvPicPr>
+                  <pic:blipFill>
+                    <a:blip r:embed="rId12" cstate="none"/>
+                    <a:srcRect/>
+                    <a:stretch>
+                      <a:fillRect/>
+                    </a:stretch>
+                  </pic:blipFill>
+                  <pic:spPr bwMode="auto">
+                    <a:xfrm>
+                      <a:off x="0" y="0"/>
+                      <a:ext cx="6096000" cy="3000375"/>
+                    </a:xfrm>
+                    <a:prstGeom prst="rect">
+                      <a:avLst/>
+                    </a:prstGeom>
+                  </pic:spPr>
+                </pic:pic>
+              </a:graphicData>
+            </a:graphic>
+          </wp:inline>
+        </w:drawing>
+      </w:r>
+    </w:p>
+    <w:p>
+      <w:pPr>
+        <w:spacing w:after="180"/>
+        <w:jc w:val="center"/>
+      </w:pPr>
+      <w:r>
+        <w:rPr>
+          <w:rFonts w:ascii="Malgun Gothic" w:cs="Malgun Gothic" w:eastAsia="Malgun Gothic" w:hAnsi="Malgun Gothic"/>
+          <w:i/>
+          <w:iCs/>
+          <w:color w:val="595959"/>
+          <w:sz w:val="17"/>
+          <w:szCs w:val="17"/>
+        </w:rPr>
+        <w:t xml:space="preserve">그림 6. 에피소드 1개 = parquet 1개 + mp4 1개. 영상을 뺀 모든 센서값이 parquet 안에 들어 있다.</w:t>
       </w:r>
     </w:p>
     <w:p>
@@ -8978,7 +9189,7 @@
           <w:sz w:val="17"/>
           <w:szCs w:val="17"/>
         </w:rPr>
-        <w:t xml:space="preserve">├── data/chunk-000~008/episode_000000.parquet ...      에피소드당 1파일 (총 8,949개, 865GB)</w:t>
+        <w:t xml:space="preserve">├── data/chunk-000 ~ chunk-008/episode_000000.parquet ...   에피소드당 1개 (865GB)</w:t>
       </w:r>
     </w:p>
     <w:p>
@@ -8992,7 +9203,7 @@
           <w:sz w:val="17"/>
           <w:szCs w:val="17"/>
         </w:rPr>
-        <w:t xml:space="preserve">├── videos/chunk-000~008/egocentric/episode_000000.mp4 에피소드당 1파일 (총 6.1GB)</w:t>
+        <w:t xml:space="preserve">├── videos/chunk-000 ~ chunk-008/egocentric/episode_000000.mp4 ...  에피소드당 1개 (6.1GB)</w:t>
       </w:r>
     </w:p>
     <w:p>
@@ -9006,7 +9217,7 @@
           <w:sz w:val="17"/>
           <w:szCs w:val="17"/>
         </w:rPr>
-        <w:t xml:space="preserve">└── meta/</w:t>
+        <w:t xml:space="preserve">├── meta/  (6개 파일, 총 2.9MB)</w:t>
       </w:r>
     </w:p>
     <w:p>
@@ -9020,7 +9231,7 @@
           <w:sz w:val="17"/>
           <w:szCs w:val="17"/>
         </w:rPr>
-        <w:t xml:space="preserve">    ├── info.json          데이터 스펙</w:t>
+        <w:t xml:space="preserve">│   ├── info.json              데이터 스펙</w:t>
       </w:r>
     </w:p>
     <w:p>
@@ -9034,7 +9245,7 @@
           <w:sz w:val="17"/>
           <w:szCs w:val="17"/>
         </w:rPr>
-        <w:t xml:space="preserve">    ├── tasks.jsonl        246개 태스크: 이름 + 카테고리 + 상세 설명</w:t>
+        <w:t xml:space="preserve">│   ├── tasks.jsonl            246개 태스크: 이름 · 카테고리 · 상세 설명</w:t>
       </w:r>
     </w:p>
     <w:p>
@@ -9048,7 +9259,7 @@
           <w:sz w:val="17"/>
           <w:szCs w:val="17"/>
         </w:rPr>
-        <w:t xml:space="preserve">    ├── episodes.jsonl     에피소드별 길이 · 로봇 종류 · 자연어 지시문</w:t>
+        <w:t xml:space="preserve">│   ├── episodes.jsonl         8,949행: 길이 · 로봇 종류 · 자연어 지시문</w:t>
       </w:r>
     </w:p>
     <w:p>
@@ -9062,7 +9273,7 @@
           <w:sz w:val="17"/>
           <w:szCs w:val="17"/>
         </w:rPr>
-        <w:t xml:space="preserve">    ├── episodes_stats.jsonl / stats.json   통계</w:t>
+        <w:t xml:space="preserve">│   ├── episodes_stats.jsonl   에피소드별 통계 (★ 내용 비어 있음)</w:t>
       </w:r>
     </w:p>
     <w:p>
@@ -9076,7 +9287,48 @@
           <w:sz w:val="17"/>
           <w:szCs w:val="17"/>
         </w:rPr>
-        <w:t xml:space="preserve">    └── errors.jsonl       제외된 에피소드 3건 기록</w:t>
+        <w:t xml:space="preserve">│   ├── stats.json             전체 통계 (★ 빈 파일, 2바이트)</w:t>
+      </w:r>
+    </w:p>
+    <w:p>
+      <w:pPr>
+        <w:shd w:fill="F5F5F5" w:val="clear"/>
+        <w:spacing w:after="0"/>
+      </w:pPr>
+      <w:r>
+        <w:rPr>
+          <w:rFonts w:ascii="Consolas" w:cs="Consolas" w:eastAsia="Consolas" w:hAnsi="Consolas"/>
+          <w:sz w:val="17"/>
+          <w:szCs w:val="17"/>
+        </w:rPr>
+        <w:t xml:space="preserve">│   └── errors.jsonl           제외된 에피소드 5건 기록</w:t>
+      </w:r>
+    </w:p>
+    <w:p>
+      <w:pPr>
+        <w:shd w:fill="F5F5F5" w:val="clear"/>
+        <w:spacing w:after="0"/>
+      </w:pPr>
+      <w:r>
+        <w:rPr>
+          <w:rFonts w:ascii="Consolas" w:cs="Consolas" w:eastAsia="Consolas" w:hAnsi="Consolas"/>
+          <w:sz w:val="17"/>
+          <w:szCs w:val="17"/>
+        </w:rPr>
+        <w:t xml:space="preserve">└── resume_meta/               업로드 중단 대비용 부산물 (분석에 불필요)</w:t>
+      </w:r>
+    </w:p>
+    <w:p>
+      <w:pPr>
+        <w:spacing w:after="120" w:before="90"/>
+      </w:pPr>
+      <w:r>
+        <w:rPr>
+          <w:rFonts w:ascii="Malgun Gothic" w:cs="Malgun Gothic" w:eastAsia="Malgun Gothic" w:hAnsi="Malgun Gothic"/>
+          <w:sz w:val="20"/>
+          <w:szCs w:val="20"/>
+        </w:rPr>
+        <w:t xml:space="preserve">chunk 하나에 에피소드 1,000개씩 담기며(chunk-000 ~ 007), 마지막 chunk-008에 954개가 들어 있다.</w:t>
       </w:r>
     </w:p>
     <w:p>
@@ -9093,7 +9345,1141 @@
           <w:sz w:val="24"/>
           <w:szCs w:val="24"/>
         </w:rPr>
-        <w:t xml:space="preserve">3.3 어떤 과제들이 담겨 있나</w:t>
+        <w:t xml:space="preserve">3.3 파일 개수와 실제로 쓸 수 있는 에피소드</w:t>
+      </w:r>
+    </w:p>
+    <w:tbl>
+      <w:tblPr>
+        <w:tblW w:type="dxa" w:w="9027"/>
+        <w:tblBorders>
+          <w:top w:val="single" w:color="auto" w:sz="4"/>
+          <w:left w:val="single" w:color="auto" w:sz="4"/>
+          <w:bottom w:val="single" w:color="auto" w:sz="4"/>
+          <w:right w:val="single" w:color="auto" w:sz="4"/>
+          <w:insideH w:val="single" w:color="auto" w:sz="4"/>
+          <w:insideV w:val="single" w:color="auto" w:sz="4"/>
+        </w:tblBorders>
+      </w:tblPr>
+      <w:tblGrid>
+        <w:gridCol w:w="1986"/>
+        <w:gridCol w:w="1264"/>
+        <w:gridCol w:w="5777"/>
+      </w:tblGrid>
+      <w:tr>
+        <w:trPr>
+          <w:tblHeader/>
+        </w:trPr>
+        <w:tc>
+          <w:tcPr>
+            <w:tcW w:type="dxa" w:w="1986"/>
+            <w:shd w:fill="D9E2F3" w:val="clear"/>
+            <w:tcMar>
+              <w:top w:type="dxa" w:w="55"/>
+              <w:left w:type="dxa" w:w="100"/>
+              <w:bottom w:type="dxa" w:w="55"/>
+              <w:right w:type="dxa" w:w="100"/>
+            </w:tcMar>
+          </w:tcPr>
+          <w:p>
+            <w:pPr>
+              <w:spacing w:after="0"/>
+              <w:jc w:val="left"/>
+            </w:pPr>
+            <w:r>
+              <w:rPr>
+                <w:rFonts w:ascii="Malgun Gothic" w:cs="Malgun Gothic" w:eastAsia="Malgun Gothic" w:hAnsi="Malgun Gothic"/>
+                <w:b/>
+                <w:bCs/>
+                <w:sz w:val="18"/>
+                <w:szCs w:val="18"/>
+              </w:rPr>
+              <w:t xml:space="preserve">구분</w:t>
+            </w:r>
+          </w:p>
+        </w:tc>
+        <w:tc>
+          <w:tcPr>
+            <w:tcW w:type="dxa" w:w="1264"/>
+            <w:shd w:fill="D9E2F3" w:val="clear"/>
+            <w:tcMar>
+              <w:top w:type="dxa" w:w="55"/>
+              <w:left w:type="dxa" w:w="100"/>
+              <w:bottom w:type="dxa" w:w="55"/>
+              <w:right w:type="dxa" w:w="100"/>
+            </w:tcMar>
+          </w:tcPr>
+          <w:p>
+            <w:pPr>
+              <w:spacing w:after="0"/>
+              <w:jc w:val="left"/>
+            </w:pPr>
+            <w:r>
+              <w:rPr>
+                <w:rFonts w:ascii="Malgun Gothic" w:cs="Malgun Gothic" w:eastAsia="Malgun Gothic" w:hAnsi="Malgun Gothic"/>
+                <w:b/>
+                <w:bCs/>
+                <w:sz w:val="18"/>
+                <w:szCs w:val="18"/>
+              </w:rPr>
+              <w:t xml:space="preserve">개수</w:t>
+            </w:r>
+          </w:p>
+        </w:tc>
+        <w:tc>
+          <w:tcPr>
+            <w:tcW w:type="dxa" w:w="5777"/>
+            <w:shd w:fill="D9E2F3" w:val="clear"/>
+            <w:tcMar>
+              <w:top w:type="dxa" w:w="55"/>
+              <w:left w:type="dxa" w:w="100"/>
+              <w:bottom w:type="dxa" w:w="55"/>
+              <w:right w:type="dxa" w:w="100"/>
+            </w:tcMar>
+          </w:tcPr>
+          <w:p>
+            <w:pPr>
+              <w:spacing w:after="0"/>
+              <w:jc w:val="left"/>
+            </w:pPr>
+            <w:r>
+              <w:rPr>
+                <w:rFonts w:ascii="Malgun Gothic" w:cs="Malgun Gothic" w:eastAsia="Malgun Gothic" w:hAnsi="Malgun Gothic"/>
+                <w:b/>
+                <w:bCs/>
+                <w:sz w:val="18"/>
+                <w:szCs w:val="18"/>
+              </w:rPr>
+              <w:t xml:space="preserve">설명</w:t>
+            </w:r>
+          </w:p>
+        </w:tc>
+      </w:tr>
+      <w:tr>
+        <w:tc>
+          <w:tcPr>
+            <w:tcW w:type="dxa" w:w="1986"/>
+            <w:tcMar>
+              <w:top w:type="dxa" w:w="55"/>
+              <w:left w:type="dxa" w:w="100"/>
+              <w:bottom w:type="dxa" w:w="55"/>
+              <w:right w:type="dxa" w:w="100"/>
+            </w:tcMar>
+          </w:tcPr>
+          <w:p>
+            <w:pPr>
+              <w:spacing w:after="0"/>
+              <w:jc w:val="left"/>
+            </w:pPr>
+            <w:r>
+              <w:rPr>
+                <w:rFonts w:ascii="Malgun Gothic" w:cs="Malgun Gothic" w:eastAsia="Malgun Gothic" w:hAnsi="Malgun Gothic"/>
+                <w:b/>
+                <w:bCs/>
+                <w:sz w:val="18"/>
+                <w:szCs w:val="18"/>
+              </w:rPr>
+              <w:t xml:space="preserve">parquet 파일</w:t>
+            </w:r>
+          </w:p>
+        </w:tc>
+        <w:tc>
+          <w:tcPr>
+            <w:tcW w:type="dxa" w:w="1264"/>
+            <w:tcMar>
+              <w:top w:type="dxa" w:w="55"/>
+              <w:left w:type="dxa" w:w="100"/>
+              <w:bottom w:type="dxa" w:w="55"/>
+              <w:right w:type="dxa" w:w="100"/>
+            </w:tcMar>
+          </w:tcPr>
+          <w:p>
+            <w:pPr>
+              <w:spacing w:after="0"/>
+              <w:jc w:val="left"/>
+            </w:pPr>
+            <w:r>
+              <w:rPr>
+                <w:rFonts w:ascii="Malgun Gothic" w:cs="Malgun Gothic" w:eastAsia="Malgun Gothic" w:hAnsi="Malgun Gothic"/>
+                <w:b w:val="false"/>
+                <w:bCs w:val="false"/>
+                <w:sz w:val="18"/>
+                <w:szCs w:val="18"/>
+              </w:rPr>
+              <w:t xml:space="preserve">8,954</w:t>
+            </w:r>
+          </w:p>
+        </w:tc>
+        <w:tc>
+          <w:tcPr>
+            <w:tcW w:type="dxa" w:w="5777"/>
+            <w:tcMar>
+              <w:top w:type="dxa" w:w="55"/>
+              <w:left w:type="dxa" w:w="100"/>
+              <w:bottom w:type="dxa" w:w="55"/>
+              <w:right w:type="dxa" w:w="100"/>
+            </w:tcMar>
+          </w:tcPr>
+          <w:p>
+            <w:pPr>
+              <w:spacing w:after="0"/>
+              <w:jc w:val="left"/>
+            </w:pPr>
+            <w:r>
+              <w:rPr>
+                <w:rFonts w:ascii="Malgun Gothic" w:cs="Malgun Gothic" w:eastAsia="Malgun Gothic" w:hAnsi="Malgun Gothic"/>
+                <w:b w:val="false"/>
+                <w:bCs w:val="false"/>
+                <w:sz w:val="18"/>
+                <w:szCs w:val="18"/>
+              </w:rPr>
+              <w:t xml:space="preserve">디스크에 실제로 존재하는 파일</w:t>
+            </w:r>
+          </w:p>
+        </w:tc>
+      </w:tr>
+      <w:tr>
+        <w:tc>
+          <w:tcPr>
+            <w:tcW w:type="dxa" w:w="1986"/>
+            <w:tcMar>
+              <w:top w:type="dxa" w:w="55"/>
+              <w:left w:type="dxa" w:w="100"/>
+              <w:bottom w:type="dxa" w:w="55"/>
+              <w:right w:type="dxa" w:w="100"/>
+            </w:tcMar>
+          </w:tcPr>
+          <w:p>
+            <w:pPr>
+              <w:spacing w:after="0"/>
+              <w:jc w:val="left"/>
+            </w:pPr>
+            <w:r>
+              <w:rPr>
+                <w:rFonts w:ascii="Malgun Gothic" w:cs="Malgun Gothic" w:eastAsia="Malgun Gothic" w:hAnsi="Malgun Gothic"/>
+                <w:b/>
+                <w:bCs/>
+                <w:sz w:val="18"/>
+                <w:szCs w:val="18"/>
+              </w:rPr>
+              <w:t xml:space="preserve">mp4 파일</w:t>
+            </w:r>
+          </w:p>
+        </w:tc>
+        <w:tc>
+          <w:tcPr>
+            <w:tcW w:type="dxa" w:w="1264"/>
+            <w:tcMar>
+              <w:top w:type="dxa" w:w="55"/>
+              <w:left w:type="dxa" w:w="100"/>
+              <w:bottom w:type="dxa" w:w="55"/>
+              <w:right w:type="dxa" w:w="100"/>
+            </w:tcMar>
+          </w:tcPr>
+          <w:p>
+            <w:pPr>
+              <w:spacing w:after="0"/>
+              <w:jc w:val="left"/>
+            </w:pPr>
+            <w:r>
+              <w:rPr>
+                <w:rFonts w:ascii="Malgun Gothic" w:cs="Malgun Gothic" w:eastAsia="Malgun Gothic" w:hAnsi="Malgun Gothic"/>
+                <w:b w:val="false"/>
+                <w:bCs w:val="false"/>
+                <w:sz w:val="18"/>
+                <w:szCs w:val="18"/>
+              </w:rPr>
+              <w:t xml:space="preserve">8,954</w:t>
+            </w:r>
+          </w:p>
+        </w:tc>
+        <w:tc>
+          <w:tcPr>
+            <w:tcW w:type="dxa" w:w="5777"/>
+            <w:tcMar>
+              <w:top w:type="dxa" w:w="55"/>
+              <w:left w:type="dxa" w:w="100"/>
+              <w:bottom w:type="dxa" w:w="55"/>
+              <w:right w:type="dxa" w:w="100"/>
+            </w:tcMar>
+          </w:tcPr>
+          <w:p>
+            <w:pPr>
+              <w:spacing w:after="0"/>
+              <w:jc w:val="left"/>
+            </w:pPr>
+            <w:r>
+              <w:rPr>
+                <w:rFonts w:ascii="Malgun Gothic" w:cs="Malgun Gothic" w:eastAsia="Malgun Gothic" w:hAnsi="Malgun Gothic"/>
+                <w:b w:val="false"/>
+                <w:bCs w:val="false"/>
+                <w:sz w:val="18"/>
+                <w:szCs w:val="18"/>
+              </w:rPr>
+              <w:t xml:space="preserve">동일</w:t>
+            </w:r>
+          </w:p>
+        </w:tc>
+      </w:tr>
+      <w:tr>
+        <w:tc>
+          <w:tcPr>
+            <w:tcW w:type="dxa" w:w="1986"/>
+            <w:tcMar>
+              <w:top w:type="dxa" w:w="55"/>
+              <w:left w:type="dxa" w:w="100"/>
+              <w:bottom w:type="dxa" w:w="55"/>
+              <w:right w:type="dxa" w:w="100"/>
+            </w:tcMar>
+          </w:tcPr>
+          <w:p>
+            <w:pPr>
+              <w:spacing w:after="0"/>
+              <w:jc w:val="left"/>
+            </w:pPr>
+            <w:r>
+              <w:rPr>
+                <w:rFonts w:ascii="Malgun Gothic" w:cs="Malgun Gothic" w:eastAsia="Malgun Gothic" w:hAnsi="Malgun Gothic"/>
+                <w:b/>
+                <w:bCs/>
+                <w:sz w:val="18"/>
+                <w:szCs w:val="18"/>
+              </w:rPr>
+              <w:t xml:space="preserve">errors.jsonl 제외</w:t>
+            </w:r>
+          </w:p>
+        </w:tc>
+        <w:tc>
+          <w:tcPr>
+            <w:tcW w:type="dxa" w:w="1264"/>
+            <w:tcMar>
+              <w:top w:type="dxa" w:w="55"/>
+              <w:left w:type="dxa" w:w="100"/>
+              <w:bottom w:type="dxa" w:w="55"/>
+              <w:right w:type="dxa" w:w="100"/>
+            </w:tcMar>
+          </w:tcPr>
+          <w:p>
+            <w:pPr>
+              <w:spacing w:after="0"/>
+              <w:jc w:val="left"/>
+            </w:pPr>
+            <w:r>
+              <w:rPr>
+                <w:rFonts w:ascii="Malgun Gothic" w:cs="Malgun Gothic" w:eastAsia="Malgun Gothic" w:hAnsi="Malgun Gothic"/>
+                <w:b w:val="false"/>
+                <w:bCs w:val="false"/>
+                <w:sz w:val="18"/>
+                <w:szCs w:val="18"/>
+              </w:rPr>
+              <w:t xml:space="preserve">5</w:t>
+            </w:r>
+          </w:p>
+        </w:tc>
+        <w:tc>
+          <w:tcPr>
+            <w:tcW w:type="dxa" w:w="5777"/>
+            <w:tcMar>
+              <w:top w:type="dxa" w:w="55"/>
+              <w:left w:type="dxa" w:w="100"/>
+              <w:bottom w:type="dxa" w:w="55"/>
+              <w:right w:type="dxa" w:w="100"/>
+            </w:tcMar>
+          </w:tcPr>
+          <w:p>
+            <w:pPr>
+              <w:spacing w:after="0"/>
+              <w:jc w:val="left"/>
+            </w:pPr>
+            <w:r>
+              <w:rPr>
+                <w:rFonts w:ascii="Malgun Gothic" w:cs="Malgun Gothic" w:eastAsia="Malgun Gothic" w:hAnsi="Malgun Gothic"/>
+                <w:b w:val="false"/>
+                <w:bCs w:val="false"/>
+                <w:sz w:val="18"/>
+                <w:szCs w:val="18"/>
+              </w:rPr>
+              <w:t xml:space="preserve">27, 640, 6702, 6708, 7027번 — "유효 프레임 0개"로 제외 처리됨</w:t>
+            </w:r>
+          </w:p>
+        </w:tc>
+      </w:tr>
+      <w:tr>
+        <w:tc>
+          <w:tcPr>
+            <w:tcW w:type="dxa" w:w="1986"/>
+            <w:tcMar>
+              <w:top w:type="dxa" w:w="55"/>
+              <w:left w:type="dxa" w:w="100"/>
+              <w:bottom w:type="dxa" w:w="55"/>
+              <w:right w:type="dxa" w:w="100"/>
+            </w:tcMar>
+          </w:tcPr>
+          <w:p>
+            <w:pPr>
+              <w:spacing w:after="0"/>
+              <w:jc w:val="left"/>
+            </w:pPr>
+            <w:r>
+              <w:rPr>
+                <w:rFonts w:ascii="Malgun Gothic" w:cs="Malgun Gothic" w:eastAsia="Malgun Gothic" w:hAnsi="Malgun Gothic"/>
+                <w:b/>
+                <w:bCs/>
+                <w:sz w:val="18"/>
+                <w:szCs w:val="18"/>
+              </w:rPr>
+              <w:t xml:space="preserve">실제 사용 가능</w:t>
+            </w:r>
+          </w:p>
+        </w:tc>
+        <w:tc>
+          <w:tcPr>
+            <w:tcW w:type="dxa" w:w="1264"/>
+            <w:tcMar>
+              <w:top w:type="dxa" w:w="55"/>
+              <w:left w:type="dxa" w:w="100"/>
+              <w:bottom w:type="dxa" w:w="55"/>
+              <w:right w:type="dxa" w:w="100"/>
+            </w:tcMar>
+          </w:tcPr>
+          <w:p>
+            <w:pPr>
+              <w:spacing w:after="0"/>
+              <w:jc w:val="left"/>
+            </w:pPr>
+            <w:r>
+              <w:rPr>
+                <w:rFonts w:ascii="Malgun Gothic" w:cs="Malgun Gothic" w:eastAsia="Malgun Gothic" w:hAnsi="Malgun Gothic"/>
+                <w:b w:val="false"/>
+                <w:bCs w:val="false"/>
+                <w:sz w:val="18"/>
+                <w:szCs w:val="18"/>
+              </w:rPr>
+              <w:t xml:space="preserve">8,949</w:t>
+            </w:r>
+          </w:p>
+        </w:tc>
+        <w:tc>
+          <w:tcPr>
+            <w:tcW w:type="dxa" w:w="5777"/>
+            <w:tcMar>
+              <w:top w:type="dxa" w:w="55"/>
+              <w:left w:type="dxa" w:w="100"/>
+              <w:bottom w:type="dxa" w:w="55"/>
+              <w:right w:type="dxa" w:w="100"/>
+            </w:tcMar>
+          </w:tcPr>
+          <w:p>
+            <w:pPr>
+              <w:spacing w:after="0"/>
+              <w:jc w:val="left"/>
+            </w:pPr>
+            <w:r>
+              <w:rPr>
+                <w:rFonts w:ascii="Malgun Gothic" w:cs="Malgun Gothic" w:eastAsia="Malgun Gothic" w:hAnsi="Malgun Gothic"/>
+                <w:b w:val="false"/>
+                <w:bCs w:val="false"/>
+                <w:sz w:val="18"/>
+                <w:szCs w:val="18"/>
+              </w:rPr>
+              <w:t xml:space="preserve">episodes.jsonl에 등록된 수 = 학습에 쓸 에피소드</w:t>
+            </w:r>
+          </w:p>
+        </w:tc>
+      </w:tr>
+    </w:tbl>
+    <w:p>
+      <w:pPr>
+        <w:pBdr>
+          <w:left w:val="single" w:color="C00000" w:sz="18" w:space="8"/>
+        </w:pBdr>
+        <w:shd w:fill="FDECEA" w:val="clear"/>
+        <w:spacing w:after="140" w:before="80"/>
+      </w:pPr>
+      <w:r>
+        <w:rPr>
+          <w:rFonts w:ascii="Malgun Gothic" w:cs="Malgun Gothic" w:eastAsia="Malgun Gothic" w:hAnsi="Malgun Gothic"/>
+          <w:color w:val="843C0C"/>
+          <w:sz w:val="19"/>
+          <w:szCs w:val="19"/>
+        </w:rPr>
+        <w:t xml:space="preserve">파일이 있다고 다 쓸 수 있는 것이 아니다. 제외된 5개는 파일은 남아 있지만 episodes.jsonl에 등록되어 있지 않으므로, 디렉토리를 훑어 파일 목록을 만드는 방식으로 로딩하면 깨진 에피소드가 섞여 들어간다. 반드시 episodes.jsonl을 기준으로 목록을 만들어야 한다. (참고: chunk-000에 업로드 중단 흔적인 .parquet.tmp 파일도 1개 남아 있다.)</w:t>
+      </w:r>
+    </w:p>
+    <w:p>
+      <w:pPr>
+        <w:pStyle w:val="Heading2"/>
+        <w:spacing w:after="110" w:before="240"/>
+      </w:pPr>
+      <w:r>
+        <w:rPr>
+          <w:rFonts w:ascii="Malgun Gothic" w:cs="Malgun Gothic" w:eastAsia="Malgun Gothic" w:hAnsi="Malgun Gothic"/>
+          <w:b/>
+          <w:bCs/>
+          <w:color w:val="2F5496"/>
+          <w:sz w:val="24"/>
+          <w:szCs w:val="24"/>
+        </w:rPr>
+        <w:t xml:space="preserve">3.4 메타데이터 6종의 역할</w:t>
+      </w:r>
+    </w:p>
+    <w:tbl>
+      <w:tblPr>
+        <w:tblW w:type="dxa" w:w="9026"/>
+        <w:tblBorders>
+          <w:top w:val="single" w:color="auto" w:sz="4"/>
+          <w:left w:val="single" w:color="auto" w:sz="4"/>
+          <w:bottom w:val="single" w:color="auto" w:sz="4"/>
+          <w:right w:val="single" w:color="auto" w:sz="4"/>
+          <w:insideH w:val="single" w:color="auto" w:sz="4"/>
+          <w:insideV w:val="single" w:color="auto" w:sz="4"/>
+        </w:tblBorders>
+      </w:tblPr>
+      <w:tblGrid>
+        <w:gridCol w:w="1986"/>
+        <w:gridCol w:w="1444"/>
+        <w:gridCol w:w="5596"/>
+      </w:tblGrid>
+      <w:tr>
+        <w:trPr>
+          <w:tblHeader/>
+        </w:trPr>
+        <w:tc>
+          <w:tcPr>
+            <w:tcW w:type="dxa" w:w="1986"/>
+            <w:shd w:fill="D9E2F3" w:val="clear"/>
+            <w:tcMar>
+              <w:top w:type="dxa" w:w="55"/>
+              <w:left w:type="dxa" w:w="100"/>
+              <w:bottom w:type="dxa" w:w="55"/>
+              <w:right w:type="dxa" w:w="100"/>
+            </w:tcMar>
+          </w:tcPr>
+          <w:p>
+            <w:pPr>
+              <w:spacing w:after="0"/>
+              <w:jc w:val="left"/>
+            </w:pPr>
+            <w:r>
+              <w:rPr>
+                <w:rFonts w:ascii="Malgun Gothic" w:cs="Malgun Gothic" w:eastAsia="Malgun Gothic" w:hAnsi="Malgun Gothic"/>
+                <w:b/>
+                <w:bCs/>
+                <w:sz w:val="18"/>
+                <w:szCs w:val="18"/>
+              </w:rPr>
+              <w:t xml:space="preserve">파일</w:t>
+            </w:r>
+          </w:p>
+        </w:tc>
+        <w:tc>
+          <w:tcPr>
+            <w:tcW w:type="dxa" w:w="1444"/>
+            <w:shd w:fill="D9E2F3" w:val="clear"/>
+            <w:tcMar>
+              <w:top w:type="dxa" w:w="55"/>
+              <w:left w:type="dxa" w:w="100"/>
+              <w:bottom w:type="dxa" w:w="55"/>
+              <w:right w:type="dxa" w:w="100"/>
+            </w:tcMar>
+          </w:tcPr>
+          <w:p>
+            <w:pPr>
+              <w:spacing w:after="0"/>
+              <w:jc w:val="left"/>
+            </w:pPr>
+            <w:r>
+              <w:rPr>
+                <w:rFonts w:ascii="Malgun Gothic" w:cs="Malgun Gothic" w:eastAsia="Malgun Gothic" w:hAnsi="Malgun Gothic"/>
+                <w:b/>
+                <w:bCs/>
+                <w:sz w:val="18"/>
+                <w:szCs w:val="18"/>
+              </w:rPr>
+              <w:t xml:space="preserve">역할</w:t>
+            </w:r>
+          </w:p>
+        </w:tc>
+        <w:tc>
+          <w:tcPr>
+            <w:tcW w:type="dxa" w:w="5596"/>
+            <w:shd w:fill="D9E2F3" w:val="clear"/>
+            <w:tcMar>
+              <w:top w:type="dxa" w:w="55"/>
+              <w:left w:type="dxa" w:w="100"/>
+              <w:bottom w:type="dxa" w:w="55"/>
+              <w:right w:type="dxa" w:w="100"/>
+            </w:tcMar>
+          </w:tcPr>
+          <w:p>
+            <w:pPr>
+              <w:spacing w:after="0"/>
+              <w:jc w:val="left"/>
+            </w:pPr>
+            <w:r>
+              <w:rPr>
+                <w:rFonts w:ascii="Malgun Gothic" w:cs="Malgun Gothic" w:eastAsia="Malgun Gothic" w:hAnsi="Malgun Gothic"/>
+                <w:b/>
+                <w:bCs/>
+                <w:sz w:val="18"/>
+                <w:szCs w:val="18"/>
+              </w:rPr>
+              <w:t xml:space="preserve">구체적 내용</w:t>
+            </w:r>
+          </w:p>
+        </w:tc>
+      </w:tr>
+      <w:tr>
+        <w:tc>
+          <w:tcPr>
+            <w:tcW w:type="dxa" w:w="1986"/>
+            <w:tcMar>
+              <w:top w:type="dxa" w:w="55"/>
+              <w:left w:type="dxa" w:w="100"/>
+              <w:bottom w:type="dxa" w:w="55"/>
+              <w:right w:type="dxa" w:w="100"/>
+            </w:tcMar>
+          </w:tcPr>
+          <w:p>
+            <w:pPr>
+              <w:spacing w:after="0"/>
+              <w:jc w:val="left"/>
+            </w:pPr>
+            <w:r>
+              <w:rPr>
+                <w:rFonts w:ascii="Malgun Gothic" w:cs="Malgun Gothic" w:eastAsia="Malgun Gothic" w:hAnsi="Malgun Gothic"/>
+                <w:b/>
+                <w:bCs/>
+                <w:sz w:val="18"/>
+                <w:szCs w:val="18"/>
+              </w:rPr>
+              <w:t xml:space="preserve">info.json</w:t>
+            </w:r>
+          </w:p>
+        </w:tc>
+        <w:tc>
+          <w:tcPr>
+            <w:tcW w:type="dxa" w:w="1444"/>
+            <w:tcMar>
+              <w:top w:type="dxa" w:w="55"/>
+              <w:left w:type="dxa" w:w="100"/>
+              <w:bottom w:type="dxa" w:w="55"/>
+              <w:right w:type="dxa" w:w="100"/>
+            </w:tcMar>
+          </w:tcPr>
+          <w:p>
+            <w:pPr>
+              <w:spacing w:after="0"/>
+              <w:jc w:val="left"/>
+            </w:pPr>
+            <w:r>
+              <w:rPr>
+                <w:rFonts w:ascii="Malgun Gothic" w:cs="Malgun Gothic" w:eastAsia="Malgun Gothic" w:hAnsi="Malgun Gothic"/>
+                <w:b w:val="false"/>
+                <w:bCs w:val="false"/>
+                <w:sz w:val="18"/>
+                <w:szCs w:val="18"/>
+              </w:rPr>
+              <w:t xml:space="preserve">데이터 스펙서</w:t>
+            </w:r>
+          </w:p>
+        </w:tc>
+        <w:tc>
+          <w:tcPr>
+            <w:tcW w:type="dxa" w:w="5596"/>
+            <w:tcMar>
+              <w:top w:type="dxa" w:w="55"/>
+              <w:left w:type="dxa" w:w="100"/>
+              <w:bottom w:type="dxa" w:w="55"/>
+              <w:right w:type="dxa" w:w="100"/>
+            </w:tcMar>
+          </w:tcPr>
+          <w:p>
+            <w:pPr>
+              <w:spacing w:after="0"/>
+              <w:jc w:val="left"/>
+            </w:pPr>
+            <w:r>
+              <w:rPr>
+                <w:rFonts w:ascii="Malgun Gothic" w:cs="Malgun Gothic" w:eastAsia="Malgun Gothic" w:hAnsi="Malgun Gothic"/>
+                <w:b w:val="false"/>
+                <w:bCs w:val="false"/>
+                <w:sz w:val="18"/>
+                <w:szCs w:val="18"/>
+              </w:rPr>
+              <w:t xml:space="preserve">각 항목의 이름과 차원, fps 30, 파일 경로 규칙, 총 에피소드/프레임/태스크 수</w:t>
+            </w:r>
+          </w:p>
+        </w:tc>
+      </w:tr>
+      <w:tr>
+        <w:tc>
+          <w:tcPr>
+            <w:tcW w:type="dxa" w:w="1986"/>
+            <w:tcMar>
+              <w:top w:type="dxa" w:w="55"/>
+              <w:left w:type="dxa" w:w="100"/>
+              <w:bottom w:type="dxa" w:w="55"/>
+              <w:right w:type="dxa" w:w="100"/>
+            </w:tcMar>
+          </w:tcPr>
+          <w:p>
+            <w:pPr>
+              <w:spacing w:after="0"/>
+              <w:jc w:val="left"/>
+            </w:pPr>
+            <w:r>
+              <w:rPr>
+                <w:rFonts w:ascii="Malgun Gothic" w:cs="Malgun Gothic" w:eastAsia="Malgun Gothic" w:hAnsi="Malgun Gothic"/>
+                <w:b/>
+                <w:bCs/>
+                <w:sz w:val="18"/>
+                <w:szCs w:val="18"/>
+              </w:rPr>
+              <w:t xml:space="preserve">tasks.jsonl</w:t>
+            </w:r>
+          </w:p>
+        </w:tc>
+        <w:tc>
+          <w:tcPr>
+            <w:tcW w:type="dxa" w:w="1444"/>
+            <w:tcMar>
+              <w:top w:type="dxa" w:w="55"/>
+              <w:left w:type="dxa" w:w="100"/>
+              <w:bottom w:type="dxa" w:w="55"/>
+              <w:right w:type="dxa" w:w="100"/>
+            </w:tcMar>
+          </w:tcPr>
+          <w:p>
+            <w:pPr>
+              <w:spacing w:after="0"/>
+              <w:jc w:val="left"/>
+            </w:pPr>
+            <w:r>
+              <w:rPr>
+                <w:rFonts w:ascii="Malgun Gothic" w:cs="Malgun Gothic" w:eastAsia="Malgun Gothic" w:hAnsi="Malgun Gothic"/>
+                <w:b w:val="false"/>
+                <w:bCs w:val="false"/>
+                <w:sz w:val="18"/>
+                <w:szCs w:val="18"/>
+              </w:rPr>
+              <w:t xml:space="preserve">태스크 사전</w:t>
+            </w:r>
+          </w:p>
+        </w:tc>
+        <w:tc>
+          <w:tcPr>
+            <w:tcW w:type="dxa" w:w="5596"/>
+            <w:tcMar>
+              <w:top w:type="dxa" w:w="55"/>
+              <w:left w:type="dxa" w:w="100"/>
+              <w:bottom w:type="dxa" w:w="55"/>
+              <w:right w:type="dxa" w:w="100"/>
+            </w:tcMar>
+          </w:tcPr>
+          <w:p>
+            <w:pPr>
+              <w:spacing w:after="0"/>
+              <w:jc w:val="left"/>
+            </w:pPr>
+            <w:r>
+              <w:rPr>
+                <w:rFonts w:ascii="Malgun Gothic" w:cs="Malgun Gothic" w:eastAsia="Malgun Gothic" w:hAnsi="Malgun Gothic"/>
+                <w:b w:val="false"/>
+                <w:bCs w:val="false"/>
+                <w:sz w:val="18"/>
+                <w:szCs w:val="18"/>
+              </w:rPr>
+              <w:t xml:space="preserve">246행. task_index, 태스크 이름(카테고리/동작명), 카테고리, 문장 단위 상세 설명</w:t>
+            </w:r>
+          </w:p>
+        </w:tc>
+      </w:tr>
+      <w:tr>
+        <w:tc>
+          <w:tcPr>
+            <w:tcW w:type="dxa" w:w="1986"/>
+            <w:tcMar>
+              <w:top w:type="dxa" w:w="55"/>
+              <w:left w:type="dxa" w:w="100"/>
+              <w:bottom w:type="dxa" w:w="55"/>
+              <w:right w:type="dxa" w:w="100"/>
+            </w:tcMar>
+          </w:tcPr>
+          <w:p>
+            <w:pPr>
+              <w:spacing w:after="0"/>
+              <w:jc w:val="left"/>
+            </w:pPr>
+            <w:r>
+              <w:rPr>
+                <w:rFonts w:ascii="Malgun Gothic" w:cs="Malgun Gothic" w:eastAsia="Malgun Gothic" w:hAnsi="Malgun Gothic"/>
+                <w:b/>
+                <w:bCs/>
+                <w:sz w:val="18"/>
+                <w:szCs w:val="18"/>
+              </w:rPr>
+              <w:t xml:space="preserve">episodes.jsonl</w:t>
+            </w:r>
+          </w:p>
+        </w:tc>
+        <w:tc>
+          <w:tcPr>
+            <w:tcW w:type="dxa" w:w="1444"/>
+            <w:tcMar>
+              <w:top w:type="dxa" w:w="55"/>
+              <w:left w:type="dxa" w:w="100"/>
+              <w:bottom w:type="dxa" w:w="55"/>
+              <w:right w:type="dxa" w:w="100"/>
+            </w:tcMar>
+          </w:tcPr>
+          <w:p>
+            <w:pPr>
+              <w:spacing w:after="0"/>
+              <w:jc w:val="left"/>
+            </w:pPr>
+            <w:r>
+              <w:rPr>
+                <w:rFonts w:ascii="Malgun Gothic" w:cs="Malgun Gothic" w:eastAsia="Malgun Gothic" w:hAnsi="Malgun Gothic"/>
+                <w:b w:val="false"/>
+                <w:bCs w:val="false"/>
+                <w:sz w:val="18"/>
+                <w:szCs w:val="18"/>
+              </w:rPr>
+              <w:t xml:space="preserve">★ 에피소드 목록</w:t>
+            </w:r>
+          </w:p>
+        </w:tc>
+        <w:tc>
+          <w:tcPr>
+            <w:tcW w:type="dxa" w:w="5596"/>
+            <w:tcMar>
+              <w:top w:type="dxa" w:w="55"/>
+              <w:left w:type="dxa" w:w="100"/>
+              <w:bottom w:type="dxa" w:w="55"/>
+              <w:right w:type="dxa" w:w="100"/>
+            </w:tcMar>
+          </w:tcPr>
+          <w:p>
+            <w:pPr>
+              <w:spacing w:after="0"/>
+              <w:jc w:val="left"/>
+            </w:pPr>
+            <w:r>
+              <w:rPr>
+                <w:rFonts w:ascii="Malgun Gothic" w:cs="Malgun Gothic" w:eastAsia="Malgun Gothic" w:hAnsi="Malgun Gothic"/>
+                <w:b w:val="false"/>
+                <w:bCs w:val="false"/>
+                <w:sz w:val="18"/>
+                <w:szCs w:val="18"/>
+              </w:rPr>
+              <w:t xml:space="preserve">8,949행. 에피소드별 길이, 전체 프레임 기준 인덱스 범위, 로봇 종류(g1/h1), 자연어 지시문</w:t>
+            </w:r>
+          </w:p>
+        </w:tc>
+      </w:tr>
+      <w:tr>
+        <w:tc>
+          <w:tcPr>
+            <w:tcW w:type="dxa" w:w="1986"/>
+            <w:tcMar>
+              <w:top w:type="dxa" w:w="55"/>
+              <w:left w:type="dxa" w:w="100"/>
+              <w:bottom w:type="dxa" w:w="55"/>
+              <w:right w:type="dxa" w:w="100"/>
+            </w:tcMar>
+          </w:tcPr>
+          <w:p>
+            <w:pPr>
+              <w:spacing w:after="0"/>
+              <w:jc w:val="left"/>
+            </w:pPr>
+            <w:r>
+              <w:rPr>
+                <w:rFonts w:ascii="Malgun Gothic" w:cs="Malgun Gothic" w:eastAsia="Malgun Gothic" w:hAnsi="Malgun Gothic"/>
+                <w:b/>
+                <w:bCs/>
+                <w:sz w:val="18"/>
+                <w:szCs w:val="18"/>
+              </w:rPr>
+              <w:t xml:space="preserve">errors.jsonl</w:t>
+            </w:r>
+          </w:p>
+        </w:tc>
+        <w:tc>
+          <w:tcPr>
+            <w:tcW w:type="dxa" w:w="1444"/>
+            <w:tcMar>
+              <w:top w:type="dxa" w:w="55"/>
+              <w:left w:type="dxa" w:w="100"/>
+              <w:bottom w:type="dxa" w:w="55"/>
+              <w:right w:type="dxa" w:w="100"/>
+            </w:tcMar>
+          </w:tcPr>
+          <w:p>
+            <w:pPr>
+              <w:spacing w:after="0"/>
+              <w:jc w:val="left"/>
+            </w:pPr>
+            <w:r>
+              <w:rPr>
+                <w:rFonts w:ascii="Malgun Gothic" w:cs="Malgun Gothic" w:eastAsia="Malgun Gothic" w:hAnsi="Malgun Gothic"/>
+                <w:b w:val="false"/>
+                <w:bCs w:val="false"/>
+                <w:sz w:val="18"/>
+                <w:szCs w:val="18"/>
+              </w:rPr>
+              <w:t xml:space="preserve">제외 기록</w:t>
+            </w:r>
+          </w:p>
+        </w:tc>
+        <w:tc>
+          <w:tcPr>
+            <w:tcW w:type="dxa" w:w="5596"/>
+            <w:tcMar>
+              <w:top w:type="dxa" w:w="55"/>
+              <w:left w:type="dxa" w:w="100"/>
+              <w:bottom w:type="dxa" w:w="55"/>
+              <w:right w:type="dxa" w:w="100"/>
+            </w:tcMar>
+          </w:tcPr>
+          <w:p>
+            <w:pPr>
+              <w:spacing w:after="0"/>
+              <w:jc w:val="left"/>
+            </w:pPr>
+            <w:r>
+              <w:rPr>
+                <w:rFonts w:ascii="Malgun Gothic" w:cs="Malgun Gothic" w:eastAsia="Malgun Gothic" w:hAnsi="Malgun Gothic"/>
+                <w:b w:val="false"/>
+                <w:bCs w:val="false"/>
+                <w:sz w:val="18"/>
+                <w:szCs w:val="18"/>
+              </w:rPr>
+              <w:t xml:space="preserve">쓸 수 없는 에피소드 5건과 사유</w:t>
+            </w:r>
+          </w:p>
+        </w:tc>
+      </w:tr>
+      <w:tr>
+        <w:tc>
+          <w:tcPr>
+            <w:tcW w:type="dxa" w:w="1986"/>
+            <w:tcMar>
+              <w:top w:type="dxa" w:w="55"/>
+              <w:left w:type="dxa" w:w="100"/>
+              <w:bottom w:type="dxa" w:w="55"/>
+              <w:right w:type="dxa" w:w="100"/>
+            </w:tcMar>
+          </w:tcPr>
+          <w:p>
+            <w:pPr>
+              <w:spacing w:after="0"/>
+              <w:jc w:val="left"/>
+            </w:pPr>
+            <w:r>
+              <w:rPr>
+                <w:rFonts w:ascii="Malgun Gothic" w:cs="Malgun Gothic" w:eastAsia="Malgun Gothic" w:hAnsi="Malgun Gothic"/>
+                <w:b/>
+                <w:bCs/>
+                <w:sz w:val="18"/>
+                <w:szCs w:val="18"/>
+              </w:rPr>
+              <w:t xml:space="preserve">episodes_stats.jsonl</w:t>
+            </w:r>
+          </w:p>
+        </w:tc>
+        <w:tc>
+          <w:tcPr>
+            <w:tcW w:type="dxa" w:w="1444"/>
+            <w:tcMar>
+              <w:top w:type="dxa" w:w="55"/>
+              <w:left w:type="dxa" w:w="100"/>
+              <w:bottom w:type="dxa" w:w="55"/>
+              <w:right w:type="dxa" w:w="100"/>
+            </w:tcMar>
+          </w:tcPr>
+          <w:p>
+            <w:pPr>
+              <w:spacing w:after="0"/>
+              <w:jc w:val="left"/>
+            </w:pPr>
+            <w:r>
+              <w:rPr>
+                <w:rFonts w:ascii="Malgun Gothic" w:cs="Malgun Gothic" w:eastAsia="Malgun Gothic" w:hAnsi="Malgun Gothic"/>
+                <w:b w:val="false"/>
+                <w:bCs w:val="false"/>
+                <w:sz w:val="18"/>
+                <w:szCs w:val="18"/>
+              </w:rPr>
+              <w:t xml:space="preserve">에피소드별 통계</w:t>
+            </w:r>
+          </w:p>
+        </w:tc>
+        <w:tc>
+          <w:tcPr>
+            <w:tcW w:type="dxa" w:w="5596"/>
+            <w:tcMar>
+              <w:top w:type="dxa" w:w="55"/>
+              <w:left w:type="dxa" w:w="100"/>
+              <w:bottom w:type="dxa" w:w="55"/>
+              <w:right w:type="dxa" w:w="100"/>
+            </w:tcMar>
+          </w:tcPr>
+          <w:p>
+            <w:pPr>
+              <w:spacing w:after="0"/>
+              <w:jc w:val="left"/>
+            </w:pPr>
+            <w:r>
+              <w:rPr>
+                <w:rFonts w:ascii="Malgun Gothic" w:cs="Malgun Gothic" w:eastAsia="Malgun Gothic" w:hAnsi="Malgun Gothic"/>
+                <w:b w:val="false"/>
+                <w:bCs w:val="false"/>
+                <w:sz w:val="18"/>
+                <w:szCs w:val="18"/>
+              </w:rPr>
+              <w:t xml:space="preserve">8,949행 존재하나 stats 항목이 전부 비어 있음</w:t>
+            </w:r>
+          </w:p>
+        </w:tc>
+      </w:tr>
+      <w:tr>
+        <w:tc>
+          <w:tcPr>
+            <w:tcW w:type="dxa" w:w="1986"/>
+            <w:tcMar>
+              <w:top w:type="dxa" w:w="55"/>
+              <w:left w:type="dxa" w:w="100"/>
+              <w:bottom w:type="dxa" w:w="55"/>
+              <w:right w:type="dxa" w:w="100"/>
+            </w:tcMar>
+          </w:tcPr>
+          <w:p>
+            <w:pPr>
+              <w:spacing w:after="0"/>
+              <w:jc w:val="left"/>
+            </w:pPr>
+            <w:r>
+              <w:rPr>
+                <w:rFonts w:ascii="Malgun Gothic" w:cs="Malgun Gothic" w:eastAsia="Malgun Gothic" w:hAnsi="Malgun Gothic"/>
+                <w:b/>
+                <w:bCs/>
+                <w:sz w:val="18"/>
+                <w:szCs w:val="18"/>
+              </w:rPr>
+              <w:t xml:space="preserve">stats.json</w:t>
+            </w:r>
+          </w:p>
+        </w:tc>
+        <w:tc>
+          <w:tcPr>
+            <w:tcW w:type="dxa" w:w="1444"/>
+            <w:tcMar>
+              <w:top w:type="dxa" w:w="55"/>
+              <w:left w:type="dxa" w:w="100"/>
+              <w:bottom w:type="dxa" w:w="55"/>
+              <w:right w:type="dxa" w:w="100"/>
+            </w:tcMar>
+          </w:tcPr>
+          <w:p>
+            <w:pPr>
+              <w:spacing w:after="0"/>
+              <w:jc w:val="left"/>
+            </w:pPr>
+            <w:r>
+              <w:rPr>
+                <w:rFonts w:ascii="Malgun Gothic" w:cs="Malgun Gothic" w:eastAsia="Malgun Gothic" w:hAnsi="Malgun Gothic"/>
+                <w:b w:val="false"/>
+                <w:bCs w:val="false"/>
+                <w:sz w:val="18"/>
+                <w:szCs w:val="18"/>
+              </w:rPr>
+              <w:t xml:space="preserve">전체 통계</w:t>
+            </w:r>
+          </w:p>
+        </w:tc>
+        <w:tc>
+          <w:tcPr>
+            <w:tcW w:type="dxa" w:w="5596"/>
+            <w:tcMar>
+              <w:top w:type="dxa" w:w="55"/>
+              <w:left w:type="dxa" w:w="100"/>
+              <w:bottom w:type="dxa" w:w="55"/>
+              <w:right w:type="dxa" w:w="100"/>
+            </w:tcMar>
+          </w:tcPr>
+          <w:p>
+            <w:pPr>
+              <w:spacing w:after="0"/>
+              <w:jc w:val="left"/>
+            </w:pPr>
+            <w:r>
+              <w:rPr>
+                <w:rFonts w:ascii="Malgun Gothic" w:cs="Malgun Gothic" w:eastAsia="Malgun Gothic" w:hAnsi="Malgun Gothic"/>
+                <w:b w:val="false"/>
+                <w:bCs w:val="false"/>
+                <w:sz w:val="18"/>
+                <w:szCs w:val="18"/>
+              </w:rPr>
+              <w:t xml:space="preserve">빈 파일(2바이트)</w:t>
+            </w:r>
+          </w:p>
+        </w:tc>
+      </w:tr>
+    </w:tbl>
+    <w:p>
+      <w:pPr>
+        <w:pBdr>
+          <w:left w:val="single" w:color="C00000" w:sz="18" w:space="8"/>
+        </w:pBdr>
+        <w:shd w:fill="FDECEA" w:val="clear"/>
+        <w:spacing w:after="140" w:before="80"/>
+      </w:pPr>
+      <w:r>
+        <w:rPr>
+          <w:rFonts w:ascii="Malgun Gothic" w:cs="Malgun Gothic" w:eastAsia="Malgun Gothic" w:hAnsi="Malgun Gothic"/>
+          <w:color w:val="843C0C"/>
+          <w:sz w:val="19"/>
+          <w:szCs w:val="19"/>
+        </w:rPr>
+        <w:t xml:space="preserve">Brainco와 가장 크게 다른 점: 통계가 전혀 제공되지 않는다. Brainco는 에피소드마다 관절·영상의 min/max/mean/std가 들어 있어 학습 시 정규화에 바로 쓸 수 있지만, Humanoid Everyday는 두 통계 파일 모두 비어 있어 865GB를 직접 훑어 계산해야 한다. 사전에 한 번 계산해 캐시해 두는 작업이 필요하다.</w:t>
+      </w:r>
+    </w:p>
+    <w:p>
+      <w:pPr>
+        <w:pStyle w:val="Heading2"/>
+        <w:spacing w:after="110" w:before="240"/>
+      </w:pPr>
+      <w:r>
+        <w:rPr>
+          <w:rFonts w:ascii="Malgun Gothic" w:cs="Malgun Gothic" w:eastAsia="Malgun Gothic" w:hAnsi="Malgun Gothic"/>
+          <w:b/>
+          <w:bCs/>
+          <w:color w:val="2F5496"/>
+          <w:sz w:val="24"/>
+          <w:szCs w:val="24"/>
+        </w:rPr>
+        <w:t xml:space="preserve">3.5 어떤 과제들이 담겨 있나</w:t>
+      </w:r>
+    </w:p>
+    <w:p>
+      <w:pPr>
+        <w:pBdr>
+          <w:left w:val="single" w:color="2F5496" w:sz="18" w:space="8"/>
+        </w:pBdr>
+        <w:shd w:fill="EAF1FB" w:val="clear"/>
+        <w:spacing w:after="150" w:before="60"/>
+      </w:pPr>
+      <w:r>
+        <w:rPr>
+          <w:rFonts w:ascii="Malgun Gothic" w:cs="Malgun Gothic" w:eastAsia="Malgun Gothic" w:hAnsi="Malgun Gothic"/>
+          <w:b/>
+          <w:bCs/>
+          <w:color w:val="1F3864"/>
+          <w:sz w:val="21"/>
+          <w:szCs w:val="21"/>
+        </w:rPr>
+        <w:t xml:space="preserve">246개 태스크가 7개 카테고리로 나뉘며, 태스크 하나당 평균 36회(최소 2회 ~ 최대 80회) 반복되어 있다.</w:t>
       </w:r>
     </w:p>
     <w:tbl>
@@ -9336,7 +10722,7 @@
                 <w:sz w:val="18"/>
                 <w:szCs w:val="18"/>
               </w:rPr>
-              <w:t xml:space="preserve">기본적인 집기·옮기기</w:t>
+              <w:t xml:space="preserve">기본적인 집기 · 옮기기</w:t>
             </w:r>
           </w:p>
         </w:tc>
@@ -9776,7 +11162,7 @@
                 <w:sz w:val="18"/>
                 <w:szCs w:val="18"/>
               </w:rPr>
-              <w:t xml:space="preserve">천·종이처럼 형태가 변하는 물체</w:t>
+              <w:t xml:space="preserve">천 · 종이처럼 형태가 변하는 물체</w:t>
             </w:r>
           </w:p>
         </w:tc>
@@ -10012,7 +11398,7 @@
           <w:sz w:val="20"/>
           <w:szCs w:val="20"/>
         </w:rPr>
-        <w:t xml:space="preserve">에피소드마다 "the robot uses its right hand to hold the eraser ... wipe the desk" 같은 구체적 문장이 붙어 있어, 언어 기반 학습에 그대로 쓸 수 있다.</w:t>
+        <w:t xml:space="preserve">태스크 이름은 "Articulated/adjust_the_angle_of_a_phone_stand"처럼 카테고리가 앞에 붙은 형태이고, 각 태스크에 "the robot uses its left hand to grab the top of a phone stand ... tilt it upwards" 같은 상세 설명이 붙는다. 에피소드마다 별도의 지시문도 있어 언어 기반 학습에 그대로 쓸 수 있다.</w:t>
       </w:r>
     </w:p>
     <w:p>
@@ -10039,7 +11425,7 @@
                     </pic:cNvPicPr>
                   </pic:nvPicPr>
                   <pic:blipFill>
-                    <a:blip r:embed="rId12" cstate="none"/>
+                    <a:blip r:embed="rId13" cstate="none"/>
                     <a:srcRect/>
                     <a:stretch>
                       <a:fillRect/>
@@ -10075,7 +11461,7 @@
           <w:sz w:val="17"/>
           <w:szCs w:val="17"/>
         </w:rPr>
-        <w:t xml:space="preserve">그림 6. 카테고리별 태스크 수(주황)와 에피소드 수(파랑).</w:t>
+        <w:t xml:space="preserve">그림 7. 카테고리별 태스크 수(주황)와 에피소드 수(파랑).</w:t>
       </w:r>
     </w:p>
     <w:p>
@@ -10092,7 +11478,1340 @@
           <w:sz w:val="24"/>
           <w:szCs w:val="24"/>
         </w:rPr>
-        <w:t xml:space="preserve">3.4 실제 데이터 모습</w:t>
+        <w:t xml:space="preserve">3.6 로봇 2종이 섞여 있다</w:t>
+      </w:r>
+    </w:p>
+    <w:p>
+      <w:pPr>
+        <w:pBdr>
+          <w:left w:val="single" w:color="2F5496" w:sz="18" w:space="8"/>
+        </w:pBdr>
+        <w:shd w:fill="EAF1FB" w:val="clear"/>
+        <w:spacing w:after="150" w:before="60"/>
+      </w:pPr>
+      <w:r>
+        <w:rPr>
+          <w:rFonts w:ascii="Malgun Gothic" w:cs="Malgun Gothic" w:eastAsia="Malgun Gothic" w:hAnsi="Malgun Gothic"/>
+          <w:b/>
+          <w:bCs/>
+          <w:color w:val="1F3864"/>
+          <w:sz w:val="21"/>
+          <w:szCs w:val="21"/>
+        </w:rPr>
+        <w:t xml:space="preserve">G1과 H1이 서로 다른 태스크를 수행한다. 겹치는 태스크가 하나도 없어, 두 로봇의 데이터는 사실상 별개의 데이터셋에 가깝다.</w:t>
+      </w:r>
+    </w:p>
+    <w:tbl>
+      <w:tblPr>
+        <w:tblW w:type="dxa" w:w="9026"/>
+        <w:tblBorders>
+          <w:top w:val="single" w:color="auto" w:sz="4"/>
+          <w:left w:val="single" w:color="auto" w:sz="4"/>
+          <w:bottom w:val="single" w:color="auto" w:sz="4"/>
+          <w:right w:val="single" w:color="auto" w:sz="4"/>
+          <w:insideH w:val="single" w:color="auto" w:sz="4"/>
+          <w:insideV w:val="single" w:color="auto" w:sz="4"/>
+        </w:tblBorders>
+      </w:tblPr>
+      <w:tblGrid>
+        <w:gridCol w:w="1986"/>
+        <w:gridCol w:w="3520"/>
+        <w:gridCol w:w="3520"/>
+      </w:tblGrid>
+      <w:tr>
+        <w:trPr>
+          <w:tblHeader/>
+        </w:trPr>
+        <w:tc>
+          <w:tcPr>
+            <w:tcW w:type="dxa" w:w="1986"/>
+            <w:shd w:fill="D9E2F3" w:val="clear"/>
+            <w:tcMar>
+              <w:top w:type="dxa" w:w="55"/>
+              <w:left w:type="dxa" w:w="100"/>
+              <w:bottom w:type="dxa" w:w="55"/>
+              <w:right w:type="dxa" w:w="100"/>
+            </w:tcMar>
+          </w:tcPr>
+          <w:p>
+            <w:pPr>
+              <w:spacing w:after="0"/>
+              <w:jc w:val="left"/>
+            </w:pPr>
+            <w:r>
+              <w:rPr>
+                <w:rFonts w:ascii="Malgun Gothic" w:cs="Malgun Gothic" w:eastAsia="Malgun Gothic" w:hAnsi="Malgun Gothic"/>
+                <w:b/>
+                <w:bCs/>
+                <w:sz w:val="18"/>
+                <w:szCs w:val="18"/>
+              </w:rPr>
+              <w:t xml:space="preserve"/>
+            </w:r>
+          </w:p>
+        </w:tc>
+        <w:tc>
+          <w:tcPr>
+            <w:tcW w:type="dxa" w:w="3520"/>
+            <w:shd w:fill="D9E2F3" w:val="clear"/>
+            <w:tcMar>
+              <w:top w:type="dxa" w:w="55"/>
+              <w:left w:type="dxa" w:w="100"/>
+              <w:bottom w:type="dxa" w:w="55"/>
+              <w:right w:type="dxa" w:w="100"/>
+            </w:tcMar>
+          </w:tcPr>
+          <w:p>
+            <w:pPr>
+              <w:spacing w:after="0"/>
+              <w:jc w:val="left"/>
+            </w:pPr>
+            <w:r>
+              <w:rPr>
+                <w:rFonts w:ascii="Malgun Gothic" w:cs="Malgun Gothic" w:eastAsia="Malgun Gothic" w:hAnsi="Malgun Gothic"/>
+                <w:b/>
+                <w:bCs/>
+                <w:sz w:val="18"/>
+                <w:szCs w:val="18"/>
+              </w:rPr>
+              <w:t xml:space="preserve">G1</w:t>
+            </w:r>
+          </w:p>
+        </w:tc>
+        <w:tc>
+          <w:tcPr>
+            <w:tcW w:type="dxa" w:w="3520"/>
+            <w:shd w:fill="D9E2F3" w:val="clear"/>
+            <w:tcMar>
+              <w:top w:type="dxa" w:w="55"/>
+              <w:left w:type="dxa" w:w="100"/>
+              <w:bottom w:type="dxa" w:w="55"/>
+              <w:right w:type="dxa" w:w="100"/>
+            </w:tcMar>
+          </w:tcPr>
+          <w:p>
+            <w:pPr>
+              <w:spacing w:after="0"/>
+              <w:jc w:val="left"/>
+            </w:pPr>
+            <w:r>
+              <w:rPr>
+                <w:rFonts w:ascii="Malgun Gothic" w:cs="Malgun Gothic" w:eastAsia="Malgun Gothic" w:hAnsi="Malgun Gothic"/>
+                <w:b/>
+                <w:bCs/>
+                <w:sz w:val="18"/>
+                <w:szCs w:val="18"/>
+              </w:rPr>
+              <w:t xml:space="preserve">H1</w:t>
+            </w:r>
+          </w:p>
+        </w:tc>
+      </w:tr>
+      <w:tr>
+        <w:tc>
+          <w:tcPr>
+            <w:tcW w:type="dxa" w:w="1986"/>
+            <w:tcMar>
+              <w:top w:type="dxa" w:w="55"/>
+              <w:left w:type="dxa" w:w="100"/>
+              <w:bottom w:type="dxa" w:w="55"/>
+              <w:right w:type="dxa" w:w="100"/>
+            </w:tcMar>
+          </w:tcPr>
+          <w:p>
+            <w:pPr>
+              <w:spacing w:after="0"/>
+              <w:jc w:val="left"/>
+            </w:pPr>
+            <w:r>
+              <w:rPr>
+                <w:rFonts w:ascii="Malgun Gothic" w:cs="Malgun Gothic" w:eastAsia="Malgun Gothic" w:hAnsi="Malgun Gothic"/>
+                <w:b/>
+                <w:bCs/>
+                <w:sz w:val="18"/>
+                <w:szCs w:val="18"/>
+              </w:rPr>
+              <w:t xml:space="preserve">에피소드</w:t>
+            </w:r>
+          </w:p>
+        </w:tc>
+        <w:tc>
+          <w:tcPr>
+            <w:tcW w:type="dxa" w:w="3520"/>
+            <w:tcMar>
+              <w:top w:type="dxa" w:w="55"/>
+              <w:left w:type="dxa" w:w="100"/>
+              <w:bottom w:type="dxa" w:w="55"/>
+              <w:right w:type="dxa" w:w="100"/>
+            </w:tcMar>
+          </w:tcPr>
+          <w:p>
+            <w:pPr>
+              <w:spacing w:after="0"/>
+              <w:jc w:val="left"/>
+            </w:pPr>
+            <w:r>
+              <w:rPr>
+                <w:rFonts w:ascii="Malgun Gothic" w:cs="Malgun Gothic" w:eastAsia="Malgun Gothic" w:hAnsi="Malgun Gothic"/>
+                <w:b w:val="false"/>
+                <w:bCs w:val="false"/>
+                <w:sz w:val="18"/>
+                <w:szCs w:val="18"/>
+              </w:rPr>
+              <w:t xml:space="preserve">4,064</w:t>
+            </w:r>
+          </w:p>
+        </w:tc>
+        <w:tc>
+          <w:tcPr>
+            <w:tcW w:type="dxa" w:w="3520"/>
+            <w:tcMar>
+              <w:top w:type="dxa" w:w="55"/>
+              <w:left w:type="dxa" w:w="100"/>
+              <w:bottom w:type="dxa" w:w="55"/>
+              <w:right w:type="dxa" w:w="100"/>
+            </w:tcMar>
+          </w:tcPr>
+          <w:p>
+            <w:pPr>
+              <w:spacing w:after="0"/>
+              <w:jc w:val="left"/>
+            </w:pPr>
+            <w:r>
+              <w:rPr>
+                <w:rFonts w:ascii="Malgun Gothic" w:cs="Malgun Gothic" w:eastAsia="Malgun Gothic" w:hAnsi="Malgun Gothic"/>
+                <w:b w:val="false"/>
+                <w:bCs w:val="false"/>
+                <w:sz w:val="18"/>
+                <w:szCs w:val="18"/>
+              </w:rPr>
+              <w:t xml:space="preserve">4,885</w:t>
+            </w:r>
+          </w:p>
+        </w:tc>
+      </w:tr>
+      <w:tr>
+        <w:tc>
+          <w:tcPr>
+            <w:tcW w:type="dxa" w:w="1986"/>
+            <w:tcMar>
+              <w:top w:type="dxa" w:w="55"/>
+              <w:left w:type="dxa" w:w="100"/>
+              <w:bottom w:type="dxa" w:w="55"/>
+              <w:right w:type="dxa" w:w="100"/>
+            </w:tcMar>
+          </w:tcPr>
+          <w:p>
+            <w:pPr>
+              <w:spacing w:after="0"/>
+              <w:jc w:val="left"/>
+            </w:pPr>
+            <w:r>
+              <w:rPr>
+                <w:rFonts w:ascii="Malgun Gothic" w:cs="Malgun Gothic" w:eastAsia="Malgun Gothic" w:hAnsi="Malgun Gothic"/>
+                <w:b/>
+                <w:bCs/>
+                <w:sz w:val="18"/>
+                <w:szCs w:val="18"/>
+              </w:rPr>
+              <w:t xml:space="preserve">태스크 종류</w:t>
+            </w:r>
+          </w:p>
+        </w:tc>
+        <w:tc>
+          <w:tcPr>
+            <w:tcW w:type="dxa" w:w="3520"/>
+            <w:tcMar>
+              <w:top w:type="dxa" w:w="55"/>
+              <w:left w:type="dxa" w:w="100"/>
+              <w:bottom w:type="dxa" w:w="55"/>
+              <w:right w:type="dxa" w:w="100"/>
+            </w:tcMar>
+          </w:tcPr>
+          <w:p>
+            <w:pPr>
+              <w:spacing w:after="0"/>
+              <w:jc w:val="left"/>
+            </w:pPr>
+            <w:r>
+              <w:rPr>
+                <w:rFonts w:ascii="Malgun Gothic" w:cs="Malgun Gothic" w:eastAsia="Malgun Gothic" w:hAnsi="Malgun Gothic"/>
+                <w:b w:val="false"/>
+                <w:bCs w:val="false"/>
+                <w:sz w:val="18"/>
+                <w:szCs w:val="18"/>
+              </w:rPr>
+              <w:t xml:space="preserve">124</w:t>
+            </w:r>
+          </w:p>
+        </w:tc>
+        <w:tc>
+          <w:tcPr>
+            <w:tcW w:type="dxa" w:w="3520"/>
+            <w:tcMar>
+              <w:top w:type="dxa" w:w="55"/>
+              <w:left w:type="dxa" w:w="100"/>
+              <w:bottom w:type="dxa" w:w="55"/>
+              <w:right w:type="dxa" w:w="100"/>
+            </w:tcMar>
+          </w:tcPr>
+          <w:p>
+            <w:pPr>
+              <w:spacing w:after="0"/>
+              <w:jc w:val="left"/>
+            </w:pPr>
+            <w:r>
+              <w:rPr>
+                <w:rFonts w:ascii="Malgun Gothic" w:cs="Malgun Gothic" w:eastAsia="Malgun Gothic" w:hAnsi="Malgun Gothic"/>
+                <w:b w:val="false"/>
+                <w:bCs w:val="false"/>
+                <w:sz w:val="18"/>
+                <w:szCs w:val="18"/>
+              </w:rPr>
+              <w:t xml:space="preserve">122</w:t>
+            </w:r>
+          </w:p>
+        </w:tc>
+      </w:tr>
+      <w:tr>
+        <w:tc>
+          <w:tcPr>
+            <w:tcW w:type="dxa" w:w="1986"/>
+            <w:tcMar>
+              <w:top w:type="dxa" w:w="55"/>
+              <w:left w:type="dxa" w:w="100"/>
+              <w:bottom w:type="dxa" w:w="55"/>
+              <w:right w:type="dxa" w:w="100"/>
+            </w:tcMar>
+          </w:tcPr>
+          <w:p>
+            <w:pPr>
+              <w:spacing w:after="0"/>
+              <w:jc w:val="left"/>
+            </w:pPr>
+            <w:r>
+              <w:rPr>
+                <w:rFonts w:ascii="Malgun Gothic" w:cs="Malgun Gothic" w:eastAsia="Malgun Gothic" w:hAnsi="Malgun Gothic"/>
+                <w:b/>
+                <w:bCs/>
+                <w:sz w:val="18"/>
+                <w:szCs w:val="18"/>
+              </w:rPr>
+              <w:t xml:space="preserve">공통 태스크</w:t>
+            </w:r>
+          </w:p>
+        </w:tc>
+        <w:tc>
+          <w:tcPr>
+            <w:tcW w:type="dxa" w:w="3520"/>
+            <w:tcMar>
+              <w:top w:type="dxa" w:w="55"/>
+              <w:left w:type="dxa" w:w="100"/>
+              <w:bottom w:type="dxa" w:w="55"/>
+              <w:right w:type="dxa" w:w="100"/>
+            </w:tcMar>
+          </w:tcPr>
+          <w:p>
+            <w:pPr>
+              <w:spacing w:after="0"/>
+              <w:jc w:val="left"/>
+            </w:pPr>
+            <w:r>
+              <w:rPr>
+                <w:rFonts w:ascii="Malgun Gothic" w:cs="Malgun Gothic" w:eastAsia="Malgun Gothic" w:hAnsi="Malgun Gothic"/>
+                <w:b w:val="false"/>
+                <w:bCs w:val="false"/>
+                <w:sz w:val="18"/>
+                <w:szCs w:val="18"/>
+              </w:rPr>
+              <w:t xml:space="preserve">0개 — 두 로봇이 같은 과제를 수행한 경우가 없음</w:t>
+            </w:r>
+          </w:p>
+        </w:tc>
+        <w:tc>
+          <w:tcPr>
+            <w:tcW w:type="dxa" w:w="3520"/>
+            <w:tcMar>
+              <w:top w:type="dxa" w:w="55"/>
+              <w:left w:type="dxa" w:w="100"/>
+              <w:bottom w:type="dxa" w:w="55"/>
+              <w:right w:type="dxa" w:w="100"/>
+            </w:tcMar>
+          </w:tcPr>
+          <w:p>
+            <w:pPr>
+              <w:spacing w:after="0"/>
+              <w:jc w:val="left"/>
+            </w:pPr>
+            <w:r>
+              <w:rPr>
+                <w:rFonts w:ascii="Malgun Gothic" w:cs="Malgun Gothic" w:eastAsia="Malgun Gothic" w:hAnsi="Malgun Gothic"/>
+                <w:b w:val="false"/>
+                <w:bCs w:val="false"/>
+                <w:sz w:val="18"/>
+                <w:szCs w:val="18"/>
+              </w:rPr>
+              <w:t xml:space="preserve"/>
+            </w:r>
+          </w:p>
+        </w:tc>
+      </w:tr>
+      <w:tr>
+        <w:tc>
+          <w:tcPr>
+            <w:tcW w:type="dxa" w:w="1986"/>
+            <w:tcMar>
+              <w:top w:type="dxa" w:w="55"/>
+              <w:left w:type="dxa" w:w="100"/>
+              <w:bottom w:type="dxa" w:w="55"/>
+              <w:right w:type="dxa" w:w="100"/>
+            </w:tcMar>
+          </w:tcPr>
+          <w:p>
+            <w:pPr>
+              <w:spacing w:after="0"/>
+              <w:jc w:val="left"/>
+            </w:pPr>
+            <w:r>
+              <w:rPr>
+                <w:rFonts w:ascii="Malgun Gothic" w:cs="Malgun Gothic" w:eastAsia="Malgun Gothic" w:hAnsi="Malgun Gothic"/>
+                <w:b/>
+                <w:bCs/>
+                <w:sz w:val="18"/>
+                <w:szCs w:val="18"/>
+              </w:rPr>
+              <w:t xml:space="preserve">평균 길이</w:t>
+            </w:r>
+          </w:p>
+        </w:tc>
+        <w:tc>
+          <w:tcPr>
+            <w:tcW w:type="dxa" w:w="3520"/>
+            <w:tcMar>
+              <w:top w:type="dxa" w:w="55"/>
+              <w:left w:type="dxa" w:w="100"/>
+              <w:bottom w:type="dxa" w:w="55"/>
+              <w:right w:type="dxa" w:w="100"/>
+            </w:tcMar>
+          </w:tcPr>
+          <w:p>
+            <w:pPr>
+              <w:spacing w:after="0"/>
+              <w:jc w:val="left"/>
+            </w:pPr>
+            <w:r>
+              <w:rPr>
+                <w:rFonts w:ascii="Malgun Gothic" w:cs="Malgun Gothic" w:eastAsia="Malgun Gothic" w:hAnsi="Malgun Gothic"/>
+                <w:b w:val="false"/>
+                <w:bCs w:val="false"/>
+                <w:sz w:val="18"/>
+                <w:szCs w:val="18"/>
+              </w:rPr>
+              <w:t xml:space="preserve">14.6초</w:t>
+            </w:r>
+          </w:p>
+        </w:tc>
+        <w:tc>
+          <w:tcPr>
+            <w:tcW w:type="dxa" w:w="3520"/>
+            <w:tcMar>
+              <w:top w:type="dxa" w:w="55"/>
+              <w:left w:type="dxa" w:w="100"/>
+              <w:bottom w:type="dxa" w:w="55"/>
+              <w:right w:type="dxa" w:w="100"/>
+            </w:tcMar>
+          </w:tcPr>
+          <w:p>
+            <w:pPr>
+              <w:spacing w:after="0"/>
+              <w:jc w:val="left"/>
+            </w:pPr>
+            <w:r>
+              <w:rPr>
+                <w:rFonts w:ascii="Malgun Gothic" w:cs="Malgun Gothic" w:eastAsia="Malgun Gothic" w:hAnsi="Malgun Gothic"/>
+                <w:b w:val="false"/>
+                <w:bCs w:val="false"/>
+                <w:sz w:val="18"/>
+                <w:szCs w:val="18"/>
+              </w:rPr>
+              <w:t xml:space="preserve">11.3초</w:t>
+            </w:r>
+          </w:p>
+        </w:tc>
+      </w:tr>
+      <w:tr>
+        <w:tc>
+          <w:tcPr>
+            <w:tcW w:type="dxa" w:w="1986"/>
+            <w:tcMar>
+              <w:top w:type="dxa" w:w="55"/>
+              <w:left w:type="dxa" w:w="100"/>
+              <w:bottom w:type="dxa" w:w="55"/>
+              <w:right w:type="dxa" w:w="100"/>
+            </w:tcMar>
+          </w:tcPr>
+          <w:p>
+            <w:pPr>
+              <w:spacing w:after="0"/>
+              <w:jc w:val="left"/>
+            </w:pPr>
+            <w:r>
+              <w:rPr>
+                <w:rFonts w:ascii="Malgun Gothic" w:cs="Malgun Gothic" w:eastAsia="Malgun Gothic" w:hAnsi="Malgun Gothic"/>
+                <w:b/>
+                <w:bCs/>
+                <w:sz w:val="18"/>
+                <w:szCs w:val="18"/>
+              </w:rPr>
+              <w:t xml:space="preserve">팔 관절</w:t>
+            </w:r>
+          </w:p>
+        </w:tc>
+        <w:tc>
+          <w:tcPr>
+            <w:tcW w:type="dxa" w:w="3520"/>
+            <w:tcMar>
+              <w:top w:type="dxa" w:w="55"/>
+              <w:left w:type="dxa" w:w="100"/>
+              <w:bottom w:type="dxa" w:w="55"/>
+              <w:right w:type="dxa" w:w="100"/>
+            </w:tcMar>
+          </w:tcPr>
+          <w:p>
+            <w:pPr>
+              <w:spacing w:after="0"/>
+              <w:jc w:val="left"/>
+            </w:pPr>
+            <w:r>
+              <w:rPr>
+                <w:rFonts w:ascii="Malgun Gothic" w:cs="Malgun Gothic" w:eastAsia="Malgun Gothic" w:hAnsi="Malgun Gothic"/>
+                <w:b w:val="false"/>
+                <w:bCs w:val="false"/>
+                <w:sz w:val="18"/>
+                <w:szCs w:val="18"/>
+              </w:rPr>
+              <w:t xml:space="preserve">14</w:t>
+            </w:r>
+          </w:p>
+        </w:tc>
+        <w:tc>
+          <w:tcPr>
+            <w:tcW w:type="dxa" w:w="3520"/>
+            <w:tcMar>
+              <w:top w:type="dxa" w:w="55"/>
+              <w:left w:type="dxa" w:w="100"/>
+              <w:bottom w:type="dxa" w:w="55"/>
+              <w:right w:type="dxa" w:w="100"/>
+            </w:tcMar>
+          </w:tcPr>
+          <w:p>
+            <w:pPr>
+              <w:spacing w:after="0"/>
+              <w:jc w:val="left"/>
+            </w:pPr>
+            <w:r>
+              <w:rPr>
+                <w:rFonts w:ascii="Malgun Gothic" w:cs="Malgun Gothic" w:eastAsia="Malgun Gothic" w:hAnsi="Malgun Gothic"/>
+                <w:b w:val="false"/>
+                <w:bCs w:val="false"/>
+                <w:sz w:val="18"/>
+                <w:szCs w:val="18"/>
+              </w:rPr>
+              <w:t xml:space="preserve">14</w:t>
+            </w:r>
+          </w:p>
+        </w:tc>
+      </w:tr>
+      <w:tr>
+        <w:tc>
+          <w:tcPr>
+            <w:tcW w:type="dxa" w:w="1986"/>
+            <w:tcMar>
+              <w:top w:type="dxa" w:w="55"/>
+              <w:left w:type="dxa" w:w="100"/>
+              <w:bottom w:type="dxa" w:w="55"/>
+              <w:right w:type="dxa" w:w="100"/>
+            </w:tcMar>
+          </w:tcPr>
+          <w:p>
+            <w:pPr>
+              <w:spacing w:after="0"/>
+              <w:jc w:val="left"/>
+            </w:pPr>
+            <w:r>
+              <w:rPr>
+                <w:rFonts w:ascii="Malgun Gothic" w:cs="Malgun Gothic" w:eastAsia="Malgun Gothic" w:hAnsi="Malgun Gothic"/>
+                <w:b/>
+                <w:bCs/>
+                <w:sz w:val="18"/>
+                <w:szCs w:val="18"/>
+              </w:rPr>
+              <w:t xml:space="preserve">다리 관절</w:t>
+            </w:r>
+          </w:p>
+        </w:tc>
+        <w:tc>
+          <w:tcPr>
+            <w:tcW w:type="dxa" w:w="3520"/>
+            <w:tcMar>
+              <w:top w:type="dxa" w:w="55"/>
+              <w:left w:type="dxa" w:w="100"/>
+              <w:bottom w:type="dxa" w:w="55"/>
+              <w:right w:type="dxa" w:w="100"/>
+            </w:tcMar>
+          </w:tcPr>
+          <w:p>
+            <w:pPr>
+              <w:spacing w:after="0"/>
+              <w:jc w:val="left"/>
+            </w:pPr>
+            <w:r>
+              <w:rPr>
+                <w:rFonts w:ascii="Malgun Gothic" w:cs="Malgun Gothic" w:eastAsia="Malgun Gothic" w:hAnsi="Malgun Gothic"/>
+                <w:b w:val="false"/>
+                <w:bCs w:val="false"/>
+                <w:sz w:val="18"/>
+                <w:szCs w:val="18"/>
+              </w:rPr>
+              <w:t xml:space="preserve">15</w:t>
+            </w:r>
+          </w:p>
+        </w:tc>
+        <w:tc>
+          <w:tcPr>
+            <w:tcW w:type="dxa" w:w="3520"/>
+            <w:tcMar>
+              <w:top w:type="dxa" w:w="55"/>
+              <w:left w:type="dxa" w:w="100"/>
+              <w:bottom w:type="dxa" w:w="55"/>
+              <w:right w:type="dxa" w:w="100"/>
+            </w:tcMar>
+          </w:tcPr>
+          <w:p>
+            <w:pPr>
+              <w:spacing w:after="0"/>
+              <w:jc w:val="left"/>
+            </w:pPr>
+            <w:r>
+              <w:rPr>
+                <w:rFonts w:ascii="Malgun Gothic" w:cs="Malgun Gothic" w:eastAsia="Malgun Gothic" w:hAnsi="Malgun Gothic"/>
+                <w:b w:val="false"/>
+                <w:bCs w:val="false"/>
+                <w:sz w:val="18"/>
+                <w:szCs w:val="18"/>
+              </w:rPr>
+              <w:t xml:space="preserve">13</w:t>
+            </w:r>
+          </w:p>
+        </w:tc>
+      </w:tr>
+      <w:tr>
+        <w:tc>
+          <w:tcPr>
+            <w:tcW w:type="dxa" w:w="1986"/>
+            <w:tcMar>
+              <w:top w:type="dxa" w:w="55"/>
+              <w:left w:type="dxa" w:w="100"/>
+              <w:bottom w:type="dxa" w:w="55"/>
+              <w:right w:type="dxa" w:w="100"/>
+            </w:tcMar>
+          </w:tcPr>
+          <w:p>
+            <w:pPr>
+              <w:spacing w:after="0"/>
+              <w:jc w:val="left"/>
+            </w:pPr>
+            <w:r>
+              <w:rPr>
+                <w:rFonts w:ascii="Malgun Gothic" w:cs="Malgun Gothic" w:eastAsia="Malgun Gothic" w:hAnsi="Malgun Gothic"/>
+                <w:b/>
+                <w:bCs/>
+                <w:sz w:val="18"/>
+                <w:szCs w:val="18"/>
+              </w:rPr>
+              <w:t xml:space="preserve">손 관절</w:t>
+            </w:r>
+          </w:p>
+        </w:tc>
+        <w:tc>
+          <w:tcPr>
+            <w:tcW w:type="dxa" w:w="3520"/>
+            <w:tcMar>
+              <w:top w:type="dxa" w:w="55"/>
+              <w:left w:type="dxa" w:w="100"/>
+              <w:bottom w:type="dxa" w:w="55"/>
+              <w:right w:type="dxa" w:w="100"/>
+            </w:tcMar>
+          </w:tcPr>
+          <w:p>
+            <w:pPr>
+              <w:spacing w:after="0"/>
+              <w:jc w:val="left"/>
+            </w:pPr>
+            <w:r>
+              <w:rPr>
+                <w:rFonts w:ascii="Malgun Gothic" w:cs="Malgun Gothic" w:eastAsia="Malgun Gothic" w:hAnsi="Malgun Gothic"/>
+                <w:b w:val="false"/>
+                <w:bCs w:val="false"/>
+                <w:sz w:val="18"/>
+                <w:szCs w:val="18"/>
+              </w:rPr>
+              <w:t xml:space="preserve">14</w:t>
+            </w:r>
+          </w:p>
+        </w:tc>
+        <w:tc>
+          <w:tcPr>
+            <w:tcW w:type="dxa" w:w="3520"/>
+            <w:tcMar>
+              <w:top w:type="dxa" w:w="55"/>
+              <w:left w:type="dxa" w:w="100"/>
+              <w:bottom w:type="dxa" w:w="55"/>
+              <w:right w:type="dxa" w:w="100"/>
+            </w:tcMar>
+          </w:tcPr>
+          <w:p>
+            <w:pPr>
+              <w:spacing w:after="0"/>
+              <w:jc w:val="left"/>
+            </w:pPr>
+            <w:r>
+              <w:rPr>
+                <w:rFonts w:ascii="Malgun Gothic" w:cs="Malgun Gothic" w:eastAsia="Malgun Gothic" w:hAnsi="Malgun Gothic"/>
+                <w:b w:val="false"/>
+                <w:bCs w:val="false"/>
+                <w:sz w:val="18"/>
+                <w:szCs w:val="18"/>
+              </w:rPr>
+              <w:t xml:space="preserve">12</w:t>
+            </w:r>
+          </w:p>
+        </w:tc>
+      </w:tr>
+      <w:tr>
+        <w:tc>
+          <w:tcPr>
+            <w:tcW w:type="dxa" w:w="1986"/>
+            <w:tcMar>
+              <w:top w:type="dxa" w:w="55"/>
+              <w:left w:type="dxa" w:w="100"/>
+              <w:bottom w:type="dxa" w:w="55"/>
+              <w:right w:type="dxa" w:w="100"/>
+            </w:tcMar>
+          </w:tcPr>
+          <w:p>
+            <w:pPr>
+              <w:spacing w:after="0"/>
+              <w:jc w:val="left"/>
+            </w:pPr>
+            <w:r>
+              <w:rPr>
+                <w:rFonts w:ascii="Malgun Gothic" w:cs="Malgun Gothic" w:eastAsia="Malgun Gothic" w:hAnsi="Malgun Gothic"/>
+                <w:b/>
+                <w:bCs/>
+                <w:sz w:val="18"/>
+                <w:szCs w:val="18"/>
+              </w:rPr>
+              <w:t xml:space="preserve">촉각 센서</w:t>
+            </w:r>
+          </w:p>
+        </w:tc>
+        <w:tc>
+          <w:tcPr>
+            <w:tcW w:type="dxa" w:w="3520"/>
+            <w:tcMar>
+              <w:top w:type="dxa" w:w="55"/>
+              <w:left w:type="dxa" w:w="100"/>
+              <w:bottom w:type="dxa" w:w="55"/>
+              <w:right w:type="dxa" w:w="100"/>
+            </w:tcMar>
+          </w:tcPr>
+          <w:p>
+            <w:pPr>
+              <w:spacing w:after="0"/>
+              <w:jc w:val="left"/>
+            </w:pPr>
+            <w:r>
+              <w:rPr>
+                <w:rFonts w:ascii="Malgun Gothic" w:cs="Malgun Gothic" w:eastAsia="Malgun Gothic" w:hAnsi="Malgun Gothic"/>
+                <w:b w:val="false"/>
+                <w:bCs w:val="false"/>
+                <w:sz w:val="18"/>
+                <w:szCs w:val="18"/>
+              </w:rPr>
+              <w:t xml:space="preserve">18개 × 4채널</w:t>
+            </w:r>
+          </w:p>
+        </w:tc>
+        <w:tc>
+          <w:tcPr>
+            <w:tcW w:type="dxa" w:w="3520"/>
+            <w:tcMar>
+              <w:top w:type="dxa" w:w="55"/>
+              <w:left w:type="dxa" w:w="100"/>
+              <w:bottom w:type="dxa" w:w="55"/>
+              <w:right w:type="dxa" w:w="100"/>
+            </w:tcMar>
+          </w:tcPr>
+          <w:p>
+            <w:pPr>
+              <w:spacing w:after="0"/>
+              <w:jc w:val="left"/>
+            </w:pPr>
+            <w:r>
+              <w:rPr>
+                <w:rFonts w:ascii="Malgun Gothic" w:cs="Malgun Gothic" w:eastAsia="Malgun Gothic" w:hAnsi="Malgun Gothic"/>
+                <w:b w:val="false"/>
+                <w:bCs w:val="false"/>
+                <w:sz w:val="18"/>
+                <w:szCs w:val="18"/>
+              </w:rPr>
+              <w:t xml:space="preserve">없음</w:t>
+            </w:r>
+          </w:p>
+        </w:tc>
+      </w:tr>
+      <w:tr>
+        <w:tc>
+          <w:tcPr>
+            <w:tcW w:type="dxa" w:w="1986"/>
+            <w:tcMar>
+              <w:top w:type="dxa" w:w="55"/>
+              <w:left w:type="dxa" w:w="100"/>
+              <w:bottom w:type="dxa" w:w="55"/>
+              <w:right w:type="dxa" w:w="100"/>
+            </w:tcMar>
+          </w:tcPr>
+          <w:p>
+            <w:pPr>
+              <w:spacing w:after="0"/>
+              <w:jc w:val="left"/>
+            </w:pPr>
+            <w:r>
+              <w:rPr>
+                <w:rFonts w:ascii="Malgun Gothic" w:cs="Malgun Gothic" w:eastAsia="Malgun Gothic" w:hAnsi="Malgun Gothic"/>
+                <w:b/>
+                <w:bCs/>
+                <w:sz w:val="18"/>
+                <w:szCs w:val="18"/>
+              </w:rPr>
+              <w:t xml:space="preserve">action 차원</w:t>
+            </w:r>
+          </w:p>
+        </w:tc>
+        <w:tc>
+          <w:tcPr>
+            <w:tcW w:type="dxa" w:w="3520"/>
+            <w:tcMar>
+              <w:top w:type="dxa" w:w="55"/>
+              <w:left w:type="dxa" w:w="100"/>
+              <w:bottom w:type="dxa" w:w="55"/>
+              <w:right w:type="dxa" w:w="100"/>
+            </w:tcMar>
+          </w:tcPr>
+          <w:p>
+            <w:pPr>
+              <w:spacing w:after="0"/>
+              <w:jc w:val="left"/>
+            </w:pPr>
+            <w:r>
+              <w:rPr>
+                <w:rFonts w:ascii="Malgun Gothic" w:cs="Malgun Gothic" w:eastAsia="Malgun Gothic" w:hAnsi="Malgun Gothic"/>
+                <w:b w:val="false"/>
+                <w:bCs w:val="false"/>
+                <w:sz w:val="18"/>
+                <w:szCs w:val="18"/>
+              </w:rPr>
+              <w:t xml:space="preserve">28</w:t>
+            </w:r>
+          </w:p>
+        </w:tc>
+        <w:tc>
+          <w:tcPr>
+            <w:tcW w:type="dxa" w:w="3520"/>
+            <w:tcMar>
+              <w:top w:type="dxa" w:w="55"/>
+              <w:left w:type="dxa" w:w="100"/>
+              <w:bottom w:type="dxa" w:w="55"/>
+              <w:right w:type="dxa" w:w="100"/>
+            </w:tcMar>
+          </w:tcPr>
+          <w:p>
+            <w:pPr>
+              <w:spacing w:after="0"/>
+              <w:jc w:val="left"/>
+            </w:pPr>
+            <w:r>
+              <w:rPr>
+                <w:rFonts w:ascii="Malgun Gothic" w:cs="Malgun Gothic" w:eastAsia="Malgun Gothic" w:hAnsi="Malgun Gothic"/>
+                <w:b w:val="false"/>
+                <w:bCs w:val="false"/>
+                <w:sz w:val="18"/>
+                <w:szCs w:val="18"/>
+              </w:rPr>
+              <w:t xml:space="preserve">26</w:t>
+            </w:r>
+          </w:p>
+        </w:tc>
+      </w:tr>
+    </w:tbl>
+    <w:p>
+      <w:pPr>
+        <w:pBdr>
+          <w:left w:val="single" w:color="C00000" w:sz="18" w:space="8"/>
+        </w:pBdr>
+        <w:shd w:fill="FDECEA" w:val="clear"/>
+        <w:spacing w:after="140" w:before="80"/>
+      </w:pPr>
+      <w:r>
+        <w:rPr>
+          <w:rFonts w:ascii="Malgun Gothic" w:cs="Malgun Gothic" w:eastAsia="Malgun Gothic" w:hAnsi="Malgun Gothic"/>
+          <w:color w:val="843C0C"/>
+          <w:sz w:val="19"/>
+          <w:szCs w:val="19"/>
+        </w:rPr>
+        <w:t xml:space="preserve">관절 개수가 다르므로 두 로봇 데이터를 한 배열에 담을 수 없다. 로봇별로 나누어 학습하거나, 차원을 맞춰 패딩하는 처리가 반드시 필요하다.</w:t>
+      </w:r>
+    </w:p>
+    <w:p>
+      <w:pPr>
+        <w:pStyle w:val="Heading2"/>
+        <w:spacing w:after="110" w:before="240"/>
+      </w:pPr>
+      <w:r>
+        <w:rPr>
+          <w:rFonts w:ascii="Malgun Gothic" w:cs="Malgun Gothic" w:eastAsia="Malgun Gothic" w:hAnsi="Malgun Gothic"/>
+          <w:b/>
+          <w:bCs/>
+          <w:color w:val="2F5496"/>
+          <w:sz w:val="24"/>
+          <w:szCs w:val="24"/>
+        </w:rPr>
+        <w:t xml:space="preserve">3.7 action이 무엇인가</w:t>
+      </w:r>
+    </w:p>
+    <w:p>
+      <w:pPr>
+        <w:pBdr>
+          <w:left w:val="single" w:color="2F5496" w:sz="18" w:space="8"/>
+        </w:pBdr>
+        <w:shd w:fill="EAF1FB" w:val="clear"/>
+        <w:spacing w:after="150" w:before="60"/>
+      </w:pPr>
+      <w:r>
+        <w:rPr>
+          <w:rFonts w:ascii="Malgun Gothic" w:cs="Malgun Gothic" w:eastAsia="Malgun Gothic" w:hAnsi="Malgun Gothic"/>
+          <w:b/>
+          <w:bCs/>
+          <w:color w:val="1F3864"/>
+          <w:sz w:val="21"/>
+          <w:szCs w:val="21"/>
+        </w:rPr>
+        <w:t xml:space="preserve">action은 '손 관절 + 팔 관절' 순서로 이어붙인 목표값이다. 다리는 action에 포함되지 않는다 — 관측만 하고 제어 대상은 아니다.</w:t>
+      </w:r>
+    </w:p>
+    <w:tbl>
+      <w:tblPr>
+        <w:tblW w:type="dxa" w:w="9026"/>
+        <w:tblBorders>
+          <w:top w:val="single" w:color="auto" w:sz="4"/>
+          <w:left w:val="single" w:color="auto" w:sz="4"/>
+          <w:bottom w:val="single" w:color="auto" w:sz="4"/>
+          <w:right w:val="single" w:color="auto" w:sz="4"/>
+          <w:insideH w:val="single" w:color="auto" w:sz="4"/>
+          <w:insideV w:val="single" w:color="auto" w:sz="4"/>
+        </w:tblBorders>
+      </w:tblPr>
+      <w:tblGrid>
+        <w:gridCol w:w="1083"/>
+        <w:gridCol w:w="1625"/>
+        <w:gridCol w:w="3249"/>
+        <w:gridCol w:w="3069"/>
+      </w:tblGrid>
+      <w:tr>
+        <w:trPr>
+          <w:tblHeader/>
+        </w:trPr>
+        <w:tc>
+          <w:tcPr>
+            <w:tcW w:type="dxa" w:w="1083"/>
+            <w:shd w:fill="D9E2F3" w:val="clear"/>
+            <w:tcMar>
+              <w:top w:type="dxa" w:w="55"/>
+              <w:left w:type="dxa" w:w="100"/>
+              <w:bottom w:type="dxa" w:w="55"/>
+              <w:right w:type="dxa" w:w="100"/>
+            </w:tcMar>
+          </w:tcPr>
+          <w:p>
+            <w:pPr>
+              <w:spacing w:after="0"/>
+              <w:jc w:val="left"/>
+            </w:pPr>
+            <w:r>
+              <w:rPr>
+                <w:rFonts w:ascii="Malgun Gothic" w:cs="Malgun Gothic" w:eastAsia="Malgun Gothic" w:hAnsi="Malgun Gothic"/>
+                <w:b/>
+                <w:bCs/>
+                <w:sz w:val="18"/>
+                <w:szCs w:val="18"/>
+              </w:rPr>
+              <w:t xml:space="preserve">로봇</w:t>
+            </w:r>
+          </w:p>
+        </w:tc>
+        <w:tc>
+          <w:tcPr>
+            <w:tcW w:type="dxa" w:w="1625"/>
+            <w:shd w:fill="D9E2F3" w:val="clear"/>
+            <w:tcMar>
+              <w:top w:type="dxa" w:w="55"/>
+              <w:left w:type="dxa" w:w="100"/>
+              <w:bottom w:type="dxa" w:w="55"/>
+              <w:right w:type="dxa" w:w="100"/>
+            </w:tcMar>
+          </w:tcPr>
+          <w:p>
+            <w:pPr>
+              <w:spacing w:after="0"/>
+              <w:jc w:val="left"/>
+            </w:pPr>
+            <w:r>
+              <w:rPr>
+                <w:rFonts w:ascii="Malgun Gothic" w:cs="Malgun Gothic" w:eastAsia="Malgun Gothic" w:hAnsi="Malgun Gothic"/>
+                <w:b/>
+                <w:bCs/>
+                <w:sz w:val="18"/>
+                <w:szCs w:val="18"/>
+              </w:rPr>
+              <w:t xml:space="preserve">action 차원</w:t>
+            </w:r>
+          </w:p>
+        </w:tc>
+        <w:tc>
+          <w:tcPr>
+            <w:tcW w:type="dxa" w:w="3249"/>
+            <w:shd w:fill="D9E2F3" w:val="clear"/>
+            <w:tcMar>
+              <w:top w:type="dxa" w:w="55"/>
+              <w:left w:type="dxa" w:w="100"/>
+              <w:bottom w:type="dxa" w:w="55"/>
+              <w:right w:type="dxa" w:w="100"/>
+            </w:tcMar>
+          </w:tcPr>
+          <w:p>
+            <w:pPr>
+              <w:spacing w:after="0"/>
+              <w:jc w:val="left"/>
+            </w:pPr>
+            <w:r>
+              <w:rPr>
+                <w:rFonts w:ascii="Malgun Gothic" w:cs="Malgun Gothic" w:eastAsia="Malgun Gothic" w:hAnsi="Malgun Gothic"/>
+                <w:b/>
+                <w:bCs/>
+                <w:sz w:val="18"/>
+                <w:szCs w:val="18"/>
+              </w:rPr>
+              <w:t xml:space="preserve">구성 (앞에서부터)</w:t>
+            </w:r>
+          </w:p>
+        </w:tc>
+        <w:tc>
+          <w:tcPr>
+            <w:tcW w:type="dxa" w:w="3069"/>
+            <w:shd w:fill="D9E2F3" w:val="clear"/>
+            <w:tcMar>
+              <w:top w:type="dxa" w:w="55"/>
+              <w:left w:type="dxa" w:w="100"/>
+              <w:bottom w:type="dxa" w:w="55"/>
+              <w:right w:type="dxa" w:w="100"/>
+            </w:tcMar>
+          </w:tcPr>
+          <w:p>
+            <w:pPr>
+              <w:spacing w:after="0"/>
+              <w:jc w:val="left"/>
+            </w:pPr>
+            <w:r>
+              <w:rPr>
+                <w:rFonts w:ascii="Malgun Gothic" w:cs="Malgun Gothic" w:eastAsia="Malgun Gothic" w:hAnsi="Malgun Gothic"/>
+                <w:b/>
+                <w:bCs/>
+                <w:sz w:val="18"/>
+                <w:szCs w:val="18"/>
+              </w:rPr>
+              <w:t xml:space="preserve">관측값과의 차이</w:t>
+            </w:r>
+          </w:p>
+        </w:tc>
+      </w:tr>
+      <w:tr>
+        <w:tc>
+          <w:tcPr>
+            <w:tcW w:type="dxa" w:w="1083"/>
+            <w:tcMar>
+              <w:top w:type="dxa" w:w="55"/>
+              <w:left w:type="dxa" w:w="100"/>
+              <w:bottom w:type="dxa" w:w="55"/>
+              <w:right w:type="dxa" w:w="100"/>
+            </w:tcMar>
+          </w:tcPr>
+          <w:p>
+            <w:pPr>
+              <w:spacing w:after="0"/>
+              <w:jc w:val="left"/>
+            </w:pPr>
+            <w:r>
+              <w:rPr>
+                <w:rFonts w:ascii="Malgun Gothic" w:cs="Malgun Gothic" w:eastAsia="Malgun Gothic" w:hAnsi="Malgun Gothic"/>
+                <w:b/>
+                <w:bCs/>
+                <w:sz w:val="18"/>
+                <w:szCs w:val="18"/>
+              </w:rPr>
+              <w:t xml:space="preserve">G1</w:t>
+            </w:r>
+          </w:p>
+        </w:tc>
+        <w:tc>
+          <w:tcPr>
+            <w:tcW w:type="dxa" w:w="1625"/>
+            <w:tcMar>
+              <w:top w:type="dxa" w:w="55"/>
+              <w:left w:type="dxa" w:w="100"/>
+              <w:bottom w:type="dxa" w:w="55"/>
+              <w:right w:type="dxa" w:w="100"/>
+            </w:tcMar>
+          </w:tcPr>
+          <w:p>
+            <w:pPr>
+              <w:spacing w:after="0"/>
+              <w:jc w:val="left"/>
+            </w:pPr>
+            <w:r>
+              <w:rPr>
+                <w:rFonts w:ascii="Malgun Gothic" w:cs="Malgun Gothic" w:eastAsia="Malgun Gothic" w:hAnsi="Malgun Gothic"/>
+                <w:b w:val="false"/>
+                <w:bCs w:val="false"/>
+                <w:sz w:val="18"/>
+                <w:szCs w:val="18"/>
+              </w:rPr>
+              <w:t xml:space="preserve">28</w:t>
+            </w:r>
+          </w:p>
+        </w:tc>
+        <w:tc>
+          <w:tcPr>
+            <w:tcW w:type="dxa" w:w="3249"/>
+            <w:tcMar>
+              <w:top w:type="dxa" w:w="55"/>
+              <w:left w:type="dxa" w:w="100"/>
+              <w:bottom w:type="dxa" w:w="55"/>
+              <w:right w:type="dxa" w:w="100"/>
+            </w:tcMar>
+          </w:tcPr>
+          <w:p>
+            <w:pPr>
+              <w:spacing w:after="0"/>
+              <w:jc w:val="left"/>
+            </w:pPr>
+            <w:r>
+              <w:rPr>
+                <w:rFonts w:ascii="Malgun Gothic" w:cs="Malgun Gothic" w:eastAsia="Malgun Gothic" w:hAnsi="Malgun Gothic"/>
+                <w:b w:val="false"/>
+                <w:bCs w:val="false"/>
+                <w:sz w:val="18"/>
+                <w:szCs w:val="18"/>
+              </w:rPr>
+              <w:t xml:space="preserve">손 14개 + 팔 14개</w:t>
+            </w:r>
+          </w:p>
+        </w:tc>
+        <w:tc>
+          <w:tcPr>
+            <w:tcW w:type="dxa" w:w="3069"/>
+            <w:tcMar>
+              <w:top w:type="dxa" w:w="55"/>
+              <w:left w:type="dxa" w:w="100"/>
+              <w:bottom w:type="dxa" w:w="55"/>
+              <w:right w:type="dxa" w:w="100"/>
+            </w:tcMar>
+          </w:tcPr>
+          <w:p>
+            <w:pPr>
+              <w:spacing w:after="0"/>
+              <w:jc w:val="left"/>
+            </w:pPr>
+            <w:r>
+              <w:rPr>
+                <w:rFonts w:ascii="Malgun Gothic" w:cs="Malgun Gothic" w:eastAsia="Malgun Gothic" w:hAnsi="Malgun Gothic"/>
+                <w:b w:val="false"/>
+                <w:bCs w:val="false"/>
+                <w:sz w:val="18"/>
+                <w:szCs w:val="18"/>
+              </w:rPr>
+              <w:t xml:space="preserve">팔 부분 평균 0.03~0.06 라디안</w:t>
+            </w:r>
+          </w:p>
+        </w:tc>
+      </w:tr>
+      <w:tr>
+        <w:tc>
+          <w:tcPr>
+            <w:tcW w:type="dxa" w:w="1083"/>
+            <w:tcMar>
+              <w:top w:type="dxa" w:w="55"/>
+              <w:left w:type="dxa" w:w="100"/>
+              <w:bottom w:type="dxa" w:w="55"/>
+              <w:right w:type="dxa" w:w="100"/>
+            </w:tcMar>
+          </w:tcPr>
+          <w:p>
+            <w:pPr>
+              <w:spacing w:after="0"/>
+              <w:jc w:val="left"/>
+            </w:pPr>
+            <w:r>
+              <w:rPr>
+                <w:rFonts w:ascii="Malgun Gothic" w:cs="Malgun Gothic" w:eastAsia="Malgun Gothic" w:hAnsi="Malgun Gothic"/>
+                <w:b/>
+                <w:bCs/>
+                <w:sz w:val="18"/>
+                <w:szCs w:val="18"/>
+              </w:rPr>
+              <w:t xml:space="preserve">H1</w:t>
+            </w:r>
+          </w:p>
+        </w:tc>
+        <w:tc>
+          <w:tcPr>
+            <w:tcW w:type="dxa" w:w="1625"/>
+            <w:tcMar>
+              <w:top w:type="dxa" w:w="55"/>
+              <w:left w:type="dxa" w:w="100"/>
+              <w:bottom w:type="dxa" w:w="55"/>
+              <w:right w:type="dxa" w:w="100"/>
+            </w:tcMar>
+          </w:tcPr>
+          <w:p>
+            <w:pPr>
+              <w:spacing w:after="0"/>
+              <w:jc w:val="left"/>
+            </w:pPr>
+            <w:r>
+              <w:rPr>
+                <w:rFonts w:ascii="Malgun Gothic" w:cs="Malgun Gothic" w:eastAsia="Malgun Gothic" w:hAnsi="Malgun Gothic"/>
+                <w:b w:val="false"/>
+                <w:bCs w:val="false"/>
+                <w:sz w:val="18"/>
+                <w:szCs w:val="18"/>
+              </w:rPr>
+              <w:t xml:space="preserve">26</w:t>
+            </w:r>
+          </w:p>
+        </w:tc>
+        <w:tc>
+          <w:tcPr>
+            <w:tcW w:type="dxa" w:w="3249"/>
+            <w:tcMar>
+              <w:top w:type="dxa" w:w="55"/>
+              <w:left w:type="dxa" w:w="100"/>
+              <w:bottom w:type="dxa" w:w="55"/>
+              <w:right w:type="dxa" w:w="100"/>
+            </w:tcMar>
+          </w:tcPr>
+          <w:p>
+            <w:pPr>
+              <w:spacing w:after="0"/>
+              <w:jc w:val="left"/>
+            </w:pPr>
+            <w:r>
+              <w:rPr>
+                <w:rFonts w:ascii="Malgun Gothic" w:cs="Malgun Gothic" w:eastAsia="Malgun Gothic" w:hAnsi="Malgun Gothic"/>
+                <w:b w:val="false"/>
+                <w:bCs w:val="false"/>
+                <w:sz w:val="18"/>
+                <w:szCs w:val="18"/>
+              </w:rPr>
+              <w:t xml:space="preserve">손 12개 + 팔 14개</w:t>
+            </w:r>
+          </w:p>
+        </w:tc>
+        <w:tc>
+          <w:tcPr>
+            <w:tcW w:type="dxa" w:w="3069"/>
+            <w:tcMar>
+              <w:top w:type="dxa" w:w="55"/>
+              <w:left w:type="dxa" w:w="100"/>
+              <w:bottom w:type="dxa" w:w="55"/>
+              <w:right w:type="dxa" w:w="100"/>
+            </w:tcMar>
+          </w:tcPr>
+          <w:p>
+            <w:pPr>
+              <w:spacing w:after="0"/>
+              <w:jc w:val="left"/>
+            </w:pPr>
+            <w:r>
+              <w:rPr>
+                <w:rFonts w:ascii="Malgun Gothic" w:cs="Malgun Gothic" w:eastAsia="Malgun Gothic" w:hAnsi="Malgun Gothic"/>
+                <w:b w:val="false"/>
+                <w:bCs w:val="false"/>
+                <w:sz w:val="18"/>
+                <w:szCs w:val="18"/>
+              </w:rPr>
+              <w:t xml:space="preserve">팔 부분 평균 0.04 라디안</w:t>
+            </w:r>
+          </w:p>
+        </w:tc>
+      </w:tr>
+    </w:tbl>
+    <w:p>
+      <w:pPr>
+        <w:spacing w:after="120" w:before="90"/>
+      </w:pPr>
+      <w:r>
+        <w:rPr>
+          <w:rFonts w:ascii="Malgun Gothic" w:cs="Malgun Gothic" w:eastAsia="Malgun Gothic" w:hAnsi="Malgun Gothic"/>
+          <w:sz w:val="20"/>
+          <w:szCs w:val="20"/>
+        </w:rPr>
+        <w:t xml:space="preserve">info.json에 각 차원의 이름이 없어 실측으로 확인한 결과다. 팔 부분은 관측 관절값과 상관 0.7~0.9로 잘 대응하며 차이도 작아, 명령을 정확히 추종했음을 보여준다. 다만 H1의 손 값은 변화가 거의 없이 고정된 구간이 많다.</w:t>
+      </w:r>
+    </w:p>
+    <w:p>
+      <w:pPr>
+        <w:pBdr>
+          <w:left w:val="single" w:color="C00000" w:sz="18" w:space="8"/>
+        </w:pBdr>
+        <w:shd w:fill="FDECEA" w:val="clear"/>
+        <w:spacing w:after="140" w:before="80"/>
+      </w:pPr>
+      <w:r>
+        <w:rPr>
+          <w:rFonts w:ascii="Malgun Gothic" w:cs="Malgun Gothic" w:eastAsia="Malgun Gothic" w:hAnsi="Malgun Gothic"/>
+          <w:color w:val="843C0C"/>
+          <w:sz w:val="19"/>
+          <w:szCs w:val="19"/>
+        </w:rPr>
+        <w:t xml:space="preserve">주의: 순서가 '팔 → 손'이 아니라 '손 → 팔'이다. 반대로 가정하면 완전히 다른 관절에 값을 넣게 된다. Brainco(팔 14 → 손 12 순서)와도 순서가 반대이므로 두 데이터셋을 함께 다룰 때 특히 주의해야 한다.</w:t>
+      </w:r>
+    </w:p>
+    <w:p>
+      <w:pPr>
+        <w:pStyle w:val="Heading2"/>
+        <w:spacing w:after="110" w:before="240"/>
+      </w:pPr>
+      <w:r>
+        <w:rPr>
+          <w:rFonts w:ascii="Malgun Gothic" w:cs="Malgun Gothic" w:eastAsia="Malgun Gothic" w:hAnsi="Malgun Gothic"/>
+          <w:b/>
+          <w:bCs/>
+          <w:color w:val="2F5496"/>
+          <w:sz w:val="24"/>
+          <w:szCs w:val="24"/>
+        </w:rPr>
+        <w:t xml:space="preserve">3.8 실제 데이터 모습</w:t>
       </w:r>
     </w:p>
     <w:p>
@@ -10119,7 +12838,7 @@
                     </pic:cNvPicPr>
                   </pic:nvPicPr>
                   <pic:blipFill>
-                    <a:blip r:embed="rId13" cstate="none"/>
+                    <a:blip r:embed="rId14" cstate="none"/>
                     <a:srcRect/>
                     <a:stretch>
                       <a:fillRect/>
@@ -10155,7 +12874,7 @@
           <w:sz w:val="17"/>
           <w:szCs w:val="17"/>
         </w:rPr>
-        <w:t xml:space="preserve">그림 7. 같은 순간의 영상(좌)과 거리 정보(우). 손과 물체의 윤곽이 거리값으로 뚜렷이 구분된다 — 3D 위치 추출의 근거.</w:t>
+        <w:t xml:space="preserve">그림 8. 같은 순간의 영상(좌)과 거리 정보(우). 손과 물체의 윤곽이 거리값으로 뚜렷이 구분된다 — 3D 위치 추출의 근거.</w:t>
       </w:r>
     </w:p>
     <w:p>
@@ -10182,7 +12901,7 @@
                     </pic:cNvPicPr>
                   </pic:nvPicPr>
                   <pic:blipFill>
-                    <a:blip r:embed="rId14" cstate="none"/>
+                    <a:blip r:embed="rId15" cstate="none"/>
                     <a:srcRect/>
                     <a:stretch>
                       <a:fillRect/>
@@ -10218,7 +12937,7 @@
           <w:sz w:val="17"/>
           <w:szCs w:val="17"/>
         </w:rPr>
-        <w:t xml:space="preserve">그림 8. LiDAR 3D 점군. 로봇 주변 공간(벽·가구·작업 영역)의 구조를 담고 있다.</w:t>
+        <w:t xml:space="preserve">그림 9. LiDAR 3D 점군. 로봇 주변 공간(벽 · 가구 · 작업 영역)의 구조를 담고 있다.</w:t>
       </w:r>
     </w:p>
     <w:p>
@@ -10245,7 +12964,7 @@
                     </pic:cNvPicPr>
                   </pic:nvPicPr>
                   <pic:blipFill>
-                    <a:blip r:embed="rId15" cstate="none"/>
+                    <a:blip r:embed="rId16" cstate="none"/>
                     <a:srcRect/>
                     <a:stretch>
                       <a:fillRect/>
@@ -10281,7 +13000,7 @@
           <w:sz w:val="17"/>
           <w:szCs w:val="17"/>
         </w:rPr>
-        <w:t xml:space="preserve">그림 9. 촉각 센서 신호 변화(G1). 접촉이 일어난 구간이 신호 변화로 나타난다.</w:t>
+        <w:t xml:space="preserve">그림 10. 촉각 센서 신호 변화(G1). 접촉이 일어난 구간이 신호 변화로 나타난다.</w:t>
       </w:r>
     </w:p>
     <w:p>
@@ -10308,7 +13027,7 @@
                     </pic:cNvPicPr>
                   </pic:nvPicPr>
                   <pic:blipFill>
-                    <a:blip r:embed="rId16" cstate="none"/>
+                    <a:blip r:embed="rId17" cstate="none"/>
                     <a:srcRect/>
                     <a:stretch>
                       <a:fillRect/>
@@ -10344,7 +13063,7 @@
           <w:sz w:val="17"/>
           <w:szCs w:val="17"/>
         </w:rPr>
-        <w:t xml:space="preserve">그림 10. 에피소드 길이 분포. 대부분 5~25초의 짧은 단일 시도다.</w:t>
+        <w:t xml:space="preserve">그림 11. 에피소드 길이 분포. 대부분 5~25초의 짧은 단일 시도다.</w:t>
       </w:r>
     </w:p>
     <w:p>
@@ -10361,7 +13080,7 @@
           <w:sz w:val="24"/>
           <w:szCs w:val="24"/>
         </w:rPr>
-        <w:t xml:space="preserve">3.5 쓸 때 주의할 점</w:t>
+        <w:t xml:space="preserve">3.9 쓸 때 주의할 점 정리</w:t>
       </w:r>
     </w:p>
     <w:p>
@@ -10379,7 +13098,7 @@
           <w:sz w:val="20"/>
           <w:szCs w:val="20"/>
         </w:rPr>
-        <w:t xml:space="preserve">로봇이 두 종류(G1·H1) 섞여 있고 관절 수가 다르다 — 다리 15/13, 손 14/12, 액션 28/26. 학습 시 로봇별 분리 또는 패딩 필요.</w:t>
+        <w:t xml:space="preserve">통계가 비어 있다 — 정규화 값을 직접 계산해 캐시해야 한다 (가장 먼저 해결할 일).</w:t>
       </w:r>
     </w:p>
     <w:p>
@@ -10397,7 +13116,7 @@
           <w:sz w:val="20"/>
           <w:szCs w:val="20"/>
         </w:rPr>
-        <w:t xml:space="preserve">H1 에피소드에는 촉각 데이터가 아예 없다.</w:t>
+        <w:t xml:space="preserve">에피소드 목록은 반드시 episodes.jsonl 기준으로 만든다 — 파일 목록으로 만들면 제외된 5개가 섞인다.</w:t>
       </w:r>
     </w:p>
     <w:p>
@@ -10415,7 +13134,7 @@
           <w:sz w:val="20"/>
           <w:szCs w:val="20"/>
         </w:rPr>
-        <w:t xml:space="preserve">촉각 센서 중 일부는 값이 전부 비어(NaN) 있다 — 에피소드 0 기준 18개 중 6개. 센서별 유효성 확인 필요.</w:t>
+        <w:t xml:space="preserve">G1과 H1은 관절 수가 다르고 공통 태스크가 없다 — 사실상 분리해서 다뤄야 한다.</w:t>
       </w:r>
     </w:p>
     <w:p>
@@ -10433,12 +13152,79 @@
           <w:sz w:val="20"/>
           <w:szCs w:val="20"/>
         </w:rPr>
-        <w:t xml:space="preserve">카메라 내부 파라미터(intrinsics)가 메타에 없다 — depth를 정확한 3D 좌표로 바꾸려면 저자 데이터로더 확인 필요.</w:t>
+        <w:t xml:space="preserve">action 순서는 '손 → 팔'이다 (Brainco와 반대).</w:t>
       </w:r>
     </w:p>
     <w:p>
+      <w:pPr>
+        <w:pStyle w:val="ListParagraph"/>
+        <w:numPr>
+          <w:ilvl w:val="0"/>
+          <w:numId w:val="2"/>
+        </w:numPr>
+        <w:spacing w:after="70"/>
+      </w:pPr>
       <w:r>
-        <w:br w:type="page"/>
+        <w:rPr>
+          <w:rFonts w:ascii="Malgun Gothic" w:cs="Malgun Gothic" w:eastAsia="Malgun Gothic" w:hAnsi="Malgun Gothic"/>
+          <w:sz w:val="20"/>
+          <w:szCs w:val="20"/>
+        </w:rPr>
+        <w:t xml:space="preserve">촉각은 G1에만 있고, 그중에도 값이 전부 비어(NaN) 있는 센서가 있다 — 에피소드 0 기준 18개 중 6개.</w:t>
+      </w:r>
+    </w:p>
+    <w:p>
+      <w:pPr>
+        <w:pStyle w:val="ListParagraph"/>
+        <w:numPr>
+          <w:ilvl w:val="0"/>
+          <w:numId w:val="2"/>
+        </w:numPr>
+        <w:spacing w:after="70"/>
+      </w:pPr>
+      <w:r>
+        <w:rPr>
+          <w:rFonts w:ascii="Malgun Gothic" w:cs="Malgun Gothic" w:eastAsia="Malgun Gothic" w:hAnsi="Malgun Gothic"/>
+          <w:sz w:val="20"/>
+          <w:szCs w:val="20"/>
+        </w:rPr>
+        <w:t xml:space="preserve">depth에는 측정 실패로 0이 채워진 영역이 5~17% 존재한다 — 유효 픽셀만 걸러 써야 한다.</w:t>
+      </w:r>
+    </w:p>
+    <w:p>
+      <w:pPr>
+        <w:pStyle w:val="ListParagraph"/>
+        <w:numPr>
+          <w:ilvl w:val="0"/>
+          <w:numId w:val="2"/>
+        </w:numPr>
+        <w:spacing w:after="70"/>
+      </w:pPr>
+      <w:r>
+        <w:rPr>
+          <w:rFonts w:ascii="Malgun Gothic" w:cs="Malgun Gothic" w:eastAsia="Malgun Gothic" w:hAnsi="Malgun Gothic"/>
+          <w:sz w:val="20"/>
+          <w:szCs w:val="20"/>
+        </w:rPr>
+        <w:t xml:space="preserve">LiDAR는 프레임마다 점 개수가 달라 고정 크기 배열로 다룰 수 없다.</w:t>
+      </w:r>
+    </w:p>
+    <w:p>
+      <w:pPr>
+        <w:pStyle w:val="ListParagraph"/>
+        <w:numPr>
+          <w:ilvl w:val="0"/>
+          <w:numId w:val="2"/>
+        </w:numPr>
+        <w:spacing w:after="70"/>
+      </w:pPr>
+      <w:r>
+        <w:rPr>
+          <w:rFonts w:ascii="Malgun Gothic" w:cs="Malgun Gothic" w:eastAsia="Malgun Gothic" w:hAnsi="Malgun Gothic"/>
+          <w:sz w:val="20"/>
+          <w:szCs w:val="20"/>
+        </w:rPr>
+        <w:t xml:space="preserve">카메라 내부 파라미터(intrinsics)가 메타에 없다 — depth를 정확한 3D 좌표로 바꾸려면 저자 데이터로더(github.com/ausbxuse/Humanoid-Everyday) 확인이 필요하다.</w:t>
       </w:r>
     </w:p>
     <w:p>

--- a/docs/휴머노이드_데이터셋_구조분석_보고서.docx
+++ b/docs/휴머노이드_데이터셋_구조분석_보고서.docx
@@ -683,6 +683,172 @@
                 <w:szCs w:val="18"/>
               </w:rPr>
               <w:t xml:space="preserve">depth · LiDAR · 촉각까지 기록</w:t>
+            </w:r>
+          </w:p>
+        </w:tc>
+      </w:tr>
+      <w:tr>
+        <w:tc>
+          <w:tcPr>
+            <w:tcW w:type="dxa" w:w="1354"/>
+            <w:tcMar>
+              <w:top w:type="dxa" w:w="55"/>
+              <w:left w:type="dxa" w:w="100"/>
+              <w:bottom w:type="dxa" w:w="55"/>
+              <w:right w:type="dxa" w:w="100"/>
+            </w:tcMar>
+          </w:tcPr>
+          <w:p>
+            <w:pPr>
+              <w:spacing w:after="0"/>
+              <w:jc w:val="left"/>
+            </w:pPr>
+            <w:r>
+              <w:rPr>
+                <w:rFonts w:ascii="Malgun Gothic" w:cs="Malgun Gothic" w:eastAsia="Malgun Gothic" w:hAnsi="Malgun Gothic"/>
+                <w:b/>
+                <w:bCs/>
+                <w:sz w:val="18"/>
+                <w:szCs w:val="18"/>
+              </w:rPr>
+              <w:t xml:space="preserve">언어 라벨</w:t>
+            </w:r>
+          </w:p>
+        </w:tc>
+        <w:tc>
+          <w:tcPr>
+            <w:tcW w:type="dxa" w:w="3836"/>
+            <w:tcMar>
+              <w:top w:type="dxa" w:w="55"/>
+              <w:left w:type="dxa" w:w="100"/>
+              <w:bottom w:type="dxa" w:w="55"/>
+              <w:right w:type="dxa" w:w="100"/>
+            </w:tcMar>
+          </w:tcPr>
+          <w:p>
+            <w:pPr>
+              <w:spacing w:after="0"/>
+              <w:jc w:val="left"/>
+            </w:pPr>
+            <w:r>
+              <w:rPr>
+                <w:rFonts w:ascii="Malgun Gothic" w:cs="Malgun Gothic" w:eastAsia="Malgun Gothic" w:hAnsi="Malgun Gothic"/>
+                <w:b w:val="false"/>
+                <w:bCs w:val="false"/>
+                <w:sz w:val="18"/>
+                <w:szCs w:val="18"/>
+              </w:rPr>
+              <w:t xml:space="preserve">태스크당 문장 1개</w:t>
+            </w:r>
+          </w:p>
+        </w:tc>
+        <w:tc>
+          <w:tcPr>
+            <w:tcW w:type="dxa" w:w="3836"/>
+            <w:tcMar>
+              <w:top w:type="dxa" w:w="55"/>
+              <w:left w:type="dxa" w:w="100"/>
+              <w:bottom w:type="dxa" w:w="55"/>
+              <w:right w:type="dxa" w:w="100"/>
+            </w:tcMar>
+          </w:tcPr>
+          <w:p>
+            <w:pPr>
+              <w:spacing w:after="0"/>
+              <w:jc w:val="left"/>
+            </w:pPr>
+            <w:r>
+              <w:rPr>
+                <w:rFonts w:ascii="Malgun Gothic" w:cs="Malgun Gothic" w:eastAsia="Malgun Gothic" w:hAnsi="Malgun Gothic"/>
+                <w:b w:val="false"/>
+                <w:bCs w:val="false"/>
+                <w:sz w:val="18"/>
+                <w:szCs w:val="18"/>
+              </w:rPr>
+              <w:t xml:space="preserve">태스크 246종의 이름 + 상세 설명</w:t>
+            </w:r>
+          </w:p>
+        </w:tc>
+      </w:tr>
+      <w:tr>
+        <w:tc>
+          <w:tcPr>
+            <w:tcW w:type="dxa" w:w="1354"/>
+            <w:tcMar>
+              <w:top w:type="dxa" w:w="55"/>
+              <w:left w:type="dxa" w:w="100"/>
+              <w:bottom w:type="dxa" w:w="55"/>
+              <w:right w:type="dxa" w:w="100"/>
+            </w:tcMar>
+          </w:tcPr>
+          <w:p>
+            <w:pPr>
+              <w:spacing w:after="0"/>
+              <w:jc w:val="left"/>
+            </w:pPr>
+            <w:r>
+              <w:rPr>
+                <w:rFonts w:ascii="Malgun Gothic" w:cs="Malgun Gothic" w:eastAsia="Malgun Gothic" w:hAnsi="Malgun Gothic"/>
+                <w:b/>
+                <w:bCs/>
+                <w:sz w:val="18"/>
+                <w:szCs w:val="18"/>
+              </w:rPr>
+              <w:t xml:space="preserve">통계 제공</w:t>
+            </w:r>
+          </w:p>
+        </w:tc>
+        <w:tc>
+          <w:tcPr>
+            <w:tcW w:type="dxa" w:w="3836"/>
+            <w:tcMar>
+              <w:top w:type="dxa" w:w="55"/>
+              <w:left w:type="dxa" w:w="100"/>
+              <w:bottom w:type="dxa" w:w="55"/>
+              <w:right w:type="dxa" w:w="100"/>
+            </w:tcMar>
+          </w:tcPr>
+          <w:p>
+            <w:pPr>
+              <w:spacing w:after="0"/>
+              <w:jc w:val="left"/>
+            </w:pPr>
+            <w:r>
+              <w:rPr>
+                <w:rFonts w:ascii="Malgun Gothic" w:cs="Malgun Gothic" w:eastAsia="Malgun Gothic" w:hAnsi="Malgun Gothic"/>
+                <w:b w:val="false"/>
+                <w:bCs w:val="false"/>
+                <w:sz w:val="18"/>
+                <w:szCs w:val="18"/>
+              </w:rPr>
+              <w:t xml:space="preserve">에피소드별 · 전체 모두 제공</w:t>
+            </w:r>
+          </w:p>
+        </w:tc>
+        <w:tc>
+          <w:tcPr>
+            <w:tcW w:type="dxa" w:w="3836"/>
+            <w:tcMar>
+              <w:top w:type="dxa" w:w="55"/>
+              <w:left w:type="dxa" w:w="100"/>
+              <w:bottom w:type="dxa" w:w="55"/>
+              <w:right w:type="dxa" w:w="100"/>
+            </w:tcMar>
+          </w:tcPr>
+          <w:p>
+            <w:pPr>
+              <w:spacing w:after="0"/>
+              <w:jc w:val="left"/>
+            </w:pPr>
+            <w:r>
+              <w:rPr>
+                <w:rFonts w:ascii="Malgun Gothic" w:cs="Malgun Gothic" w:eastAsia="Malgun Gothic" w:hAnsi="Malgun Gothic"/>
+                <w:b w:val="false"/>
+                <w:bCs w:val="false"/>
+                <w:sz w:val="18"/>
+                <w:szCs w:val="18"/>
+              </w:rPr>
+              <w:t xml:space="preserve">제공되지 않음 (파일이 비어 있음)</w:t>
             </w:r>
           </w:p>
         </w:tc>
@@ -8865,7 +9031,7 @@
                 <w:sz w:val="18"/>
                 <w:szCs w:val="18"/>
               </w:rPr>
-              <w:t xml:space="preserve">○ 있음</w:t>
+              <w:t xml:space="preserve">△ 태스크 단위</w:t>
             </w:r>
           </w:p>
         </w:tc>
@@ -8892,7 +9058,7 @@
                 <w:sz w:val="18"/>
                 <w:szCs w:val="18"/>
               </w:rPr>
-              <w:t xml:space="preserve">태스크 설명 + 에피소드마다 개별 문장</w:t>
+              <w:t xml:space="preserve">태스크별 이름·상세 설명은 있음. 단 에피소드별 instruction 필드는 사용 불가 (3.5 참조)</w:t>
             </w:r>
           </w:p>
         </w:tc>
@@ -10172,7 +10338,7 @@
                 <w:sz w:val="18"/>
                 <w:szCs w:val="18"/>
               </w:rPr>
-              <w:t xml:space="preserve">8,949행. 에피소드별 길이, 전체 프레임 기준 인덱스 범위, 로봇 종류(g1/h1), 자연어 지시문</w:t>
+              <w:t xml:space="preserve">8,949행. 에피소드별 길이, 전체 프레임 기준 인덱스 범위, 로봇 종류(g1/h1), task_index, instruction(★ 값이 깨져 있음)</w:t>
             </w:r>
           </w:p>
         </w:tc>
@@ -11398,7 +11564,25 @@
           <w:sz w:val="20"/>
           <w:szCs w:val="20"/>
         </w:rPr>
-        <w:t xml:space="preserve">태스크 이름은 "Articulated/adjust_the_angle_of_a_phone_stand"처럼 카테고리가 앞에 붙은 형태이고, 각 태스크에 "the robot uses its left hand to grab the top of a phone stand ... tilt it upwards" 같은 상세 설명이 붙는다. 에피소드마다 별도의 지시문도 있어 언어 기반 학습에 그대로 쓸 수 있다.</w:t>
+        <w:t xml:space="preserve">태스크 이름은 "Articulated/adjust_the_angle_of_a_phone_stand"처럼 카테고리가 앞에 붙은 형태이고, 각 태스크에 "the robot uses its left hand to grab the top of a phone stand ... tilt it upwards" 같은 상세 설명이 붙는다. 246개 중 1개(HRI/pick_up_a_bottle_and_hand_it_g1)만 설명이 비어 있다.</w:t>
+      </w:r>
+    </w:p>
+    <w:p>
+      <w:pPr>
+        <w:pBdr>
+          <w:left w:val="single" w:color="C00000" w:sz="18" w:space="8"/>
+        </w:pBdr>
+        <w:shd w:fill="FDECEA" w:val="clear"/>
+        <w:spacing w:after="140" w:before="80"/>
+      </w:pPr>
+      <w:r>
+        <w:rPr>
+          <w:rFonts w:ascii="Malgun Gothic" w:cs="Malgun Gothic" w:eastAsia="Malgun Gothic" w:hAnsi="Malgun Gothic"/>
+          <w:color w:val="843C0C"/>
+          <w:sz w:val="19"/>
+          <w:szCs w:val="19"/>
+        </w:rPr>
+        <w:t xml:space="preserve">★ 중요 — episodes.jsonl의 instruction 필드는 쓸 수 없다: 8,949개 에피소드의 instruction이 전부 똑같은 한 문장("the robot uses its right hand to hold the eraser ... wipe the desk ...")으로 채워져 있다. 즉 에피소드별 지시문은 사실상 없으며, 데이터 생성 과정의 오류로 보인다. 언어 라벨이 필요하면 각 에피소드의 task_index로 tasks.jsonl을 조회해 태스크 이름·설명을 써야 한다 (task_index 자체는 246종이 정상적으로 분포).</w:t>
       </w:r>
     </w:p>
     <w:p>
@@ -13116,6 +13300,24 @@
           <w:sz w:val="20"/>
           <w:szCs w:val="20"/>
         </w:rPr>
+        <w:t xml:space="preserve">에피소드별 instruction 필드가 전부 동일한 값이다 — 언어 라벨은 task_index로 tasks.jsonl을 조회해 사용한다.</w:t>
+      </w:r>
+    </w:p>
+    <w:p>
+      <w:pPr>
+        <w:pStyle w:val="ListParagraph"/>
+        <w:numPr>
+          <w:ilvl w:val="0"/>
+          <w:numId w:val="2"/>
+        </w:numPr>
+        <w:spacing w:after="70"/>
+      </w:pPr>
+      <w:r>
+        <w:rPr>
+          <w:rFonts w:ascii="Malgun Gothic" w:cs="Malgun Gothic" w:eastAsia="Malgun Gothic" w:hAnsi="Malgun Gothic"/>
+          <w:sz w:val="20"/>
+          <w:szCs w:val="20"/>
+        </w:rPr>
         <w:t xml:space="preserve">에피소드 목록은 반드시 episodes.jsonl 기준으로 만든다 — 파일 목록으로 만들면 제외된 5개가 섞인다.</w:t>
       </w:r>
     </w:p>
@@ -13504,7 +13706,7 @@
                 <w:sz w:val="18"/>
                 <w:szCs w:val="18"/>
               </w:rPr>
-              <w:t xml:space="preserve">두 데이터셋 모두 자연어 라벨 보유. 특히 Humanoid Everyday는 에피소드별 상세 지시문이 있어 VLA 계열 학습에 즉시 사용 가능.</w:t>
+              <w:t xml:space="preserve">두 데이터셋 모두 자연어 라벨 보유. Humanoid Everyday는 246종 태스크에 상세 설명이 붙어 있어 VLA 계열 학습에 사용 가능하다. 단 에피소드별 instruction 필드는 값이 깨져 있으므로 task_index로 조회해 써야 한다.</w:t>
             </w:r>
           </w:p>
         </w:tc>
